--- a/Документация/План.docx
+++ b/Документация/План.docx
@@ -44,13 +44,8 @@
         </w:numPr>
       </w:pPr>
       <w:r>
-        <w:t xml:space="preserve">Подключение к </w:t>
-      </w:r>
-      <w:proofErr w:type="spellStart"/>
-      <w:r>
-        <w:t>PostgreSQL</w:t>
-      </w:r>
-      <w:proofErr w:type="spellEnd"/>
+        <w:t>Подключение к PostgreSQL</w:t>
+      </w:r>
     </w:p>
     <w:p>
       <w:pPr>
@@ -230,133 +225,102 @@
           <w:b/>
           <w:bCs/>
         </w:rPr>
-        <w:t>3. Визуализация прогресса</w:t>
-      </w:r>
-    </w:p>
-    <w:p>
-      <w:pPr>
-        <w:numPr>
-          <w:ilvl w:val="0"/>
-          <w:numId w:val="4"/>
-        </w:numPr>
-      </w:pPr>
-      <w:r>
-        <w:t>Графики прогресса по упражнениям</w:t>
-      </w:r>
-    </w:p>
-    <w:p>
-      <w:pPr>
-        <w:numPr>
-          <w:ilvl w:val="0"/>
-          <w:numId w:val="4"/>
-        </w:numPr>
-      </w:pPr>
-      <w:r>
-        <w:t>Динамика изменения рабочего веса</w:t>
-      </w:r>
-    </w:p>
-    <w:p>
-      <w:pPr>
-        <w:numPr>
-          <w:ilvl w:val="0"/>
-          <w:numId w:val="4"/>
-        </w:numPr>
-      </w:pPr>
-      <w:r>
-        <w:t>Статистика по мышечным группам</w:t>
-      </w:r>
-    </w:p>
-    <w:p>
-      <w:pPr>
+        <w:t>2</w:t>
+      </w:r>
+      <w:r>
         <w:rPr>
           <w:b/>
           <w:bCs/>
         </w:rPr>
-      </w:pPr>
-      <w:r>
+        <w:t>. Визуализация прогресса</w:t>
+      </w:r>
+    </w:p>
+    <w:p>
+      <w:pPr>
+        <w:numPr>
+          <w:ilvl w:val="0"/>
+          <w:numId w:val="4"/>
+        </w:numPr>
+      </w:pPr>
+      <w:r>
+        <w:t>Графики прогресса по упражнениям</w:t>
+      </w:r>
+    </w:p>
+    <w:p>
+      <w:pPr>
+        <w:numPr>
+          <w:ilvl w:val="0"/>
+          <w:numId w:val="4"/>
+        </w:numPr>
+      </w:pPr>
+      <w:r>
+        <w:t>Динамика изменения рабочего веса</w:t>
+      </w:r>
+    </w:p>
+    <w:p>
+      <w:pPr>
+        <w:numPr>
+          <w:ilvl w:val="0"/>
+          <w:numId w:val="4"/>
+        </w:numPr>
+      </w:pPr>
+      <w:r>
+        <w:t>Статистика по мышечным группам</w:t>
+      </w:r>
+    </w:p>
+    <w:p>
+      <w:pPr>
         <w:rPr>
           <w:b/>
           <w:bCs/>
         </w:rPr>
-        <w:t>4. Управление профилем</w:t>
-      </w:r>
-    </w:p>
-    <w:p>
-      <w:pPr>
-        <w:numPr>
-          <w:ilvl w:val="0"/>
-          <w:numId w:val="5"/>
-        </w:numPr>
-      </w:pPr>
-      <w:r>
-        <w:t>Редактирование профиля (изменение веса, роста)</w:t>
-      </w:r>
-    </w:p>
-    <w:p>
-      <w:pPr>
-        <w:numPr>
-          <w:ilvl w:val="0"/>
-          <w:numId w:val="5"/>
-        </w:numPr>
-      </w:pPr>
-      <w:r>
-        <w:t>Отслеживание изменения параметров тела</w:t>
-      </w:r>
-    </w:p>
-    <w:p>
-      <w:pPr>
+      </w:pPr>
+      <w:r>
         <w:rPr>
           <w:b/>
           <w:bCs/>
         </w:rPr>
-      </w:pPr>
+        <w:t>3</w:t>
+      </w:r>
       <w:r>
         <w:rPr>
           <w:b/>
           <w:bCs/>
         </w:rPr>
-        <w:t>5. Управление тренировками</w:t>
-      </w:r>
-    </w:p>
-    <w:p>
-      <w:pPr>
-        <w:numPr>
-          <w:ilvl w:val="0"/>
-          <w:numId w:val="6"/>
-        </w:numPr>
-      </w:pPr>
-      <w:r>
-        <w:t>Пропуск тренировки (статус "</w:t>
-      </w:r>
-      <w:proofErr w:type="spellStart"/>
-      <w:r>
-        <w:t>skipped</w:t>
-      </w:r>
-      <w:proofErr w:type="spellEnd"/>
-      <w:r>
-        <w:t>")</w:t>
-      </w:r>
-    </w:p>
-    <w:p>
-      <w:pPr>
-        <w:numPr>
-          <w:ilvl w:val="0"/>
-          <w:numId w:val="6"/>
-        </w:numPr>
-      </w:pPr>
-      <w:r>
-        <w:t>Перенос тренировки на другую дату/время</w:t>
-      </w:r>
-    </w:p>
-    <w:p>
-      <w:pPr>
-        <w:numPr>
-          <w:ilvl w:val="0"/>
-          <w:numId w:val="6"/>
-        </w:numPr>
-      </w:pPr>
-      <w:r>
-        <w:t>Просмотр конкретной тренировки с деталями</w:t>
+        <w:t>. Управление профилем</w:t>
+      </w:r>
+    </w:p>
+    <w:p>
+      <w:pPr>
+        <w:numPr>
+          <w:ilvl w:val="0"/>
+          <w:numId w:val="5"/>
+        </w:numPr>
+      </w:pPr>
+      <w:r>
+        <w:t>Редактирование профиля (изменение веса, роста)</w:t>
+      </w:r>
+    </w:p>
+    <w:p>
+      <w:pPr>
+        <w:numPr>
+          <w:ilvl w:val="0"/>
+          <w:numId w:val="5"/>
+        </w:numPr>
+      </w:pPr>
+      <w:r>
+        <w:t>Отслеживание изменения параметров тела</w:t>
+      </w:r>
+    </w:p>
+    <w:p>
+      <w:pPr>
+        <w:numPr>
+          <w:ilvl w:val="0"/>
+          <w:numId w:val="5"/>
+        </w:numPr>
+      </w:pPr>
+      <w:r>
+        <w:t>Установка времени начала каждой тренировки (например, установив на 18.00, все созданные тренировки и те которые ещё будут создана станут начинаться в 18.00)</w:t>
       </w:r>
     </w:p>
     <w:p>
@@ -371,160 +335,216 @@
           <w:b/>
           <w:bCs/>
         </w:rPr>
-        <w:t>6. Упражнения</w:t>
-      </w:r>
-    </w:p>
-    <w:p>
-      <w:pPr>
-        <w:numPr>
-          <w:ilvl w:val="0"/>
-          <w:numId w:val="7"/>
-        </w:numPr>
-      </w:pPr>
-      <w:r>
-        <w:t>Добавление пользовательских упражнений</w:t>
-      </w:r>
-    </w:p>
-    <w:p>
-      <w:pPr>
-        <w:numPr>
-          <w:ilvl w:val="0"/>
-          <w:numId w:val="7"/>
-        </w:numPr>
-      </w:pPr>
-      <w:r>
-        <w:t>Замена упражнений в программе</w:t>
-      </w:r>
-    </w:p>
-    <w:p>
-      <w:pPr>
+        <w:t>6</w:t>
+      </w:r>
+      <w:r>
         <w:rPr>
           <w:b/>
           <w:bCs/>
         </w:rPr>
-      </w:pPr>
-      <w:r>
+        <w:t>. Управление тренировками</w:t>
+      </w:r>
+    </w:p>
+    <w:p>
+      <w:pPr>
+        <w:numPr>
+          <w:ilvl w:val="0"/>
+          <w:numId w:val="6"/>
+        </w:numPr>
+      </w:pPr>
+      <w:r>
+        <w:t>Пропуск тренировки (статус "skipped")</w:t>
+      </w:r>
+    </w:p>
+    <w:p>
+      <w:pPr>
+        <w:numPr>
+          <w:ilvl w:val="0"/>
+          <w:numId w:val="6"/>
+        </w:numPr>
+      </w:pPr>
+      <w:r>
+        <w:t>Перенос тренировки на другую дату/время</w:t>
+      </w:r>
+      <w:r>
+        <w:t xml:space="preserve"> (на любую дату)</w:t>
+      </w:r>
+    </w:p>
+    <w:p>
+      <w:pPr>
+        <w:numPr>
+          <w:ilvl w:val="0"/>
+          <w:numId w:val="6"/>
+        </w:numPr>
+      </w:pPr>
+      <w:r>
+        <w:t>Просмотр конкретной тренировки с деталями</w:t>
+      </w:r>
+    </w:p>
+    <w:p>
+      <w:pPr>
+        <w:numPr>
+          <w:ilvl w:val="0"/>
+          <w:numId w:val="6"/>
+        </w:numPr>
+      </w:pPr>
+      <w:r>
+        <w:t xml:space="preserve">Изменение тройки недельной тренировки с </w:t>
+      </w:r>
+      <w:r>
+        <w:rPr>
+          <w:lang w:val="en-US"/>
+        </w:rPr>
+        <w:t>full</w:t>
+      </w:r>
+      <w:r>
+        <w:t>-</w:t>
+      </w:r>
+      <w:r>
+        <w:rPr>
+          <w:lang w:val="en-US"/>
+        </w:rPr>
+        <w:t>body</w:t>
+      </w:r>
+      <w:r>
+        <w:t xml:space="preserve"> на тренировки: грудь (+ доп. плечи и пресс), спина (+ доп. руки и пресс) и ноги (+ доп. пресс)</w:t>
+      </w:r>
+    </w:p>
+    <w:p>
+      <w:pPr>
         <w:rPr>
           <w:b/>
           <w:bCs/>
         </w:rPr>
-        <w:t xml:space="preserve">7. </w:t>
-      </w:r>
-      <w:proofErr w:type="spellStart"/>
+      </w:pPr>
       <w:r>
         <w:rPr>
           <w:b/>
           <w:bCs/>
         </w:rPr>
-        <w:t>Docker</w:t>
-      </w:r>
-      <w:proofErr w:type="spellEnd"/>
-      <w:r>
+        <w:t>6. Упражнения</w:t>
+      </w:r>
+    </w:p>
+    <w:p>
+      <w:pPr>
+        <w:numPr>
+          <w:ilvl w:val="0"/>
+          <w:numId w:val="7"/>
+        </w:numPr>
+      </w:pPr>
+      <w:r>
+        <w:t>Добавление пользовательских упражнений</w:t>
+      </w:r>
+    </w:p>
+    <w:p>
+      <w:pPr>
+        <w:numPr>
+          <w:ilvl w:val="0"/>
+          <w:numId w:val="7"/>
+        </w:numPr>
+      </w:pPr>
+      <w:r>
+        <w:lastRenderedPageBreak/>
+        <w:t>Замена упражнений в программе</w:t>
+      </w:r>
+    </w:p>
+    <w:p>
+      <w:pPr>
         <w:rPr>
           <w:b/>
           <w:bCs/>
         </w:rPr>
-        <w:t xml:space="preserve"> (планировалось на финал)</w:t>
-      </w:r>
-    </w:p>
-    <w:p>
-      <w:pPr>
-        <w:numPr>
-          <w:ilvl w:val="0"/>
-          <w:numId w:val="8"/>
-        </w:numPr>
-      </w:pPr>
-      <w:proofErr w:type="spellStart"/>
-      <w:r>
-        <w:t>Dockerfile</w:t>
-      </w:r>
-      <w:proofErr w:type="spellEnd"/>
-      <w:r>
-        <w:t xml:space="preserve"> для приложения</w:t>
-      </w:r>
-    </w:p>
-    <w:p>
-      <w:pPr>
-        <w:numPr>
-          <w:ilvl w:val="0"/>
-          <w:numId w:val="8"/>
-        </w:numPr>
-      </w:pPr>
-      <w:proofErr w:type="spellStart"/>
-      <w:r>
-        <w:lastRenderedPageBreak/>
-        <w:t>docker-compose.yml</w:t>
-      </w:r>
-      <w:proofErr w:type="spellEnd"/>
-      <w:r>
-        <w:t xml:space="preserve"> с </w:t>
-      </w:r>
-      <w:proofErr w:type="spellStart"/>
-      <w:r>
-        <w:t>PostgreSQL</w:t>
-      </w:r>
-      <w:proofErr w:type="spellEnd"/>
-    </w:p>
-    <w:p>
-      <w:pPr>
+      </w:pPr>
+      <w:r>
         <w:rPr>
           <w:b/>
           <w:bCs/>
         </w:rPr>
-      </w:pPr>
-      <w:r>
+        <w:t>7. Docker (планировалось на финал)</w:t>
+      </w:r>
+    </w:p>
+    <w:p>
+      <w:pPr>
+        <w:numPr>
+          <w:ilvl w:val="0"/>
+          <w:numId w:val="8"/>
+        </w:numPr>
+      </w:pPr>
+      <w:r>
+        <w:t>Dockerfile для приложения</w:t>
+      </w:r>
+    </w:p>
+    <w:p>
+      <w:pPr>
+        <w:numPr>
+          <w:ilvl w:val="0"/>
+          <w:numId w:val="8"/>
+        </w:numPr>
+      </w:pPr>
+      <w:r>
+        <w:t>docker-compose.yml с PostgreSQL</w:t>
+      </w:r>
+    </w:p>
+    <w:p>
+      <w:pPr>
         <w:rPr>
           <w:b/>
           <w:bCs/>
         </w:rPr>
-        <w:t>8. Улучшения UI/UX</w:t>
-      </w:r>
-    </w:p>
-    <w:p>
-      <w:pPr>
-        <w:numPr>
-          <w:ilvl w:val="0"/>
-          <w:numId w:val="9"/>
-        </w:numPr>
-      </w:pPr>
-      <w:r>
-        <w:t>Уведомления о тренировках</w:t>
-      </w:r>
-    </w:p>
-    <w:p>
-      <w:pPr>
-        <w:numPr>
-          <w:ilvl w:val="0"/>
-          <w:numId w:val="9"/>
-        </w:numPr>
-      </w:pPr>
-      <w:r>
-        <w:t>Улучшенная валидация форм</w:t>
-      </w:r>
-    </w:p>
-    <w:p>
-      <w:pPr>
-        <w:numPr>
-          <w:ilvl w:val="0"/>
-          <w:numId w:val="9"/>
-        </w:numPr>
-      </w:pPr>
-      <w:r>
-        <w:t>Адаптивность под мобильные устройства</w:t>
-      </w:r>
-    </w:p>
-    <w:p>
-      <w:pPr>
+      </w:pPr>
+      <w:r>
         <w:rPr>
           <w:b/>
           <w:bCs/>
         </w:rPr>
-      </w:pPr>
-      <w:r>
+        <w:t>8. Улучшения UI/UX</w:t>
+      </w:r>
+    </w:p>
+    <w:p>
+      <w:pPr>
+        <w:numPr>
+          <w:ilvl w:val="0"/>
+          <w:numId w:val="9"/>
+        </w:numPr>
+      </w:pPr>
+      <w:r>
+        <w:t>Уведомления о тренировках</w:t>
+      </w:r>
+    </w:p>
+    <w:p>
+      <w:pPr>
+        <w:numPr>
+          <w:ilvl w:val="0"/>
+          <w:numId w:val="9"/>
+        </w:numPr>
+      </w:pPr>
+      <w:r>
+        <w:t>Улучшенная валидация форм</w:t>
+      </w:r>
+    </w:p>
+    <w:p>
+      <w:pPr>
+        <w:numPr>
+          <w:ilvl w:val="0"/>
+          <w:numId w:val="9"/>
+        </w:numPr>
+      </w:pPr>
+      <w:r>
+        <w:t>Адаптивность под мобильные устройства</w:t>
+      </w:r>
+    </w:p>
+    <w:p>
+      <w:pPr>
         <w:rPr>
           <w:b/>
           <w:bCs/>
         </w:rPr>
+      </w:pPr>
+      <w:r>
+        <w:rPr>
+          <w:b/>
+          <w:bCs/>
+        </w:rPr>
         <w:t>9. Тестирование и документация</w:t>
       </w:r>
     </w:p>
@@ -564,7 +584,7 @@
     <w:p>
       <w:r>
         <w:pict w14:anchorId="10164C23">
-          <v:rect id="_x0000_i1031" style="width:0;height:1.5pt" o:hralign="center" o:hrstd="t" o:hr="t" fillcolor="#a0a0a0" stroked="f"/>
+          <v:rect id="_x0000_i1025" style="width:0;height:1.5pt" o:hralign="center" o:hrstd="t" o:hr="t" fillcolor="#a0a0a0" stroked="f"/>
         </w:pict>
       </w:r>
     </w:p>
@@ -608,7 +628,7 @@
         </w:numPr>
       </w:pPr>
       <w:r>
-        <w:t>Исправление текущих багов (даты, таймер)</w:t>
+        <w:t>Исправление текущих багов</w:t>
       </w:r>
     </w:p>
     <w:p>
@@ -631,6 +651,38 @@
       </w:pPr>
       <w:r>
         <w:t>Визуализация прогресса (графики)</w:t>
+      </w:r>
+    </w:p>
+    <w:p>
+      <w:pPr>
+        <w:numPr>
+          <w:ilvl w:val="0"/>
+          <w:numId w:val="11"/>
+        </w:numPr>
+      </w:pPr>
+      <w:r>
+        <w:t xml:space="preserve">Изменение тренировок с </w:t>
+      </w:r>
+      <w:r>
+        <w:rPr>
+          <w:lang w:val="en-US"/>
+        </w:rPr>
+        <w:t>full</w:t>
+      </w:r>
+      <w:r>
+        <w:t>-</w:t>
+      </w:r>
+      <w:r>
+        <w:rPr>
+          <w:lang w:val="en-US"/>
+        </w:rPr>
+        <w:t>body</w:t>
+      </w:r>
+      <w:r>
+        <w:t xml:space="preserve"> </w:t>
+      </w:r>
+      <w:r>
+        <w:t>на побелее структурированную тройку: грудь, спина, ноги</w:t>
       </w:r>
     </w:p>
     <w:p>
@@ -671,13 +723,8 @@
       <w:r>
         <w:t xml:space="preserve"> 11. </w:t>
       </w:r>
-      <w:proofErr w:type="spellStart"/>
-      <w:r>
-        <w:t>Docker</w:t>
-      </w:r>
-      <w:proofErr w:type="spellEnd"/>
-      <w:r>
-        <w:t>-контейнеризация</w:t>
+      <w:r>
+        <w:t>Docker-контейнеризация</w:t>
       </w:r>
     </w:p>
     <w:p/>
@@ -2815,6 +2862,7 @@
   <w:style w:type="character" w:default="1" w:styleId="a0">
     <w:name w:val="Default Paragraph Font"/>
     <w:uiPriority w:val="1"/>
+    <w:semiHidden/>
     <w:unhideWhenUsed/>
   </w:style>
   <w:style w:type="table" w:default="1" w:styleId="a1">

--- a/Документация/План.docx
+++ b/Документация/План.docx
@@ -5,8 +5,11 @@
     <w:p>
       <w:pPr>
         <w:rPr>
-          <w:b/>
-          <w:bCs/>
+          <w:rFonts w:asciiTheme="majorHAnsi" w:hAnsiTheme="majorHAnsi" w:cstheme="majorHAnsi"/>
+          <w:b/>
+          <w:bCs/>
+          <w:sz w:val="20"/>
+          <w:szCs w:val="20"/>
         </w:rPr>
       </w:pPr>
       <w:r>
@@ -14,132 +17,555 @@
           <w:rFonts w:ascii="Segoe UI Emoji" w:hAnsi="Segoe UI Emoji" w:cs="Segoe UI Emoji"/>
           <w:b/>
           <w:bCs/>
+          <w:sz w:val="20"/>
+          <w:szCs w:val="20"/>
+        </w:rPr>
+        <w:t>📋</w:t>
+      </w:r>
+      <w:r>
+        <w:rPr>
+          <w:rFonts w:asciiTheme="majorHAnsi" w:hAnsiTheme="majorHAnsi" w:cstheme="majorHAnsi"/>
+          <w:b/>
+          <w:bCs/>
+          <w:sz w:val="20"/>
+          <w:szCs w:val="20"/>
+        </w:rPr>
+        <w:t xml:space="preserve"> ОТЧЁТ О СОСТОЯНИИ ПРОЕКТА </w:t>
+      </w:r>
+      <w:proofErr w:type="spellStart"/>
+      <w:r>
+        <w:rPr>
+          <w:rFonts w:asciiTheme="majorHAnsi" w:hAnsiTheme="majorHAnsi" w:cstheme="majorHAnsi"/>
+          <w:b/>
+          <w:bCs/>
+          <w:sz w:val="20"/>
+          <w:szCs w:val="20"/>
+        </w:rPr>
+        <w:t>FitMaster</w:t>
+      </w:r>
+      <w:proofErr w:type="spellEnd"/>
+    </w:p>
+    <w:p>
+      <w:pPr>
+        <w:rPr>
+          <w:rFonts w:asciiTheme="majorHAnsi" w:hAnsiTheme="majorHAnsi" w:cstheme="majorHAnsi"/>
+          <w:b/>
+          <w:bCs/>
+          <w:sz w:val="20"/>
+          <w:szCs w:val="20"/>
+        </w:rPr>
+      </w:pPr>
+      <w:r>
+        <w:rPr>
+          <w:rFonts w:ascii="Segoe UI Emoji" w:hAnsi="Segoe UI Emoji" w:cs="Segoe UI Emoji"/>
+          <w:b/>
+          <w:bCs/>
+          <w:sz w:val="20"/>
+          <w:szCs w:val="20"/>
         </w:rPr>
         <w:t>✅</w:t>
       </w:r>
       <w:r>
         <w:rPr>
-          <w:b/>
-          <w:bCs/>
-        </w:rPr>
-        <w:t xml:space="preserve"> Уже реализовано:</w:t>
+          <w:rFonts w:asciiTheme="majorHAnsi" w:hAnsiTheme="majorHAnsi" w:cstheme="majorHAnsi"/>
+          <w:b/>
+          <w:bCs/>
+          <w:sz w:val="20"/>
+          <w:szCs w:val="20"/>
+        </w:rPr>
+        <w:t xml:space="preserve"> УЖЕ РЕАЛИЗОВАНО:</w:t>
+      </w:r>
+    </w:p>
+    <w:p>
+      <w:pPr>
+        <w:rPr>
+          <w:rFonts w:asciiTheme="majorHAnsi" w:hAnsiTheme="majorHAnsi" w:cstheme="majorHAnsi"/>
+          <w:b/>
+          <w:bCs/>
+          <w:sz w:val="20"/>
+          <w:szCs w:val="20"/>
+        </w:rPr>
+      </w:pPr>
+      <w:r>
+        <w:rPr>
+          <w:rFonts w:asciiTheme="majorHAnsi" w:hAnsiTheme="majorHAnsi" w:cstheme="majorHAnsi"/>
+          <w:b/>
+          <w:bCs/>
+          <w:sz w:val="20"/>
+          <w:szCs w:val="20"/>
+        </w:rPr>
+        <w:t>1. Регистрация и авторизация пользователей</w:t>
       </w:r>
     </w:p>
     <w:p>
       <w:pPr>
         <w:numPr>
           <w:ilvl w:val="0"/>
-          <w:numId w:val="1"/>
+          <w:numId w:val="13"/>
         </w:numPr>
-      </w:pPr>
-      <w:r>
-        <w:t>Регистрация и вход пользователей</w:t>
+        <w:rPr>
+          <w:rFonts w:asciiTheme="majorHAnsi" w:hAnsiTheme="majorHAnsi" w:cstheme="majorHAnsi"/>
+          <w:b/>
+          <w:bCs/>
+          <w:sz w:val="20"/>
+          <w:szCs w:val="20"/>
+        </w:rPr>
+      </w:pPr>
+      <w:r>
+        <w:rPr>
+          <w:rFonts w:ascii="Segoe UI Emoji" w:hAnsi="Segoe UI Emoji" w:cs="Segoe UI Emoji"/>
+          <w:b/>
+          <w:bCs/>
+          <w:sz w:val="20"/>
+          <w:szCs w:val="20"/>
+        </w:rPr>
+        <w:t>✅</w:t>
+      </w:r>
+      <w:r>
+        <w:rPr>
+          <w:rFonts w:asciiTheme="majorHAnsi" w:hAnsiTheme="majorHAnsi" w:cstheme="majorHAnsi"/>
+          <w:b/>
+          <w:bCs/>
+          <w:sz w:val="20"/>
+          <w:szCs w:val="20"/>
+        </w:rPr>
+        <w:t xml:space="preserve"> Регистрация с валидацией данных</w:t>
       </w:r>
     </w:p>
     <w:p>
       <w:pPr>
         <w:numPr>
           <w:ilvl w:val="0"/>
-          <w:numId w:val="1"/>
+          <w:numId w:val="13"/>
         </w:numPr>
-      </w:pPr>
-      <w:r>
-        <w:t>Подключение к PostgreSQL</w:t>
+        <w:rPr>
+          <w:rFonts w:asciiTheme="majorHAnsi" w:hAnsiTheme="majorHAnsi" w:cstheme="majorHAnsi"/>
+          <w:b/>
+          <w:bCs/>
+          <w:sz w:val="20"/>
+          <w:szCs w:val="20"/>
+        </w:rPr>
+      </w:pPr>
+      <w:r>
+        <w:rPr>
+          <w:rFonts w:ascii="Segoe UI Emoji" w:hAnsi="Segoe UI Emoji" w:cs="Segoe UI Emoji"/>
+          <w:b/>
+          <w:bCs/>
+          <w:sz w:val="20"/>
+          <w:szCs w:val="20"/>
+        </w:rPr>
+        <w:t>✅</w:t>
+      </w:r>
+      <w:r>
+        <w:rPr>
+          <w:rFonts w:asciiTheme="majorHAnsi" w:hAnsiTheme="majorHAnsi" w:cstheme="majorHAnsi"/>
+          <w:b/>
+          <w:bCs/>
+          <w:sz w:val="20"/>
+          <w:szCs w:val="20"/>
+        </w:rPr>
+        <w:t xml:space="preserve"> Вход по </w:t>
+      </w:r>
+      <w:proofErr w:type="spellStart"/>
+      <w:r>
+        <w:rPr>
+          <w:rFonts w:asciiTheme="majorHAnsi" w:hAnsiTheme="majorHAnsi" w:cstheme="majorHAnsi"/>
+          <w:b/>
+          <w:bCs/>
+          <w:sz w:val="20"/>
+          <w:szCs w:val="20"/>
+        </w:rPr>
+        <w:t>email</w:t>
+      </w:r>
+      <w:proofErr w:type="spellEnd"/>
+      <w:r>
+        <w:rPr>
+          <w:rFonts w:asciiTheme="majorHAnsi" w:hAnsiTheme="majorHAnsi" w:cstheme="majorHAnsi"/>
+          <w:b/>
+          <w:bCs/>
+          <w:sz w:val="20"/>
+          <w:szCs w:val="20"/>
+        </w:rPr>
+        <w:t xml:space="preserve"> и паролю</w:t>
       </w:r>
     </w:p>
     <w:p>
       <w:pPr>
         <w:numPr>
           <w:ilvl w:val="0"/>
-          <w:numId w:val="1"/>
+          <w:numId w:val="13"/>
         </w:numPr>
-      </w:pPr>
-      <w:r>
-        <w:t>Личный кабинет с предстоящими тренировками</w:t>
+        <w:rPr>
+          <w:rFonts w:asciiTheme="majorHAnsi" w:hAnsiTheme="majorHAnsi" w:cstheme="majorHAnsi"/>
+          <w:b/>
+          <w:bCs/>
+          <w:sz w:val="20"/>
+          <w:szCs w:val="20"/>
+        </w:rPr>
+      </w:pPr>
+      <w:r>
+        <w:rPr>
+          <w:rFonts w:ascii="Segoe UI Emoji" w:hAnsi="Segoe UI Emoji" w:cs="Segoe UI Emoji"/>
+          <w:b/>
+          <w:bCs/>
+          <w:sz w:val="20"/>
+          <w:szCs w:val="20"/>
+        </w:rPr>
+        <w:t>✅</w:t>
+      </w:r>
+      <w:r>
+        <w:rPr>
+          <w:rFonts w:asciiTheme="majorHAnsi" w:hAnsiTheme="majorHAnsi" w:cstheme="majorHAnsi"/>
+          <w:b/>
+          <w:bCs/>
+          <w:sz w:val="20"/>
+          <w:szCs w:val="20"/>
+        </w:rPr>
+        <w:t xml:space="preserve"> JWT-токены для аутентификации</w:t>
       </w:r>
     </w:p>
     <w:p>
       <w:pPr>
         <w:numPr>
           <w:ilvl w:val="0"/>
-          <w:numId w:val="1"/>
+          <w:numId w:val="13"/>
         </w:numPr>
-      </w:pPr>
-      <w:r>
-        <w:t>Генерация базовой программы (Full Body, 3 раза в неделю)</w:t>
-      </w:r>
+        <w:rPr>
+          <w:rFonts w:asciiTheme="majorHAnsi" w:hAnsiTheme="majorHAnsi" w:cstheme="majorHAnsi"/>
+          <w:b/>
+          <w:bCs/>
+          <w:sz w:val="20"/>
+          <w:szCs w:val="20"/>
+        </w:rPr>
+      </w:pPr>
+      <w:r>
+        <w:rPr>
+          <w:rFonts w:ascii="Segoe UI Emoji" w:hAnsi="Segoe UI Emoji" w:cs="Segoe UI Emoji"/>
+          <w:b/>
+          <w:bCs/>
+          <w:sz w:val="20"/>
+          <w:szCs w:val="20"/>
+        </w:rPr>
+        <w:t>✅</w:t>
+      </w:r>
+      <w:r>
+        <w:rPr>
+          <w:rFonts w:asciiTheme="majorHAnsi" w:hAnsiTheme="majorHAnsi" w:cstheme="majorHAnsi"/>
+          <w:b/>
+          <w:bCs/>
+          <w:sz w:val="20"/>
+          <w:szCs w:val="20"/>
+        </w:rPr>
+        <w:t xml:space="preserve"> </w:t>
+      </w:r>
+      <w:proofErr w:type="spellStart"/>
+      <w:r>
+        <w:rPr>
+          <w:rFonts w:asciiTheme="majorHAnsi" w:hAnsiTheme="majorHAnsi" w:cstheme="majorHAnsi"/>
+          <w:b/>
+          <w:bCs/>
+          <w:sz w:val="20"/>
+          <w:szCs w:val="20"/>
+        </w:rPr>
+        <w:t>Middleware</w:t>
+      </w:r>
+      <w:proofErr w:type="spellEnd"/>
+      <w:r>
+        <w:rPr>
+          <w:rFonts w:asciiTheme="majorHAnsi" w:hAnsiTheme="majorHAnsi" w:cstheme="majorHAnsi"/>
+          <w:b/>
+          <w:bCs/>
+          <w:sz w:val="20"/>
+          <w:szCs w:val="20"/>
+        </w:rPr>
+        <w:t xml:space="preserve"> для защиты маршрутов</w:t>
+      </w:r>
+    </w:p>
+    <w:p>
+      <w:pPr>
+        <w:rPr>
+          <w:rFonts w:asciiTheme="majorHAnsi" w:hAnsiTheme="majorHAnsi" w:cstheme="majorHAnsi"/>
+          <w:b/>
+          <w:bCs/>
+          <w:sz w:val="20"/>
+          <w:szCs w:val="20"/>
+        </w:rPr>
+      </w:pPr>
+      <w:r>
+        <w:rPr>
+          <w:rFonts w:asciiTheme="majorHAnsi" w:hAnsiTheme="majorHAnsi" w:cstheme="majorHAnsi"/>
+          <w:b/>
+          <w:bCs/>
+          <w:sz w:val="20"/>
+          <w:szCs w:val="20"/>
+        </w:rPr>
+        <w:t xml:space="preserve">2. База данных </w:t>
+      </w:r>
+      <w:proofErr w:type="spellStart"/>
+      <w:r>
+        <w:rPr>
+          <w:rFonts w:asciiTheme="majorHAnsi" w:hAnsiTheme="majorHAnsi" w:cstheme="majorHAnsi"/>
+          <w:b/>
+          <w:bCs/>
+          <w:sz w:val="20"/>
+          <w:szCs w:val="20"/>
+        </w:rPr>
+        <w:t>PostgreSQL</w:t>
+      </w:r>
+      <w:proofErr w:type="spellEnd"/>
     </w:p>
     <w:p>
       <w:pPr>
         <w:numPr>
           <w:ilvl w:val="0"/>
-          <w:numId w:val="1"/>
+          <w:numId w:val="14"/>
         </w:numPr>
-      </w:pPr>
-      <w:r>
-        <w:t>Дневник тренировок с таймером отдыха</w:t>
+        <w:rPr>
+          <w:rFonts w:asciiTheme="majorHAnsi" w:hAnsiTheme="majorHAnsi" w:cstheme="majorHAnsi"/>
+          <w:b/>
+          <w:bCs/>
+          <w:sz w:val="20"/>
+          <w:szCs w:val="20"/>
+        </w:rPr>
+      </w:pPr>
+      <w:r>
+        <w:rPr>
+          <w:rFonts w:ascii="Segoe UI Emoji" w:hAnsi="Segoe UI Emoji" w:cs="Segoe UI Emoji"/>
+          <w:b/>
+          <w:bCs/>
+          <w:sz w:val="20"/>
+          <w:szCs w:val="20"/>
+        </w:rPr>
+        <w:t>✅</w:t>
+      </w:r>
+      <w:r>
+        <w:rPr>
+          <w:rFonts w:asciiTheme="majorHAnsi" w:hAnsiTheme="majorHAnsi" w:cstheme="majorHAnsi"/>
+          <w:b/>
+          <w:bCs/>
+          <w:sz w:val="20"/>
+          <w:szCs w:val="20"/>
+        </w:rPr>
+        <w:t xml:space="preserve"> Полная схема БД (7 таблиц)</w:t>
       </w:r>
     </w:p>
     <w:p>
       <w:pPr>
         <w:numPr>
           <w:ilvl w:val="0"/>
-          <w:numId w:val="1"/>
+          <w:numId w:val="14"/>
         </w:numPr>
-      </w:pPr>
-      <w:r>
-        <w:t>Ввод результатов подходов</w:t>
+        <w:rPr>
+          <w:rFonts w:asciiTheme="majorHAnsi" w:hAnsiTheme="majorHAnsi" w:cstheme="majorHAnsi"/>
+          <w:b/>
+          <w:bCs/>
+          <w:sz w:val="20"/>
+          <w:szCs w:val="20"/>
+        </w:rPr>
+      </w:pPr>
+      <w:r>
+        <w:rPr>
+          <w:rFonts w:ascii="Segoe UI Emoji" w:hAnsi="Segoe UI Emoji" w:cs="Segoe UI Emoji"/>
+          <w:b/>
+          <w:bCs/>
+          <w:sz w:val="20"/>
+          <w:szCs w:val="20"/>
+        </w:rPr>
+        <w:t>✅</w:t>
+      </w:r>
+      <w:r>
+        <w:rPr>
+          <w:rFonts w:asciiTheme="majorHAnsi" w:hAnsiTheme="majorHAnsi" w:cstheme="majorHAnsi"/>
+          <w:b/>
+          <w:bCs/>
+          <w:sz w:val="20"/>
+          <w:szCs w:val="20"/>
+        </w:rPr>
+        <w:t xml:space="preserve"> Подключение через </w:t>
+      </w:r>
+      <w:proofErr w:type="spellStart"/>
+      <w:r>
+        <w:rPr>
+          <w:rFonts w:asciiTheme="majorHAnsi" w:hAnsiTheme="majorHAnsi" w:cstheme="majorHAnsi"/>
+          <w:b/>
+          <w:bCs/>
+          <w:sz w:val="20"/>
+          <w:szCs w:val="20"/>
+        </w:rPr>
+        <w:t>pg</w:t>
+      </w:r>
+      <w:proofErr w:type="spellEnd"/>
+      <w:r>
+        <w:rPr>
+          <w:rFonts w:asciiTheme="majorHAnsi" w:hAnsiTheme="majorHAnsi" w:cstheme="majorHAnsi"/>
+          <w:b/>
+          <w:bCs/>
+          <w:sz w:val="20"/>
+          <w:szCs w:val="20"/>
+        </w:rPr>
+        <w:t xml:space="preserve"> (Pool)</w:t>
       </w:r>
     </w:p>
     <w:p>
       <w:pPr>
         <w:numPr>
           <w:ilvl w:val="0"/>
-          <w:numId w:val="1"/>
+          <w:numId w:val="14"/>
         </w:numPr>
-      </w:pPr>
-      <w:r>
-        <w:t>Базовая адаптация нагрузки (увеличение/уменьшение веса)</w:t>
+        <w:rPr>
+          <w:rFonts w:asciiTheme="majorHAnsi" w:hAnsiTheme="majorHAnsi" w:cstheme="majorHAnsi"/>
+          <w:b/>
+          <w:bCs/>
+          <w:sz w:val="20"/>
+          <w:szCs w:val="20"/>
+        </w:rPr>
+      </w:pPr>
+      <w:r>
+        <w:rPr>
+          <w:rFonts w:ascii="Segoe UI Emoji" w:hAnsi="Segoe UI Emoji" w:cs="Segoe UI Emoji"/>
+          <w:b/>
+          <w:bCs/>
+          <w:sz w:val="20"/>
+          <w:szCs w:val="20"/>
+        </w:rPr>
+        <w:t>✅</w:t>
+      </w:r>
+      <w:r>
+        <w:rPr>
+          <w:rFonts w:asciiTheme="majorHAnsi" w:hAnsiTheme="majorHAnsi" w:cstheme="majorHAnsi"/>
+          <w:b/>
+          <w:bCs/>
+          <w:sz w:val="20"/>
+          <w:szCs w:val="20"/>
+        </w:rPr>
+        <w:t xml:space="preserve"> Индексы для оптимизации</w:t>
       </w:r>
     </w:p>
     <w:p>
       <w:pPr>
         <w:numPr>
           <w:ilvl w:val="0"/>
-          <w:numId w:val="1"/>
+          <w:numId w:val="14"/>
         </w:numPr>
-      </w:pPr>
-      <w:r>
-        <w:t>Оценка самочувствия (1-5 звёзд)</w:t>
+        <w:rPr>
+          <w:rFonts w:asciiTheme="majorHAnsi" w:hAnsiTheme="majorHAnsi" w:cstheme="majorHAnsi"/>
+          <w:b/>
+          <w:bCs/>
+          <w:sz w:val="20"/>
+          <w:szCs w:val="20"/>
+        </w:rPr>
+      </w:pPr>
+      <w:r>
+        <w:rPr>
+          <w:rFonts w:ascii="Segoe UI Emoji" w:hAnsi="Segoe UI Emoji" w:cs="Segoe UI Emoji"/>
+          <w:b/>
+          <w:bCs/>
+          <w:sz w:val="20"/>
+          <w:szCs w:val="20"/>
+        </w:rPr>
+        <w:t>✅</w:t>
+      </w:r>
+      <w:r>
+        <w:rPr>
+          <w:rFonts w:asciiTheme="majorHAnsi" w:hAnsiTheme="majorHAnsi" w:cstheme="majorHAnsi"/>
+          <w:b/>
+          <w:bCs/>
+          <w:sz w:val="20"/>
+          <w:szCs w:val="20"/>
+        </w:rPr>
+        <w:t xml:space="preserve"> Базовые данные (упражнения, программа)</w:t>
+      </w:r>
+    </w:p>
+    <w:p>
+      <w:pPr>
+        <w:rPr>
+          <w:rFonts w:asciiTheme="majorHAnsi" w:hAnsiTheme="majorHAnsi" w:cstheme="majorHAnsi"/>
+          <w:b/>
+          <w:bCs/>
+          <w:sz w:val="20"/>
+          <w:szCs w:val="20"/>
+        </w:rPr>
+      </w:pPr>
+      <w:r>
+        <w:rPr>
+          <w:rFonts w:asciiTheme="majorHAnsi" w:hAnsiTheme="majorHAnsi" w:cstheme="majorHAnsi"/>
+          <w:b/>
+          <w:bCs/>
+          <w:sz w:val="20"/>
+          <w:szCs w:val="20"/>
+        </w:rPr>
+        <w:t>3. Личный кабинет (</w:t>
+      </w:r>
+      <w:proofErr w:type="spellStart"/>
+      <w:r>
+        <w:rPr>
+          <w:rFonts w:asciiTheme="majorHAnsi" w:hAnsiTheme="majorHAnsi" w:cstheme="majorHAnsi"/>
+          <w:b/>
+          <w:bCs/>
+          <w:sz w:val="20"/>
+          <w:szCs w:val="20"/>
+        </w:rPr>
+        <w:t>Dashboard</w:t>
+      </w:r>
+      <w:proofErr w:type="spellEnd"/>
+      <w:r>
+        <w:rPr>
+          <w:rFonts w:asciiTheme="majorHAnsi" w:hAnsiTheme="majorHAnsi" w:cstheme="majorHAnsi"/>
+          <w:b/>
+          <w:bCs/>
+          <w:sz w:val="20"/>
+          <w:szCs w:val="20"/>
+        </w:rPr>
+        <w:t>)</w:t>
       </w:r>
     </w:p>
     <w:p>
       <w:pPr>
         <w:numPr>
           <w:ilvl w:val="0"/>
-          <w:numId w:val="1"/>
+          <w:numId w:val="15"/>
         </w:numPr>
-      </w:pPr>
-      <w:r>
-        <w:t>История тренировок с комментариями</w:t>
+        <w:rPr>
+          <w:rFonts w:asciiTheme="majorHAnsi" w:hAnsiTheme="majorHAnsi" w:cstheme="majorHAnsi"/>
+          <w:b/>
+          <w:bCs/>
+          <w:sz w:val="20"/>
+          <w:szCs w:val="20"/>
+        </w:rPr>
+      </w:pPr>
+      <w:r>
+        <w:rPr>
+          <w:rFonts w:ascii="Segoe UI Emoji" w:hAnsi="Segoe UI Emoji" w:cs="Segoe UI Emoji"/>
+          <w:b/>
+          <w:bCs/>
+          <w:sz w:val="20"/>
+          <w:szCs w:val="20"/>
+        </w:rPr>
+        <w:t>✅</w:t>
+      </w:r>
+      <w:r>
+        <w:rPr>
+          <w:rFonts w:asciiTheme="majorHAnsi" w:hAnsiTheme="majorHAnsi" w:cstheme="majorHAnsi"/>
+          <w:b/>
+          <w:bCs/>
+          <w:sz w:val="20"/>
+          <w:szCs w:val="20"/>
+        </w:rPr>
+        <w:t xml:space="preserve"> Отображение предстоящих тренировок</w:t>
       </w:r>
     </w:p>
     <w:p>
       <w:pPr>
         <w:numPr>
           <w:ilvl w:val="0"/>
-          <w:numId w:val="1"/>
+          <w:numId w:val="15"/>
         </w:numPr>
-      </w:pPr>
-      <w:r>
-        <w:t>Socket.IO для реального времени</w:t>
-      </w:r>
-    </w:p>
-    <w:p>
-      <w:pPr>
-        <w:rPr>
-          <w:b/>
-          <w:bCs/>
+        <w:rPr>
+          <w:rFonts w:asciiTheme="majorHAnsi" w:hAnsiTheme="majorHAnsi" w:cstheme="majorHAnsi"/>
+          <w:b/>
+          <w:bCs/>
+          <w:sz w:val="20"/>
+          <w:szCs w:val="20"/>
         </w:rPr>
       </w:pPr>
       <w:r>
@@ -147,452 +573,955 @@
           <w:rFonts w:ascii="Segoe UI Emoji" w:hAnsi="Segoe UI Emoji" w:cs="Segoe UI Emoji"/>
           <w:b/>
           <w:bCs/>
-        </w:rPr>
-        <w:t>❌</w:t>
-      </w:r>
-      <w:r>
-        <w:rPr>
-          <w:b/>
-          <w:bCs/>
-        </w:rPr>
-        <w:t xml:space="preserve"> Осталось реализовать:</w:t>
-      </w:r>
-    </w:p>
-    <w:p>
-      <w:pPr>
-        <w:rPr>
-          <w:b/>
-          <w:bCs/>
-        </w:rPr>
-      </w:pPr>
-      <w:r>
-        <w:rPr>
-          <w:b/>
-          <w:bCs/>
-        </w:rPr>
-        <w:t>1</w:t>
-      </w:r>
-      <w:r>
-        <w:rPr>
-          <w:b/>
-          <w:bCs/>
-        </w:rPr>
-        <w:t>. Улучшение алгоритма адаптации</w:t>
+          <w:sz w:val="20"/>
+          <w:szCs w:val="20"/>
+        </w:rPr>
+        <w:t>✅</w:t>
+      </w:r>
+      <w:r>
+        <w:rPr>
+          <w:rFonts w:asciiTheme="majorHAnsi" w:hAnsiTheme="majorHAnsi" w:cstheme="majorHAnsi"/>
+          <w:b/>
+          <w:bCs/>
+          <w:sz w:val="20"/>
+          <w:szCs w:val="20"/>
+        </w:rPr>
+        <w:t xml:space="preserve"> Статистика (количество тренировок)</w:t>
       </w:r>
     </w:p>
     <w:p>
       <w:pPr>
         <w:numPr>
           <w:ilvl w:val="0"/>
-          <w:numId w:val="3"/>
+          <w:numId w:val="15"/>
         </w:numPr>
-      </w:pPr>
-      <w:r>
-        <w:t>Регрессионная функция для точного расчёта увеличения веса (сейчас упрощённо 5-10%)</w:t>
+        <w:rPr>
+          <w:rFonts w:asciiTheme="majorHAnsi" w:hAnsiTheme="majorHAnsi" w:cstheme="majorHAnsi"/>
+          <w:b/>
+          <w:bCs/>
+          <w:sz w:val="20"/>
+          <w:szCs w:val="20"/>
+        </w:rPr>
+      </w:pPr>
+      <w:r>
+        <w:rPr>
+          <w:rFonts w:ascii="Segoe UI Emoji" w:hAnsi="Segoe UI Emoji" w:cs="Segoe UI Emoji"/>
+          <w:b/>
+          <w:bCs/>
+          <w:sz w:val="20"/>
+          <w:szCs w:val="20"/>
+        </w:rPr>
+        <w:t>✅</w:t>
+      </w:r>
+      <w:r>
+        <w:rPr>
+          <w:rFonts w:asciiTheme="majorHAnsi" w:hAnsiTheme="majorHAnsi" w:cstheme="majorHAnsi"/>
+          <w:b/>
+          <w:bCs/>
+          <w:sz w:val="20"/>
+          <w:szCs w:val="20"/>
+        </w:rPr>
+        <w:t xml:space="preserve"> Автоматическая генерация тренировок (</w:t>
+      </w:r>
+      <w:proofErr w:type="spellStart"/>
+      <w:r>
+        <w:rPr>
+          <w:rFonts w:asciiTheme="majorHAnsi" w:hAnsiTheme="majorHAnsi" w:cstheme="majorHAnsi"/>
+          <w:b/>
+          <w:bCs/>
+          <w:sz w:val="20"/>
+          <w:szCs w:val="20"/>
+        </w:rPr>
+        <w:t>Пн</w:t>
+      </w:r>
+      <w:proofErr w:type="spellEnd"/>
+      <w:r>
+        <w:rPr>
+          <w:rFonts w:asciiTheme="majorHAnsi" w:hAnsiTheme="majorHAnsi" w:cstheme="majorHAnsi"/>
+          <w:b/>
+          <w:bCs/>
+          <w:sz w:val="20"/>
+          <w:szCs w:val="20"/>
+        </w:rPr>
+        <w:t>/Ср/</w:t>
+      </w:r>
+      <w:proofErr w:type="spellStart"/>
+      <w:r>
+        <w:rPr>
+          <w:rFonts w:asciiTheme="majorHAnsi" w:hAnsiTheme="majorHAnsi" w:cstheme="majorHAnsi"/>
+          <w:b/>
+          <w:bCs/>
+          <w:sz w:val="20"/>
+          <w:szCs w:val="20"/>
+        </w:rPr>
+        <w:t>Пт</w:t>
+      </w:r>
+      <w:proofErr w:type="spellEnd"/>
+      <w:r>
+        <w:rPr>
+          <w:rFonts w:asciiTheme="majorHAnsi" w:hAnsiTheme="majorHAnsi" w:cstheme="majorHAnsi"/>
+          <w:b/>
+          <w:bCs/>
+          <w:sz w:val="20"/>
+          <w:szCs w:val="20"/>
+        </w:rPr>
+        <w:t>)</w:t>
       </w:r>
     </w:p>
     <w:p>
       <w:pPr>
         <w:numPr>
           <w:ilvl w:val="0"/>
-          <w:numId w:val="3"/>
+          <w:numId w:val="15"/>
         </w:numPr>
-      </w:pPr>
-      <w:r>
-        <w:t>Предложение упражнений-аналогов при повторном невыполнении</w:t>
+        <w:rPr>
+          <w:rFonts w:asciiTheme="majorHAnsi" w:hAnsiTheme="majorHAnsi" w:cstheme="majorHAnsi"/>
+          <w:b/>
+          <w:bCs/>
+          <w:sz w:val="20"/>
+          <w:szCs w:val="20"/>
+        </w:rPr>
+      </w:pPr>
+      <w:r>
+        <w:rPr>
+          <w:rFonts w:ascii="Segoe UI Emoji" w:hAnsi="Segoe UI Emoji" w:cs="Segoe UI Emoji"/>
+          <w:b/>
+          <w:bCs/>
+          <w:sz w:val="20"/>
+          <w:szCs w:val="20"/>
+        </w:rPr>
+        <w:t>✅</w:t>
+      </w:r>
+      <w:r>
+        <w:rPr>
+          <w:rFonts w:asciiTheme="majorHAnsi" w:hAnsiTheme="majorHAnsi" w:cstheme="majorHAnsi"/>
+          <w:b/>
+          <w:bCs/>
+          <w:sz w:val="20"/>
+          <w:szCs w:val="20"/>
+        </w:rPr>
+        <w:t xml:space="preserve"> Кнопка "Начать тренировку"</w:t>
       </w:r>
     </w:p>
     <w:p>
       <w:pPr>
         <w:numPr>
           <w:ilvl w:val="0"/>
-          <w:numId w:val="3"/>
+          <w:numId w:val="15"/>
         </w:numPr>
-      </w:pPr>
-      <w:r>
-        <w:t>Автоматическое снижение количества подходов</w:t>
-      </w:r>
-    </w:p>
-    <w:p>
-      <w:pPr>
-        <w:rPr>
-          <w:b/>
-          <w:bCs/>
-        </w:rPr>
-      </w:pPr>
-      <w:r>
-        <w:rPr>
-          <w:b/>
-          <w:bCs/>
-        </w:rPr>
-        <w:t>2</w:t>
-      </w:r>
-      <w:r>
-        <w:rPr>
-          <w:b/>
-          <w:bCs/>
-        </w:rPr>
-        <w:t>. Визуализация прогресса</w:t>
+        <w:rPr>
+          <w:rFonts w:asciiTheme="majorHAnsi" w:hAnsiTheme="majorHAnsi" w:cstheme="majorHAnsi"/>
+          <w:b/>
+          <w:bCs/>
+          <w:sz w:val="20"/>
+          <w:szCs w:val="20"/>
+        </w:rPr>
+      </w:pPr>
+      <w:r>
+        <w:rPr>
+          <w:rFonts w:ascii="Segoe UI Emoji" w:hAnsi="Segoe UI Emoji" w:cs="Segoe UI Emoji"/>
+          <w:b/>
+          <w:bCs/>
+          <w:sz w:val="20"/>
+          <w:szCs w:val="20"/>
+        </w:rPr>
+        <w:t>✅</w:t>
+      </w:r>
+      <w:r>
+        <w:rPr>
+          <w:rFonts w:asciiTheme="majorHAnsi" w:hAnsiTheme="majorHAnsi" w:cstheme="majorHAnsi"/>
+          <w:b/>
+          <w:bCs/>
+          <w:sz w:val="20"/>
+          <w:szCs w:val="20"/>
+        </w:rPr>
+        <w:t xml:space="preserve"> Кнопка "Продолжить" для активных тренировок</w:t>
+      </w:r>
+    </w:p>
+    <w:p>
+      <w:pPr>
+        <w:rPr>
+          <w:rFonts w:asciiTheme="majorHAnsi" w:hAnsiTheme="majorHAnsi" w:cstheme="majorHAnsi"/>
+          <w:b/>
+          <w:bCs/>
+          <w:sz w:val="20"/>
+          <w:szCs w:val="20"/>
+        </w:rPr>
+      </w:pPr>
+      <w:r>
+        <w:rPr>
+          <w:rFonts w:asciiTheme="majorHAnsi" w:hAnsiTheme="majorHAnsi" w:cstheme="majorHAnsi"/>
+          <w:b/>
+          <w:bCs/>
+          <w:sz w:val="20"/>
+          <w:szCs w:val="20"/>
+        </w:rPr>
+        <w:t>4. Система тренировок</w:t>
       </w:r>
     </w:p>
     <w:p>
       <w:pPr>
         <w:numPr>
           <w:ilvl w:val="0"/>
-          <w:numId w:val="4"/>
+          <w:numId w:val="16"/>
         </w:numPr>
-      </w:pPr>
-      <w:r>
-        <w:t>Графики прогресса по упражнениям</w:t>
+        <w:rPr>
+          <w:rFonts w:asciiTheme="majorHAnsi" w:hAnsiTheme="majorHAnsi" w:cstheme="majorHAnsi"/>
+          <w:b/>
+          <w:bCs/>
+          <w:sz w:val="20"/>
+          <w:szCs w:val="20"/>
+        </w:rPr>
+      </w:pPr>
+      <w:r>
+        <w:rPr>
+          <w:rFonts w:ascii="Segoe UI Emoji" w:hAnsi="Segoe UI Emoji" w:cs="Segoe UI Emoji"/>
+          <w:b/>
+          <w:bCs/>
+          <w:sz w:val="20"/>
+          <w:szCs w:val="20"/>
+        </w:rPr>
+        <w:t>✅</w:t>
+      </w:r>
+      <w:r>
+        <w:rPr>
+          <w:rFonts w:asciiTheme="majorHAnsi" w:hAnsiTheme="majorHAnsi" w:cstheme="majorHAnsi"/>
+          <w:b/>
+          <w:bCs/>
+          <w:sz w:val="20"/>
+          <w:szCs w:val="20"/>
+        </w:rPr>
+        <w:t xml:space="preserve"> Генерация базовой программы Full Body</w:t>
       </w:r>
     </w:p>
     <w:p>
       <w:pPr>
         <w:numPr>
           <w:ilvl w:val="0"/>
-          <w:numId w:val="4"/>
+          <w:numId w:val="16"/>
         </w:numPr>
-      </w:pPr>
-      <w:r>
-        <w:t>Динамика изменения рабочего веса</w:t>
+        <w:rPr>
+          <w:rFonts w:asciiTheme="majorHAnsi" w:hAnsiTheme="majorHAnsi" w:cstheme="majorHAnsi"/>
+          <w:b/>
+          <w:bCs/>
+          <w:sz w:val="20"/>
+          <w:szCs w:val="20"/>
+        </w:rPr>
+      </w:pPr>
+      <w:r>
+        <w:rPr>
+          <w:rFonts w:ascii="Segoe UI Emoji" w:hAnsi="Segoe UI Emoji" w:cs="Segoe UI Emoji"/>
+          <w:b/>
+          <w:bCs/>
+          <w:sz w:val="20"/>
+          <w:szCs w:val="20"/>
+        </w:rPr>
+        <w:t>✅</w:t>
+      </w:r>
+      <w:r>
+        <w:rPr>
+          <w:rFonts w:asciiTheme="majorHAnsi" w:hAnsiTheme="majorHAnsi" w:cstheme="majorHAnsi"/>
+          <w:b/>
+          <w:bCs/>
+          <w:sz w:val="20"/>
+          <w:szCs w:val="20"/>
+        </w:rPr>
+        <w:t xml:space="preserve"> 6 упражнений с параметрами (подходы, повторения, отдых)</w:t>
       </w:r>
     </w:p>
     <w:p>
       <w:pPr>
         <w:numPr>
           <w:ilvl w:val="0"/>
-          <w:numId w:val="4"/>
+          <w:numId w:val="16"/>
         </w:numPr>
-      </w:pPr>
-      <w:r>
-        <w:t>Статистика по мышечным группам</w:t>
-      </w:r>
-    </w:p>
-    <w:p>
-      <w:pPr>
-        <w:rPr>
-          <w:b/>
-          <w:bCs/>
-        </w:rPr>
-      </w:pPr>
-      <w:r>
-        <w:rPr>
-          <w:b/>
-          <w:bCs/>
-        </w:rPr>
-        <w:t>3</w:t>
-      </w:r>
-      <w:r>
-        <w:rPr>
-          <w:b/>
-          <w:bCs/>
-        </w:rPr>
-        <w:t>. Управление профилем</w:t>
+        <w:rPr>
+          <w:rFonts w:asciiTheme="majorHAnsi" w:hAnsiTheme="majorHAnsi" w:cstheme="majorHAnsi"/>
+          <w:b/>
+          <w:bCs/>
+          <w:sz w:val="20"/>
+          <w:szCs w:val="20"/>
+        </w:rPr>
+      </w:pPr>
+      <w:r>
+        <w:rPr>
+          <w:rFonts w:ascii="Segoe UI Emoji" w:hAnsi="Segoe UI Emoji" w:cs="Segoe UI Emoji"/>
+          <w:b/>
+          <w:bCs/>
+          <w:sz w:val="20"/>
+          <w:szCs w:val="20"/>
+        </w:rPr>
+        <w:t>✅</w:t>
+      </w:r>
+      <w:r>
+        <w:rPr>
+          <w:rFonts w:asciiTheme="majorHAnsi" w:hAnsiTheme="majorHAnsi" w:cstheme="majorHAnsi"/>
+          <w:b/>
+          <w:bCs/>
+          <w:sz w:val="20"/>
+          <w:szCs w:val="20"/>
+        </w:rPr>
+        <w:t xml:space="preserve"> Расписание 3 раза в неделю</w:t>
       </w:r>
     </w:p>
     <w:p>
       <w:pPr>
         <w:numPr>
           <w:ilvl w:val="0"/>
-          <w:numId w:val="5"/>
+          <w:numId w:val="16"/>
         </w:numPr>
-      </w:pPr>
-      <w:r>
-        <w:t>Редактирование профиля (изменение веса, роста)</w:t>
+        <w:rPr>
+          <w:rFonts w:asciiTheme="majorHAnsi" w:hAnsiTheme="majorHAnsi" w:cstheme="majorHAnsi"/>
+          <w:b/>
+          <w:bCs/>
+          <w:sz w:val="20"/>
+          <w:szCs w:val="20"/>
+        </w:rPr>
+      </w:pPr>
+      <w:r>
+        <w:rPr>
+          <w:rFonts w:ascii="Segoe UI Emoji" w:hAnsi="Segoe UI Emoji" w:cs="Segoe UI Emoji"/>
+          <w:b/>
+          <w:bCs/>
+          <w:sz w:val="20"/>
+          <w:szCs w:val="20"/>
+        </w:rPr>
+        <w:t>✅</w:t>
+      </w:r>
+      <w:r>
+        <w:rPr>
+          <w:rFonts w:asciiTheme="majorHAnsi" w:hAnsiTheme="majorHAnsi" w:cstheme="majorHAnsi"/>
+          <w:b/>
+          <w:bCs/>
+          <w:sz w:val="20"/>
+          <w:szCs w:val="20"/>
+        </w:rPr>
+        <w:t xml:space="preserve"> Адаптация под дату регистрации</w:t>
+      </w:r>
+    </w:p>
+    <w:p>
+      <w:pPr>
+        <w:rPr>
+          <w:rFonts w:asciiTheme="majorHAnsi" w:hAnsiTheme="majorHAnsi" w:cstheme="majorHAnsi"/>
+          <w:b/>
+          <w:bCs/>
+          <w:sz w:val="20"/>
+          <w:szCs w:val="20"/>
+        </w:rPr>
+      </w:pPr>
+      <w:r>
+        <w:rPr>
+          <w:rFonts w:asciiTheme="majorHAnsi" w:hAnsiTheme="majorHAnsi" w:cstheme="majorHAnsi"/>
+          <w:b/>
+          <w:bCs/>
+          <w:sz w:val="20"/>
+          <w:szCs w:val="20"/>
+        </w:rPr>
+        <w:t>5. Дневник тренировок (</w:t>
+      </w:r>
+      <w:proofErr w:type="spellStart"/>
+      <w:r>
+        <w:rPr>
+          <w:rFonts w:asciiTheme="majorHAnsi" w:hAnsiTheme="majorHAnsi" w:cstheme="majorHAnsi"/>
+          <w:b/>
+          <w:bCs/>
+          <w:sz w:val="20"/>
+          <w:szCs w:val="20"/>
+        </w:rPr>
+        <w:t>Workout</w:t>
+      </w:r>
+      <w:proofErr w:type="spellEnd"/>
+      <w:r>
+        <w:rPr>
+          <w:rFonts w:asciiTheme="majorHAnsi" w:hAnsiTheme="majorHAnsi" w:cstheme="majorHAnsi"/>
+          <w:b/>
+          <w:bCs/>
+          <w:sz w:val="20"/>
+          <w:szCs w:val="20"/>
+        </w:rPr>
+        <w:t xml:space="preserve"> Page)</w:t>
       </w:r>
     </w:p>
     <w:p>
       <w:pPr>
         <w:numPr>
           <w:ilvl w:val="0"/>
-          <w:numId w:val="5"/>
+          <w:numId w:val="17"/>
         </w:numPr>
-      </w:pPr>
-      <w:r>
-        <w:t>Отслеживание изменения параметров тела</w:t>
+        <w:rPr>
+          <w:rFonts w:asciiTheme="majorHAnsi" w:hAnsiTheme="majorHAnsi" w:cstheme="majorHAnsi"/>
+          <w:b/>
+          <w:bCs/>
+          <w:sz w:val="20"/>
+          <w:szCs w:val="20"/>
+        </w:rPr>
+      </w:pPr>
+      <w:r>
+        <w:rPr>
+          <w:rFonts w:ascii="Segoe UI Emoji" w:hAnsi="Segoe UI Emoji" w:cs="Segoe UI Emoji"/>
+          <w:b/>
+          <w:bCs/>
+          <w:sz w:val="20"/>
+          <w:szCs w:val="20"/>
+        </w:rPr>
+        <w:t>✅</w:t>
+      </w:r>
+      <w:r>
+        <w:rPr>
+          <w:rFonts w:asciiTheme="majorHAnsi" w:hAnsiTheme="majorHAnsi" w:cstheme="majorHAnsi"/>
+          <w:b/>
+          <w:bCs/>
+          <w:sz w:val="20"/>
+          <w:szCs w:val="20"/>
+        </w:rPr>
+        <w:t xml:space="preserve"> Пошаговое выполнение упражнений</w:t>
       </w:r>
     </w:p>
     <w:p>
       <w:pPr>
         <w:numPr>
           <w:ilvl w:val="0"/>
-          <w:numId w:val="5"/>
+          <w:numId w:val="17"/>
         </w:numPr>
-      </w:pPr>
-      <w:r>
-        <w:t>Установка времени начала каждой тренировки (например, установив на 18.00, все созданные тренировки и те которые ещё будут создана станут начинаться в 18.00)</w:t>
-      </w:r>
-    </w:p>
-    <w:p>
-      <w:pPr>
-        <w:rPr>
-          <w:b/>
-          <w:bCs/>
-        </w:rPr>
-      </w:pPr>
-      <w:r>
-        <w:rPr>
-          <w:b/>
-          <w:bCs/>
-        </w:rPr>
-        <w:t>6</w:t>
-      </w:r>
-      <w:r>
-        <w:rPr>
-          <w:b/>
-          <w:bCs/>
-        </w:rPr>
-        <w:t>. Управление тренировками</w:t>
+        <w:rPr>
+          <w:rFonts w:asciiTheme="majorHAnsi" w:hAnsiTheme="majorHAnsi" w:cstheme="majorHAnsi"/>
+          <w:b/>
+          <w:bCs/>
+          <w:sz w:val="20"/>
+          <w:szCs w:val="20"/>
+        </w:rPr>
+      </w:pPr>
+      <w:r>
+        <w:rPr>
+          <w:rFonts w:ascii="Segoe UI Emoji" w:hAnsi="Segoe UI Emoji" w:cs="Segoe UI Emoji"/>
+          <w:b/>
+          <w:bCs/>
+          <w:sz w:val="20"/>
+          <w:szCs w:val="20"/>
+        </w:rPr>
+        <w:t>✅</w:t>
+      </w:r>
+      <w:r>
+        <w:rPr>
+          <w:rFonts w:asciiTheme="majorHAnsi" w:hAnsiTheme="majorHAnsi" w:cstheme="majorHAnsi"/>
+          <w:b/>
+          <w:bCs/>
+          <w:sz w:val="20"/>
+          <w:szCs w:val="20"/>
+        </w:rPr>
+        <w:t xml:space="preserve"> Ввод результатов (повторения, вес)</w:t>
       </w:r>
     </w:p>
     <w:p>
       <w:pPr>
         <w:numPr>
           <w:ilvl w:val="0"/>
-          <w:numId w:val="6"/>
+          <w:numId w:val="17"/>
         </w:numPr>
-      </w:pPr>
-      <w:r>
-        <w:t>Пропуск тренировки (статус "skipped")</w:t>
+        <w:rPr>
+          <w:rFonts w:asciiTheme="majorHAnsi" w:hAnsiTheme="majorHAnsi" w:cstheme="majorHAnsi"/>
+          <w:b/>
+          <w:bCs/>
+          <w:sz w:val="20"/>
+          <w:szCs w:val="20"/>
+        </w:rPr>
+      </w:pPr>
+      <w:r>
+        <w:rPr>
+          <w:rFonts w:ascii="Segoe UI Emoji" w:hAnsi="Segoe UI Emoji" w:cs="Segoe UI Emoji"/>
+          <w:b/>
+          <w:bCs/>
+          <w:sz w:val="20"/>
+          <w:szCs w:val="20"/>
+        </w:rPr>
+        <w:t>✅</w:t>
+      </w:r>
+      <w:r>
+        <w:rPr>
+          <w:rFonts w:asciiTheme="majorHAnsi" w:hAnsiTheme="majorHAnsi" w:cstheme="majorHAnsi"/>
+          <w:b/>
+          <w:bCs/>
+          <w:sz w:val="20"/>
+          <w:szCs w:val="20"/>
+        </w:rPr>
+        <w:t xml:space="preserve"> Таймер отдыха между подходами</w:t>
       </w:r>
     </w:p>
     <w:p>
       <w:pPr>
         <w:numPr>
           <w:ilvl w:val="0"/>
-          <w:numId w:val="6"/>
+          <w:numId w:val="17"/>
         </w:numPr>
-      </w:pPr>
-      <w:r>
-        <w:t>Перенос тренировки на другую дату/время</w:t>
-      </w:r>
-      <w:r>
-        <w:t xml:space="preserve"> (на любую дату)</w:t>
+        <w:rPr>
+          <w:rFonts w:asciiTheme="majorHAnsi" w:hAnsiTheme="majorHAnsi" w:cstheme="majorHAnsi"/>
+          <w:b/>
+          <w:bCs/>
+          <w:sz w:val="20"/>
+          <w:szCs w:val="20"/>
+        </w:rPr>
+      </w:pPr>
+      <w:r>
+        <w:rPr>
+          <w:rFonts w:ascii="Segoe UI Emoji" w:hAnsi="Segoe UI Emoji" w:cs="Segoe UI Emoji"/>
+          <w:b/>
+          <w:bCs/>
+          <w:sz w:val="20"/>
+          <w:szCs w:val="20"/>
+        </w:rPr>
+        <w:t>✅</w:t>
+      </w:r>
+      <w:r>
+        <w:rPr>
+          <w:rFonts w:asciiTheme="majorHAnsi" w:hAnsiTheme="majorHAnsi" w:cstheme="majorHAnsi"/>
+          <w:b/>
+          <w:bCs/>
+          <w:sz w:val="20"/>
+          <w:szCs w:val="20"/>
+        </w:rPr>
+        <w:t xml:space="preserve"> Кнопки "Выполнено" для каждого подхода</w:t>
       </w:r>
     </w:p>
     <w:p>
       <w:pPr>
         <w:numPr>
           <w:ilvl w:val="0"/>
-          <w:numId w:val="6"/>
+          <w:numId w:val="17"/>
         </w:numPr>
-      </w:pPr>
-      <w:r>
-        <w:t>Просмотр конкретной тренировки с деталями</w:t>
+        <w:rPr>
+          <w:rFonts w:asciiTheme="majorHAnsi" w:hAnsiTheme="majorHAnsi" w:cstheme="majorHAnsi"/>
+          <w:b/>
+          <w:bCs/>
+          <w:sz w:val="20"/>
+          <w:szCs w:val="20"/>
+        </w:rPr>
+      </w:pPr>
+      <w:r>
+        <w:rPr>
+          <w:rFonts w:ascii="Segoe UI Emoji" w:hAnsi="Segoe UI Emoji" w:cs="Segoe UI Emoji"/>
+          <w:b/>
+          <w:bCs/>
+          <w:sz w:val="20"/>
+          <w:szCs w:val="20"/>
+        </w:rPr>
+        <w:t>✅</w:t>
+      </w:r>
+      <w:r>
+        <w:rPr>
+          <w:rFonts w:asciiTheme="majorHAnsi" w:hAnsiTheme="majorHAnsi" w:cstheme="majorHAnsi"/>
+          <w:b/>
+          <w:bCs/>
+          <w:sz w:val="20"/>
+          <w:szCs w:val="20"/>
+        </w:rPr>
+        <w:t xml:space="preserve"> Оценка самочувствия (1-5 звёзд)</w:t>
       </w:r>
     </w:p>
     <w:p>
       <w:pPr>
         <w:numPr>
           <w:ilvl w:val="0"/>
-          <w:numId w:val="6"/>
+          <w:numId w:val="17"/>
         </w:numPr>
-      </w:pPr>
-      <w:r>
-        <w:t xml:space="preserve">Изменение тройки недельной тренировки с </w:t>
-      </w:r>
-      <w:r>
-        <w:rPr>
-          <w:lang w:val="en-US"/>
-        </w:rPr>
-        <w:t>full</w:t>
-      </w:r>
-      <w:r>
-        <w:t>-</w:t>
-      </w:r>
-      <w:r>
-        <w:rPr>
-          <w:lang w:val="en-US"/>
-        </w:rPr>
-        <w:t>body</w:t>
-      </w:r>
-      <w:r>
-        <w:t xml:space="preserve"> на тренировки: грудь (+ доп. плечи и пресс), спина (+ доп. руки и пресс) и ноги (+ доп. пресс)</w:t>
-      </w:r>
-    </w:p>
-    <w:p>
-      <w:pPr>
-        <w:rPr>
-          <w:b/>
-          <w:bCs/>
-        </w:rPr>
-      </w:pPr>
-      <w:r>
-        <w:rPr>
-          <w:b/>
-          <w:bCs/>
-        </w:rPr>
-        <w:t>6. Упражнения</w:t>
+        <w:rPr>
+          <w:rFonts w:asciiTheme="majorHAnsi" w:hAnsiTheme="majorHAnsi" w:cstheme="majorHAnsi"/>
+          <w:b/>
+          <w:bCs/>
+          <w:sz w:val="20"/>
+          <w:szCs w:val="20"/>
+        </w:rPr>
+      </w:pPr>
+      <w:r>
+        <w:rPr>
+          <w:rFonts w:ascii="Segoe UI Emoji" w:hAnsi="Segoe UI Emoji" w:cs="Segoe UI Emoji"/>
+          <w:b/>
+          <w:bCs/>
+          <w:sz w:val="20"/>
+          <w:szCs w:val="20"/>
+        </w:rPr>
+        <w:t>✅</w:t>
+      </w:r>
+      <w:r>
+        <w:rPr>
+          <w:rFonts w:asciiTheme="majorHAnsi" w:hAnsiTheme="majorHAnsi" w:cstheme="majorHAnsi"/>
+          <w:b/>
+          <w:bCs/>
+          <w:sz w:val="20"/>
+          <w:szCs w:val="20"/>
+        </w:rPr>
+        <w:t xml:space="preserve"> Комментарии к тренировке</w:t>
       </w:r>
     </w:p>
     <w:p>
       <w:pPr>
         <w:numPr>
           <w:ilvl w:val="0"/>
-          <w:numId w:val="7"/>
+          <w:numId w:val="17"/>
         </w:numPr>
-      </w:pPr>
-      <w:r>
-        <w:t>Добавление пользовательских упражнений</w:t>
+        <w:rPr>
+          <w:rFonts w:asciiTheme="majorHAnsi" w:hAnsiTheme="majorHAnsi" w:cstheme="majorHAnsi"/>
+          <w:b/>
+          <w:bCs/>
+          <w:sz w:val="20"/>
+          <w:szCs w:val="20"/>
+        </w:rPr>
+      </w:pPr>
+      <w:r>
+        <w:rPr>
+          <w:rFonts w:ascii="Segoe UI Emoji" w:hAnsi="Segoe UI Emoji" w:cs="Segoe UI Emoji"/>
+          <w:b/>
+          <w:bCs/>
+          <w:sz w:val="20"/>
+          <w:szCs w:val="20"/>
+        </w:rPr>
+        <w:t>✅</w:t>
+      </w:r>
+      <w:r>
+        <w:rPr>
+          <w:rFonts w:asciiTheme="majorHAnsi" w:hAnsiTheme="majorHAnsi" w:cstheme="majorHAnsi"/>
+          <w:b/>
+          <w:bCs/>
+          <w:sz w:val="20"/>
+          <w:szCs w:val="20"/>
+        </w:rPr>
+        <w:t xml:space="preserve"> Завершение тренировки</w:t>
+      </w:r>
+    </w:p>
+    <w:p>
+      <w:pPr>
+        <w:rPr>
+          <w:rFonts w:asciiTheme="majorHAnsi" w:hAnsiTheme="majorHAnsi" w:cstheme="majorHAnsi"/>
+          <w:b/>
+          <w:bCs/>
+          <w:sz w:val="20"/>
+          <w:szCs w:val="20"/>
+        </w:rPr>
+      </w:pPr>
+      <w:r>
+        <w:rPr>
+          <w:rFonts w:asciiTheme="majorHAnsi" w:hAnsiTheme="majorHAnsi" w:cstheme="majorHAnsi"/>
+          <w:b/>
+          <w:bCs/>
+          <w:sz w:val="20"/>
+          <w:szCs w:val="20"/>
+        </w:rPr>
+        <w:t>6. История тренировок</w:t>
       </w:r>
     </w:p>
     <w:p>
       <w:pPr>
         <w:numPr>
           <w:ilvl w:val="0"/>
-          <w:numId w:val="7"/>
+          <w:numId w:val="18"/>
         </w:numPr>
-      </w:pPr>
-      <w:r>
-        <w:lastRenderedPageBreak/>
-        <w:t>Замена упражнений в программе</w:t>
-      </w:r>
-    </w:p>
-    <w:p>
-      <w:pPr>
-        <w:rPr>
-          <w:b/>
-          <w:bCs/>
-        </w:rPr>
-      </w:pPr>
-      <w:r>
-        <w:rPr>
-          <w:b/>
-          <w:bCs/>
-        </w:rPr>
-        <w:t>7. Docker (планировалось на финал)</w:t>
+        <w:rPr>
+          <w:rFonts w:asciiTheme="majorHAnsi" w:hAnsiTheme="majorHAnsi" w:cstheme="majorHAnsi"/>
+          <w:b/>
+          <w:bCs/>
+          <w:sz w:val="20"/>
+          <w:szCs w:val="20"/>
+        </w:rPr>
+      </w:pPr>
+      <w:r>
+        <w:rPr>
+          <w:rFonts w:ascii="Segoe UI Emoji" w:hAnsi="Segoe UI Emoji" w:cs="Segoe UI Emoji"/>
+          <w:b/>
+          <w:bCs/>
+          <w:sz w:val="20"/>
+          <w:szCs w:val="20"/>
+        </w:rPr>
+        <w:t>✅</w:t>
+      </w:r>
+      <w:r>
+        <w:rPr>
+          <w:rFonts w:asciiTheme="majorHAnsi" w:hAnsiTheme="majorHAnsi" w:cstheme="majorHAnsi"/>
+          <w:b/>
+          <w:bCs/>
+          <w:sz w:val="20"/>
+          <w:szCs w:val="20"/>
+        </w:rPr>
+        <w:t xml:space="preserve"> Просмотр всех прошедших тренировок</w:t>
       </w:r>
     </w:p>
     <w:p>
       <w:pPr>
         <w:numPr>
           <w:ilvl w:val="0"/>
-          <w:numId w:val="8"/>
+          <w:numId w:val="18"/>
         </w:numPr>
-      </w:pPr>
-      <w:r>
-        <w:t>Dockerfile для приложения</w:t>
+        <w:rPr>
+          <w:rFonts w:asciiTheme="majorHAnsi" w:hAnsiTheme="majorHAnsi" w:cstheme="majorHAnsi"/>
+          <w:b/>
+          <w:bCs/>
+          <w:sz w:val="20"/>
+          <w:szCs w:val="20"/>
+        </w:rPr>
+      </w:pPr>
+      <w:r>
+        <w:rPr>
+          <w:rFonts w:ascii="Segoe UI Emoji" w:hAnsi="Segoe UI Emoji" w:cs="Segoe UI Emoji"/>
+          <w:b/>
+          <w:bCs/>
+          <w:sz w:val="20"/>
+          <w:szCs w:val="20"/>
+        </w:rPr>
+        <w:lastRenderedPageBreak/>
+        <w:t>✅</w:t>
+      </w:r>
+      <w:r>
+        <w:rPr>
+          <w:rFonts w:asciiTheme="majorHAnsi" w:hAnsiTheme="majorHAnsi" w:cstheme="majorHAnsi"/>
+          <w:b/>
+          <w:bCs/>
+          <w:sz w:val="20"/>
+          <w:szCs w:val="20"/>
+        </w:rPr>
+        <w:t xml:space="preserve"> Фильтрация по статусу и датам</w:t>
       </w:r>
     </w:p>
     <w:p>
       <w:pPr>
         <w:numPr>
           <w:ilvl w:val="0"/>
-          <w:numId w:val="8"/>
+          <w:numId w:val="18"/>
         </w:numPr>
-      </w:pPr>
-      <w:r>
-        <w:t>docker-compose.yml с PostgreSQL</w:t>
-      </w:r>
-    </w:p>
-    <w:p>
-      <w:pPr>
-        <w:rPr>
-          <w:b/>
-          <w:bCs/>
-        </w:rPr>
-      </w:pPr>
-      <w:r>
-        <w:rPr>
-          <w:b/>
-          <w:bCs/>
-        </w:rPr>
-        <w:t>8. Улучшения UI/UX</w:t>
+        <w:rPr>
+          <w:rFonts w:asciiTheme="majorHAnsi" w:hAnsiTheme="majorHAnsi" w:cstheme="majorHAnsi"/>
+          <w:b/>
+          <w:bCs/>
+          <w:sz w:val="20"/>
+          <w:szCs w:val="20"/>
+        </w:rPr>
+      </w:pPr>
+      <w:r>
+        <w:rPr>
+          <w:rFonts w:ascii="Segoe UI Emoji" w:hAnsi="Segoe UI Emoji" w:cs="Segoe UI Emoji"/>
+          <w:b/>
+          <w:bCs/>
+          <w:sz w:val="20"/>
+          <w:szCs w:val="20"/>
+        </w:rPr>
+        <w:t>✅</w:t>
+      </w:r>
+      <w:r>
+        <w:rPr>
+          <w:rFonts w:asciiTheme="majorHAnsi" w:hAnsiTheme="majorHAnsi" w:cstheme="majorHAnsi"/>
+          <w:b/>
+          <w:bCs/>
+          <w:sz w:val="20"/>
+          <w:szCs w:val="20"/>
+        </w:rPr>
+        <w:t xml:space="preserve"> Детали каждой тренировки</w:t>
       </w:r>
     </w:p>
     <w:p>
       <w:pPr>
         <w:numPr>
           <w:ilvl w:val="0"/>
-          <w:numId w:val="9"/>
+          <w:numId w:val="18"/>
         </w:numPr>
-      </w:pPr>
-      <w:r>
-        <w:t>Уведомления о тренировках</w:t>
+        <w:rPr>
+          <w:rFonts w:asciiTheme="majorHAnsi" w:hAnsiTheme="majorHAnsi" w:cstheme="majorHAnsi"/>
+          <w:b/>
+          <w:bCs/>
+          <w:sz w:val="20"/>
+          <w:szCs w:val="20"/>
+        </w:rPr>
+      </w:pPr>
+      <w:r>
+        <w:rPr>
+          <w:rFonts w:ascii="Segoe UI Emoji" w:hAnsi="Segoe UI Emoji" w:cs="Segoe UI Emoji"/>
+          <w:b/>
+          <w:bCs/>
+          <w:sz w:val="20"/>
+          <w:szCs w:val="20"/>
+        </w:rPr>
+        <w:t>✅</w:t>
+      </w:r>
+      <w:r>
+        <w:rPr>
+          <w:rFonts w:asciiTheme="majorHAnsi" w:hAnsiTheme="majorHAnsi" w:cstheme="majorHAnsi"/>
+          <w:b/>
+          <w:bCs/>
+          <w:sz w:val="20"/>
+          <w:szCs w:val="20"/>
+        </w:rPr>
+        <w:t xml:space="preserve"> Оценки самочувствия</w:t>
+      </w:r>
+    </w:p>
+    <w:p>
+      <w:pPr>
+        <w:rPr>
+          <w:rFonts w:asciiTheme="majorHAnsi" w:hAnsiTheme="majorHAnsi" w:cstheme="majorHAnsi"/>
+          <w:b/>
+          <w:bCs/>
+          <w:sz w:val="20"/>
+          <w:szCs w:val="20"/>
+        </w:rPr>
+      </w:pPr>
+      <w:r>
+        <w:rPr>
+          <w:rFonts w:asciiTheme="majorHAnsi" w:hAnsiTheme="majorHAnsi" w:cstheme="majorHAnsi"/>
+          <w:b/>
+          <w:bCs/>
+          <w:sz w:val="20"/>
+          <w:szCs w:val="20"/>
+        </w:rPr>
+        <w:t>7. Адаптация нагрузки</w:t>
       </w:r>
     </w:p>
     <w:p>
       <w:pPr>
         <w:numPr>
           <w:ilvl w:val="0"/>
-          <w:numId w:val="9"/>
+          <w:numId w:val="19"/>
         </w:numPr>
-      </w:pPr>
-      <w:r>
-        <w:t>Улучшенная валидация форм</w:t>
+        <w:rPr>
+          <w:rFonts w:asciiTheme="majorHAnsi" w:hAnsiTheme="majorHAnsi" w:cstheme="majorHAnsi"/>
+          <w:b/>
+          <w:bCs/>
+          <w:sz w:val="20"/>
+          <w:szCs w:val="20"/>
+        </w:rPr>
+      </w:pPr>
+      <w:r>
+        <w:rPr>
+          <w:rFonts w:ascii="Segoe UI Emoji" w:hAnsi="Segoe UI Emoji" w:cs="Segoe UI Emoji"/>
+          <w:b/>
+          <w:bCs/>
+          <w:sz w:val="20"/>
+          <w:szCs w:val="20"/>
+        </w:rPr>
+        <w:t>✅</w:t>
+      </w:r>
+      <w:r>
+        <w:rPr>
+          <w:rFonts w:asciiTheme="majorHAnsi" w:hAnsiTheme="majorHAnsi" w:cstheme="majorHAnsi"/>
+          <w:b/>
+          <w:bCs/>
+          <w:sz w:val="20"/>
+          <w:szCs w:val="20"/>
+        </w:rPr>
+        <w:t xml:space="preserve"> Анализ результатов подходов</w:t>
       </w:r>
     </w:p>
     <w:p>
       <w:pPr>
         <w:numPr>
           <w:ilvl w:val="0"/>
-          <w:numId w:val="9"/>
+          <w:numId w:val="19"/>
         </w:numPr>
-      </w:pPr>
-      <w:r>
-        <w:t>Адаптивность под мобильные устройства</w:t>
-      </w:r>
-    </w:p>
-    <w:p>
-      <w:pPr>
-        <w:rPr>
-          <w:b/>
-          <w:bCs/>
-        </w:rPr>
-      </w:pPr>
-      <w:r>
-        <w:rPr>
-          <w:b/>
-          <w:bCs/>
-        </w:rPr>
-        <w:t>9. Тестирование и документация</w:t>
+        <w:rPr>
+          <w:rFonts w:asciiTheme="majorHAnsi" w:hAnsiTheme="majorHAnsi" w:cstheme="majorHAnsi"/>
+          <w:b/>
+          <w:bCs/>
+          <w:sz w:val="20"/>
+          <w:szCs w:val="20"/>
+        </w:rPr>
+      </w:pPr>
+      <w:r>
+        <w:rPr>
+          <w:rFonts w:ascii="Segoe UI Emoji" w:hAnsi="Segoe UI Emoji" w:cs="Segoe UI Emoji"/>
+          <w:b/>
+          <w:bCs/>
+          <w:sz w:val="20"/>
+          <w:szCs w:val="20"/>
+        </w:rPr>
+        <w:t>✅</w:t>
+      </w:r>
+      <w:r>
+        <w:rPr>
+          <w:rFonts w:asciiTheme="majorHAnsi" w:hAnsiTheme="majorHAnsi" w:cstheme="majorHAnsi"/>
+          <w:b/>
+          <w:bCs/>
+          <w:sz w:val="20"/>
+          <w:szCs w:val="20"/>
+        </w:rPr>
+        <w:t xml:space="preserve"> Увеличение веса при успехе (5-10%)</w:t>
       </w:r>
     </w:p>
     <w:p>
       <w:pPr>
         <w:numPr>
           <w:ilvl w:val="0"/>
-          <w:numId w:val="10"/>
+          <w:numId w:val="19"/>
         </w:numPr>
-      </w:pPr>
-      <w:r>
-        <w:t>Unit-тесты для сервисов</w:t>
+        <w:rPr>
+          <w:rFonts w:asciiTheme="majorHAnsi" w:hAnsiTheme="majorHAnsi" w:cstheme="majorHAnsi"/>
+          <w:b/>
+          <w:bCs/>
+          <w:sz w:val="20"/>
+          <w:szCs w:val="20"/>
+        </w:rPr>
+      </w:pPr>
+      <w:r>
+        <w:rPr>
+          <w:rFonts w:ascii="Segoe UI Emoji" w:hAnsi="Segoe UI Emoji" w:cs="Segoe UI Emoji"/>
+          <w:b/>
+          <w:bCs/>
+          <w:sz w:val="20"/>
+          <w:szCs w:val="20"/>
+        </w:rPr>
+        <w:t>✅</w:t>
+      </w:r>
+      <w:r>
+        <w:rPr>
+          <w:rFonts w:asciiTheme="majorHAnsi" w:hAnsiTheme="majorHAnsi" w:cstheme="majorHAnsi"/>
+          <w:b/>
+          <w:bCs/>
+          <w:sz w:val="20"/>
+          <w:szCs w:val="20"/>
+        </w:rPr>
+        <w:t xml:space="preserve"> Снижение веса при неудаче</w:t>
       </w:r>
     </w:p>
     <w:p>
       <w:pPr>
         <w:numPr>
           <w:ilvl w:val="0"/>
-          <w:numId w:val="10"/>
+          <w:numId w:val="19"/>
         </w:numPr>
-      </w:pPr>
-      <w:r>
-        <w:t>API документация</w:t>
+        <w:rPr>
+          <w:rFonts w:asciiTheme="majorHAnsi" w:hAnsiTheme="majorHAnsi" w:cstheme="majorHAnsi"/>
+          <w:b/>
+          <w:bCs/>
+          <w:sz w:val="20"/>
+          <w:szCs w:val="20"/>
+        </w:rPr>
+      </w:pPr>
+      <w:r>
+        <w:rPr>
+          <w:rFonts w:ascii="Segoe UI Emoji" w:hAnsi="Segoe UI Emoji" w:cs="Segoe UI Emoji"/>
+          <w:b/>
+          <w:bCs/>
+          <w:sz w:val="20"/>
+          <w:szCs w:val="20"/>
+        </w:rPr>
+        <w:t>✅</w:t>
+      </w:r>
+      <w:r>
+        <w:rPr>
+          <w:rFonts w:asciiTheme="majorHAnsi" w:hAnsiTheme="majorHAnsi" w:cstheme="majorHAnsi"/>
+          <w:b/>
+          <w:bCs/>
+          <w:sz w:val="20"/>
+          <w:szCs w:val="20"/>
+        </w:rPr>
+        <w:t xml:space="preserve"> Учёт самочувствия</w:t>
       </w:r>
     </w:p>
     <w:p>
       <w:pPr>
         <w:numPr>
           <w:ilvl w:val="0"/>
-          <w:numId w:val="10"/>
+          <w:numId w:val="19"/>
         </w:numPr>
-      </w:pPr>
-      <w:r>
-        <w:t>README с инструкцией по установке</w:t>
-      </w:r>
-    </w:p>
-    <w:p>
-      <w:r>
-        <w:pict w14:anchorId="10164C23">
-          <v:rect id="_x0000_i1025" style="width:0;height:1.5pt" o:hralign="center" o:hrstd="t" o:hr="t" fillcolor="#a0a0a0" stroked="f"/>
-        </w:pict>
-      </w:r>
-    </w:p>
-    <w:p>
-      <w:pPr>
-        <w:rPr>
-          <w:b/>
-          <w:bCs/>
+        <w:rPr>
+          <w:rFonts w:asciiTheme="majorHAnsi" w:hAnsiTheme="majorHAnsi" w:cstheme="majorHAnsi"/>
+          <w:b/>
+          <w:bCs/>
+          <w:sz w:val="20"/>
+          <w:szCs w:val="20"/>
         </w:rPr>
       </w:pPr>
       <w:r>
@@ -600,135 +1529,2819 @@
           <w:rFonts w:ascii="Segoe UI Emoji" w:hAnsi="Segoe UI Emoji" w:cs="Segoe UI Emoji"/>
           <w:b/>
           <w:bCs/>
-        </w:rPr>
-        <w:t>🔥</w:t>
-      </w:r>
-      <w:r>
-        <w:rPr>
-          <w:b/>
-          <w:bCs/>
-        </w:rPr>
-        <w:t xml:space="preserve"> Приоритетные задачи (по важности):</w:t>
-      </w:r>
-    </w:p>
-    <w:p>
-      <w:r>
-        <w:rPr>
-          <w:b/>
-          <w:bCs/>
-        </w:rPr>
-        <w:t>Высокий приоритет:</w:t>
+          <w:sz w:val="20"/>
+          <w:szCs w:val="20"/>
+        </w:rPr>
+        <w:t>✅</w:t>
+      </w:r>
+      <w:r>
+        <w:rPr>
+          <w:rFonts w:asciiTheme="majorHAnsi" w:hAnsiTheme="majorHAnsi" w:cstheme="majorHAnsi"/>
+          <w:b/>
+          <w:bCs/>
+          <w:sz w:val="20"/>
+          <w:szCs w:val="20"/>
+        </w:rPr>
+        <w:t xml:space="preserve"> Отслеживание прогрессии</w:t>
+      </w:r>
+    </w:p>
+    <w:p>
+      <w:pPr>
+        <w:rPr>
+          <w:rFonts w:asciiTheme="majorHAnsi" w:hAnsiTheme="majorHAnsi" w:cstheme="majorHAnsi"/>
+          <w:b/>
+          <w:bCs/>
+          <w:sz w:val="20"/>
+          <w:szCs w:val="20"/>
+        </w:rPr>
+      </w:pPr>
+      <w:r>
+        <w:rPr>
+          <w:rFonts w:asciiTheme="majorHAnsi" w:hAnsiTheme="majorHAnsi" w:cstheme="majorHAnsi"/>
+          <w:b/>
+          <w:bCs/>
+          <w:sz w:val="20"/>
+          <w:szCs w:val="20"/>
+        </w:rPr>
+        <w:t>8. Пропуск и перенос тренировок</w:t>
       </w:r>
     </w:p>
     <w:p>
       <w:pPr>
         <w:numPr>
           <w:ilvl w:val="0"/>
-          <w:numId w:val="11"/>
+          <w:numId w:val="20"/>
         </w:numPr>
-      </w:pPr>
-      <w:r>
-        <w:t>Исправление текущих багов</w:t>
+        <w:rPr>
+          <w:rFonts w:asciiTheme="majorHAnsi" w:hAnsiTheme="majorHAnsi" w:cstheme="majorHAnsi"/>
+          <w:b/>
+          <w:bCs/>
+          <w:sz w:val="20"/>
+          <w:szCs w:val="20"/>
+        </w:rPr>
+      </w:pPr>
+      <w:r>
+        <w:rPr>
+          <w:rFonts w:ascii="Segoe UI Emoji" w:hAnsi="Segoe UI Emoji" w:cs="Segoe UI Emoji"/>
+          <w:b/>
+          <w:bCs/>
+          <w:sz w:val="20"/>
+          <w:szCs w:val="20"/>
+        </w:rPr>
+        <w:t>✅</w:t>
+      </w:r>
+      <w:r>
+        <w:rPr>
+          <w:rFonts w:asciiTheme="majorHAnsi" w:hAnsiTheme="majorHAnsi" w:cstheme="majorHAnsi"/>
+          <w:b/>
+          <w:bCs/>
+          <w:sz w:val="20"/>
+          <w:szCs w:val="20"/>
+        </w:rPr>
+        <w:t xml:space="preserve"> Статус "</w:t>
+      </w:r>
+      <w:proofErr w:type="spellStart"/>
+      <w:r>
+        <w:rPr>
+          <w:rFonts w:asciiTheme="majorHAnsi" w:hAnsiTheme="majorHAnsi" w:cstheme="majorHAnsi"/>
+          <w:b/>
+          <w:bCs/>
+          <w:sz w:val="20"/>
+          <w:szCs w:val="20"/>
+        </w:rPr>
+        <w:t>skipped</w:t>
+      </w:r>
+      <w:proofErr w:type="spellEnd"/>
+      <w:r>
+        <w:rPr>
+          <w:rFonts w:asciiTheme="majorHAnsi" w:hAnsiTheme="majorHAnsi" w:cstheme="majorHAnsi"/>
+          <w:b/>
+          <w:bCs/>
+          <w:sz w:val="20"/>
+          <w:szCs w:val="20"/>
+        </w:rPr>
+        <w:t>" для пропущенных</w:t>
       </w:r>
     </w:p>
     <w:p>
       <w:pPr>
         <w:numPr>
           <w:ilvl w:val="0"/>
-          <w:numId w:val="11"/>
+          <w:numId w:val="20"/>
         </w:numPr>
-      </w:pPr>
-      <w:r>
-        <w:t>Пропуск/перенос тренировок</w:t>
+        <w:rPr>
+          <w:rFonts w:asciiTheme="majorHAnsi" w:hAnsiTheme="majorHAnsi" w:cstheme="majorHAnsi"/>
+          <w:b/>
+          <w:bCs/>
+          <w:sz w:val="20"/>
+          <w:szCs w:val="20"/>
+        </w:rPr>
+      </w:pPr>
+      <w:r>
+        <w:rPr>
+          <w:rFonts w:ascii="Segoe UI Emoji" w:hAnsi="Segoe UI Emoji" w:cs="Segoe UI Emoji"/>
+          <w:b/>
+          <w:bCs/>
+          <w:sz w:val="20"/>
+          <w:szCs w:val="20"/>
+        </w:rPr>
+        <w:t>✅</w:t>
+      </w:r>
+      <w:r>
+        <w:rPr>
+          <w:rFonts w:asciiTheme="majorHAnsi" w:hAnsiTheme="majorHAnsi" w:cstheme="majorHAnsi"/>
+          <w:b/>
+          <w:bCs/>
+          <w:sz w:val="20"/>
+          <w:szCs w:val="20"/>
+        </w:rPr>
+        <w:t xml:space="preserve"> Поле </w:t>
+      </w:r>
+      <w:proofErr w:type="spellStart"/>
+      <w:r>
+        <w:rPr>
+          <w:rFonts w:asciiTheme="majorHAnsi" w:hAnsiTheme="majorHAnsi" w:cstheme="majorHAnsi"/>
+          <w:b/>
+          <w:bCs/>
+          <w:sz w:val="20"/>
+          <w:szCs w:val="20"/>
+        </w:rPr>
+        <w:t>rescheduled_to</w:t>
+      </w:r>
+      <w:proofErr w:type="spellEnd"/>
+      <w:r>
+        <w:rPr>
+          <w:rFonts w:asciiTheme="majorHAnsi" w:hAnsiTheme="majorHAnsi" w:cstheme="majorHAnsi"/>
+          <w:b/>
+          <w:bCs/>
+          <w:sz w:val="20"/>
+          <w:szCs w:val="20"/>
+        </w:rPr>
+        <w:t xml:space="preserve"> для переноса</w:t>
       </w:r>
     </w:p>
     <w:p>
       <w:pPr>
         <w:numPr>
           <w:ilvl w:val="0"/>
-          <w:numId w:val="11"/>
+          <w:numId w:val="20"/>
         </w:numPr>
-      </w:pPr>
-      <w:r>
-        <w:t>Визуализация прогресса (графики)</w:t>
+        <w:rPr>
+          <w:rFonts w:asciiTheme="majorHAnsi" w:hAnsiTheme="majorHAnsi" w:cstheme="majorHAnsi"/>
+          <w:b/>
+          <w:bCs/>
+          <w:sz w:val="20"/>
+          <w:szCs w:val="20"/>
+        </w:rPr>
+      </w:pPr>
+      <w:r>
+        <w:rPr>
+          <w:rFonts w:ascii="Segoe UI Emoji" w:hAnsi="Segoe UI Emoji" w:cs="Segoe UI Emoji"/>
+          <w:b/>
+          <w:bCs/>
+          <w:sz w:val="20"/>
+          <w:szCs w:val="20"/>
+        </w:rPr>
+        <w:t>✅</w:t>
+      </w:r>
+      <w:r>
+        <w:rPr>
+          <w:rFonts w:asciiTheme="majorHAnsi" w:hAnsiTheme="majorHAnsi" w:cstheme="majorHAnsi"/>
+          <w:b/>
+          <w:bCs/>
+          <w:sz w:val="20"/>
+          <w:szCs w:val="20"/>
+        </w:rPr>
+        <w:t xml:space="preserve"> Причина переноса/пропуска</w:t>
+      </w:r>
+    </w:p>
+    <w:p>
+      <w:pPr>
+        <w:rPr>
+          <w:rFonts w:asciiTheme="majorHAnsi" w:hAnsiTheme="majorHAnsi" w:cstheme="majorHAnsi"/>
+          <w:b/>
+          <w:bCs/>
+          <w:sz w:val="20"/>
+          <w:szCs w:val="20"/>
+        </w:rPr>
+      </w:pPr>
+      <w:r>
+        <w:rPr>
+          <w:rFonts w:asciiTheme="majorHAnsi" w:hAnsiTheme="majorHAnsi" w:cstheme="majorHAnsi"/>
+          <w:b/>
+          <w:bCs/>
+          <w:sz w:val="20"/>
+          <w:szCs w:val="20"/>
+        </w:rPr>
+        <w:t>9. Прогресс и статистика</w:t>
       </w:r>
     </w:p>
     <w:p>
       <w:pPr>
         <w:numPr>
           <w:ilvl w:val="0"/>
-          <w:numId w:val="11"/>
+          <w:numId w:val="21"/>
         </w:numPr>
-      </w:pPr>
-      <w:r>
-        <w:t xml:space="preserve">Изменение тренировок с </w:t>
-      </w:r>
-      <w:r>
-        <w:rPr>
+        <w:rPr>
+          <w:rFonts w:asciiTheme="majorHAnsi" w:hAnsiTheme="majorHAnsi" w:cstheme="majorHAnsi"/>
+          <w:b/>
+          <w:bCs/>
+          <w:sz w:val="20"/>
+          <w:szCs w:val="20"/>
+        </w:rPr>
+      </w:pPr>
+      <w:r>
+        <w:rPr>
+          <w:rFonts w:ascii="Segoe UI Emoji" w:hAnsi="Segoe UI Emoji" w:cs="Segoe UI Emoji"/>
+          <w:b/>
+          <w:bCs/>
+          <w:sz w:val="20"/>
+          <w:szCs w:val="20"/>
+        </w:rPr>
+        <w:t>✅</w:t>
+      </w:r>
+      <w:r>
+        <w:rPr>
+          <w:rFonts w:asciiTheme="majorHAnsi" w:hAnsiTheme="majorHAnsi" w:cstheme="majorHAnsi"/>
+          <w:b/>
+          <w:bCs/>
+          <w:sz w:val="20"/>
+          <w:szCs w:val="20"/>
+        </w:rPr>
+        <w:t xml:space="preserve"> API для получения статистики</w:t>
+      </w:r>
+    </w:p>
+    <w:p>
+      <w:pPr>
+        <w:numPr>
+          <w:ilvl w:val="0"/>
+          <w:numId w:val="21"/>
+        </w:numPr>
+        <w:rPr>
+          <w:rFonts w:asciiTheme="majorHAnsi" w:hAnsiTheme="majorHAnsi" w:cstheme="majorHAnsi"/>
+          <w:b/>
+          <w:bCs/>
+          <w:sz w:val="20"/>
+          <w:szCs w:val="20"/>
+        </w:rPr>
+      </w:pPr>
+      <w:r>
+        <w:rPr>
+          <w:rFonts w:ascii="Segoe UI Emoji" w:hAnsi="Segoe UI Emoji" w:cs="Segoe UI Emoji"/>
+          <w:b/>
+          <w:bCs/>
+          <w:sz w:val="20"/>
+          <w:szCs w:val="20"/>
+        </w:rPr>
+        <w:t>✅</w:t>
+      </w:r>
+      <w:r>
+        <w:rPr>
+          <w:rFonts w:asciiTheme="majorHAnsi" w:hAnsiTheme="majorHAnsi" w:cstheme="majorHAnsi"/>
+          <w:b/>
+          <w:bCs/>
+          <w:sz w:val="20"/>
+          <w:szCs w:val="20"/>
+        </w:rPr>
+        <w:t xml:space="preserve"> Графики прогресса по упражнениям</w:t>
+      </w:r>
+    </w:p>
+    <w:p>
+      <w:pPr>
+        <w:numPr>
+          <w:ilvl w:val="0"/>
+          <w:numId w:val="21"/>
+        </w:numPr>
+        <w:rPr>
+          <w:rFonts w:asciiTheme="majorHAnsi" w:hAnsiTheme="majorHAnsi" w:cstheme="majorHAnsi"/>
+          <w:b/>
+          <w:bCs/>
+          <w:sz w:val="20"/>
+          <w:szCs w:val="20"/>
+        </w:rPr>
+      </w:pPr>
+      <w:r>
+        <w:rPr>
+          <w:rFonts w:ascii="Segoe UI Emoji" w:hAnsi="Segoe UI Emoji" w:cs="Segoe UI Emoji"/>
+          <w:b/>
+          <w:bCs/>
+          <w:sz w:val="20"/>
+          <w:szCs w:val="20"/>
+        </w:rPr>
+        <w:t>✅</w:t>
+      </w:r>
+      <w:r>
+        <w:rPr>
+          <w:rFonts w:asciiTheme="majorHAnsi" w:hAnsiTheme="majorHAnsi" w:cstheme="majorHAnsi"/>
+          <w:b/>
+          <w:bCs/>
+          <w:sz w:val="20"/>
+          <w:szCs w:val="20"/>
+        </w:rPr>
+        <w:t xml:space="preserve"> Статистика по мышечным группам</w:t>
+      </w:r>
+    </w:p>
+    <w:p>
+      <w:pPr>
+        <w:numPr>
+          <w:ilvl w:val="0"/>
+          <w:numId w:val="21"/>
+        </w:numPr>
+        <w:rPr>
+          <w:rFonts w:asciiTheme="majorHAnsi" w:hAnsiTheme="majorHAnsi" w:cstheme="majorHAnsi"/>
+          <w:b/>
+          <w:bCs/>
+          <w:sz w:val="20"/>
+          <w:szCs w:val="20"/>
+        </w:rPr>
+      </w:pPr>
+      <w:r>
+        <w:rPr>
+          <w:rFonts w:ascii="Segoe UI Emoji" w:hAnsi="Segoe UI Emoji" w:cs="Segoe UI Emoji"/>
+          <w:b/>
+          <w:bCs/>
+          <w:sz w:val="20"/>
+          <w:szCs w:val="20"/>
+        </w:rPr>
+        <w:t>✅</w:t>
+      </w:r>
+      <w:r>
+        <w:rPr>
+          <w:rFonts w:asciiTheme="majorHAnsi" w:hAnsiTheme="majorHAnsi" w:cstheme="majorHAnsi"/>
+          <w:b/>
+          <w:bCs/>
+          <w:sz w:val="20"/>
+          <w:szCs w:val="20"/>
+        </w:rPr>
+        <w:t xml:space="preserve"> Визуализация данных (Chart.js)</w:t>
+      </w:r>
+    </w:p>
+    <w:p>
+      <w:pPr>
+        <w:rPr>
+          <w:rFonts w:asciiTheme="majorHAnsi" w:hAnsiTheme="majorHAnsi" w:cstheme="majorHAnsi"/>
+          <w:b/>
+          <w:bCs/>
+          <w:sz w:val="20"/>
+          <w:szCs w:val="20"/>
+        </w:rPr>
+      </w:pPr>
+      <w:r>
+        <w:rPr>
+          <w:rFonts w:asciiTheme="majorHAnsi" w:hAnsiTheme="majorHAnsi" w:cstheme="majorHAnsi"/>
+          <w:b/>
+          <w:bCs/>
+          <w:sz w:val="20"/>
+          <w:szCs w:val="20"/>
+        </w:rPr>
+        <w:t>10. UI/UX</w:t>
+      </w:r>
+    </w:p>
+    <w:p>
+      <w:pPr>
+        <w:numPr>
+          <w:ilvl w:val="0"/>
+          <w:numId w:val="22"/>
+        </w:numPr>
+        <w:rPr>
+          <w:rFonts w:asciiTheme="majorHAnsi" w:hAnsiTheme="majorHAnsi" w:cstheme="majorHAnsi"/>
+          <w:b/>
+          <w:bCs/>
+          <w:sz w:val="20"/>
+          <w:szCs w:val="20"/>
+        </w:rPr>
+      </w:pPr>
+      <w:r>
+        <w:rPr>
+          <w:rFonts w:ascii="Segoe UI Emoji" w:hAnsi="Segoe UI Emoji" w:cs="Segoe UI Emoji"/>
+          <w:b/>
+          <w:bCs/>
+          <w:sz w:val="20"/>
+          <w:szCs w:val="20"/>
+        </w:rPr>
+        <w:t>✅</w:t>
+      </w:r>
+      <w:r>
+        <w:rPr>
+          <w:rFonts w:asciiTheme="majorHAnsi" w:hAnsiTheme="majorHAnsi" w:cstheme="majorHAnsi"/>
+          <w:b/>
+          <w:bCs/>
+          <w:sz w:val="20"/>
+          <w:szCs w:val="20"/>
+        </w:rPr>
+        <w:t xml:space="preserve"> Единый тёмный стиль (</w:t>
+      </w:r>
+      <w:proofErr w:type="spellStart"/>
+      <w:r>
+        <w:rPr>
+          <w:rFonts w:asciiTheme="majorHAnsi" w:hAnsiTheme="majorHAnsi" w:cstheme="majorHAnsi"/>
+          <w:b/>
+          <w:bCs/>
+          <w:sz w:val="20"/>
+          <w:szCs w:val="20"/>
+        </w:rPr>
+        <w:t>Glassmorphism</w:t>
+      </w:r>
+      <w:proofErr w:type="spellEnd"/>
+      <w:r>
+        <w:rPr>
+          <w:rFonts w:asciiTheme="majorHAnsi" w:hAnsiTheme="majorHAnsi" w:cstheme="majorHAnsi"/>
+          <w:b/>
+          <w:bCs/>
+          <w:sz w:val="20"/>
+          <w:szCs w:val="20"/>
+        </w:rPr>
+        <w:t>)</w:t>
+      </w:r>
+    </w:p>
+    <w:p>
+      <w:pPr>
+        <w:numPr>
+          <w:ilvl w:val="0"/>
+          <w:numId w:val="22"/>
+        </w:numPr>
+        <w:rPr>
+          <w:rFonts w:asciiTheme="majorHAnsi" w:hAnsiTheme="majorHAnsi" w:cstheme="majorHAnsi"/>
+          <w:b/>
+          <w:bCs/>
+          <w:sz w:val="20"/>
+          <w:szCs w:val="20"/>
+        </w:rPr>
+      </w:pPr>
+      <w:r>
+        <w:rPr>
+          <w:rFonts w:ascii="Segoe UI Emoji" w:hAnsi="Segoe UI Emoji" w:cs="Segoe UI Emoji"/>
+          <w:b/>
+          <w:bCs/>
+          <w:sz w:val="20"/>
+          <w:szCs w:val="20"/>
+        </w:rPr>
+        <w:t>✅</w:t>
+      </w:r>
+      <w:r>
+        <w:rPr>
+          <w:rFonts w:asciiTheme="majorHAnsi" w:hAnsiTheme="majorHAnsi" w:cstheme="majorHAnsi"/>
+          <w:b/>
+          <w:bCs/>
+          <w:sz w:val="20"/>
+          <w:szCs w:val="20"/>
+        </w:rPr>
+        <w:t xml:space="preserve"> Адаптивный дизайн</w:t>
+      </w:r>
+    </w:p>
+    <w:p>
+      <w:pPr>
+        <w:numPr>
+          <w:ilvl w:val="0"/>
+          <w:numId w:val="22"/>
+        </w:numPr>
+        <w:rPr>
+          <w:rFonts w:asciiTheme="majorHAnsi" w:hAnsiTheme="majorHAnsi" w:cstheme="majorHAnsi"/>
+          <w:b/>
+          <w:bCs/>
+          <w:sz w:val="20"/>
+          <w:szCs w:val="20"/>
+        </w:rPr>
+      </w:pPr>
+      <w:r>
+        <w:rPr>
+          <w:rFonts w:ascii="Segoe UI Emoji" w:hAnsi="Segoe UI Emoji" w:cs="Segoe UI Emoji"/>
+          <w:b/>
+          <w:bCs/>
+          <w:sz w:val="20"/>
+          <w:szCs w:val="20"/>
+        </w:rPr>
+        <w:t>✅</w:t>
+      </w:r>
+      <w:r>
+        <w:rPr>
+          <w:rFonts w:asciiTheme="majorHAnsi" w:hAnsiTheme="majorHAnsi" w:cstheme="majorHAnsi"/>
+          <w:b/>
+          <w:bCs/>
+          <w:sz w:val="20"/>
+          <w:szCs w:val="20"/>
+        </w:rPr>
+        <w:t xml:space="preserve"> Красивые анимации</w:t>
+      </w:r>
+    </w:p>
+    <w:p>
+      <w:pPr>
+        <w:numPr>
+          <w:ilvl w:val="0"/>
+          <w:numId w:val="22"/>
+        </w:numPr>
+        <w:rPr>
+          <w:rFonts w:asciiTheme="majorHAnsi" w:hAnsiTheme="majorHAnsi" w:cstheme="majorHAnsi"/>
+          <w:b/>
+          <w:bCs/>
+          <w:sz w:val="20"/>
+          <w:szCs w:val="20"/>
+        </w:rPr>
+      </w:pPr>
+      <w:r>
+        <w:rPr>
+          <w:rFonts w:ascii="Segoe UI Emoji" w:hAnsi="Segoe UI Emoji" w:cs="Segoe UI Emoji"/>
+          <w:b/>
+          <w:bCs/>
+          <w:sz w:val="20"/>
+          <w:szCs w:val="20"/>
+        </w:rPr>
+        <w:t>✅</w:t>
+      </w:r>
+      <w:r>
+        <w:rPr>
+          <w:rFonts w:asciiTheme="majorHAnsi" w:hAnsiTheme="majorHAnsi" w:cstheme="majorHAnsi"/>
+          <w:b/>
+          <w:bCs/>
+          <w:sz w:val="20"/>
+          <w:szCs w:val="20"/>
+        </w:rPr>
+        <w:t xml:space="preserve"> Навигация между страницами</w:t>
+      </w:r>
+    </w:p>
+    <w:p>
+      <w:pPr>
+        <w:rPr>
+          <w:rFonts w:asciiTheme="majorHAnsi" w:hAnsiTheme="majorHAnsi" w:cstheme="majorHAnsi"/>
+          <w:b/>
+          <w:bCs/>
+          <w:sz w:val="20"/>
+          <w:szCs w:val="20"/>
+        </w:rPr>
+      </w:pPr>
+      <w:r>
+        <w:rPr>
+          <w:rFonts w:asciiTheme="majorHAnsi" w:hAnsiTheme="majorHAnsi" w:cstheme="majorHAnsi"/>
+          <w:b/>
+          <w:bCs/>
+          <w:sz w:val="20"/>
+          <w:szCs w:val="20"/>
+        </w:rPr>
+        <w:t>11. Архитектура</w:t>
+      </w:r>
+    </w:p>
+    <w:p>
+      <w:pPr>
+        <w:numPr>
+          <w:ilvl w:val="0"/>
+          <w:numId w:val="23"/>
+        </w:numPr>
+        <w:rPr>
+          <w:rFonts w:asciiTheme="majorHAnsi" w:hAnsiTheme="majorHAnsi" w:cstheme="majorHAnsi"/>
+          <w:b/>
+          <w:bCs/>
+          <w:sz w:val="20"/>
+          <w:szCs w:val="20"/>
+        </w:rPr>
+      </w:pPr>
+      <w:r>
+        <w:rPr>
+          <w:rFonts w:ascii="Segoe UI Emoji" w:hAnsi="Segoe UI Emoji" w:cs="Segoe UI Emoji"/>
+          <w:b/>
+          <w:bCs/>
+          <w:sz w:val="20"/>
+          <w:szCs w:val="20"/>
+        </w:rPr>
+        <w:t>✅</w:t>
+      </w:r>
+      <w:r>
+        <w:rPr>
+          <w:rFonts w:asciiTheme="majorHAnsi" w:hAnsiTheme="majorHAnsi" w:cstheme="majorHAnsi"/>
+          <w:b/>
+          <w:bCs/>
+          <w:sz w:val="20"/>
+          <w:szCs w:val="20"/>
+        </w:rPr>
+        <w:t xml:space="preserve"> </w:t>
+      </w:r>
+      <w:proofErr w:type="spellStart"/>
+      <w:r>
+        <w:rPr>
+          <w:rFonts w:asciiTheme="majorHAnsi" w:hAnsiTheme="majorHAnsi" w:cstheme="majorHAnsi"/>
+          <w:b/>
+          <w:bCs/>
+          <w:sz w:val="20"/>
+          <w:szCs w:val="20"/>
+        </w:rPr>
+        <w:t>TypeScript</w:t>
+      </w:r>
+      <w:proofErr w:type="spellEnd"/>
+    </w:p>
+    <w:p>
+      <w:pPr>
+        <w:numPr>
+          <w:ilvl w:val="0"/>
+          <w:numId w:val="23"/>
+        </w:numPr>
+        <w:rPr>
+          <w:rFonts w:asciiTheme="majorHAnsi" w:hAnsiTheme="majorHAnsi" w:cstheme="majorHAnsi"/>
+          <w:b/>
+          <w:bCs/>
+          <w:sz w:val="20"/>
+          <w:szCs w:val="20"/>
+        </w:rPr>
+      </w:pPr>
+      <w:r>
+        <w:rPr>
+          <w:rFonts w:ascii="Segoe UI Emoji" w:hAnsi="Segoe UI Emoji" w:cs="Segoe UI Emoji"/>
+          <w:b/>
+          <w:bCs/>
+          <w:sz w:val="20"/>
+          <w:szCs w:val="20"/>
+        </w:rPr>
+        <w:t>✅</w:t>
+      </w:r>
+      <w:r>
+        <w:rPr>
+          <w:rFonts w:asciiTheme="majorHAnsi" w:hAnsiTheme="majorHAnsi" w:cstheme="majorHAnsi"/>
+          <w:b/>
+          <w:bCs/>
+          <w:sz w:val="20"/>
+          <w:szCs w:val="20"/>
+        </w:rPr>
+        <w:t xml:space="preserve"> </w:t>
+      </w:r>
+      <w:proofErr w:type="spellStart"/>
+      <w:r>
+        <w:rPr>
+          <w:rFonts w:asciiTheme="majorHAnsi" w:hAnsiTheme="majorHAnsi" w:cstheme="majorHAnsi"/>
+          <w:b/>
+          <w:bCs/>
+          <w:sz w:val="20"/>
+          <w:szCs w:val="20"/>
+        </w:rPr>
+        <w:t>Clean</w:t>
+      </w:r>
+      <w:proofErr w:type="spellEnd"/>
+      <w:r>
+        <w:rPr>
+          <w:rFonts w:asciiTheme="majorHAnsi" w:hAnsiTheme="majorHAnsi" w:cstheme="majorHAnsi"/>
+          <w:b/>
+          <w:bCs/>
+          <w:sz w:val="20"/>
+          <w:szCs w:val="20"/>
+        </w:rPr>
+        <w:t xml:space="preserve"> Architecture</w:t>
+      </w:r>
+    </w:p>
+    <w:p>
+      <w:pPr>
+        <w:numPr>
+          <w:ilvl w:val="0"/>
+          <w:numId w:val="23"/>
+        </w:numPr>
+        <w:rPr>
+          <w:rFonts w:asciiTheme="majorHAnsi" w:hAnsiTheme="majorHAnsi" w:cstheme="majorHAnsi"/>
+          <w:b/>
+          <w:bCs/>
+          <w:sz w:val="20"/>
+          <w:szCs w:val="20"/>
+        </w:rPr>
+      </w:pPr>
+      <w:r>
+        <w:rPr>
+          <w:rFonts w:ascii="Segoe UI Emoji" w:hAnsi="Segoe UI Emoji" w:cs="Segoe UI Emoji"/>
+          <w:b/>
+          <w:bCs/>
+          <w:sz w:val="20"/>
+          <w:szCs w:val="20"/>
+        </w:rPr>
+        <w:t>✅</w:t>
+      </w:r>
+      <w:r>
+        <w:rPr>
+          <w:rFonts w:asciiTheme="majorHAnsi" w:hAnsiTheme="majorHAnsi" w:cstheme="majorHAnsi"/>
+          <w:b/>
+          <w:bCs/>
+          <w:sz w:val="20"/>
+          <w:szCs w:val="20"/>
+        </w:rPr>
+        <w:t xml:space="preserve"> </w:t>
+      </w:r>
+      <w:proofErr w:type="spellStart"/>
+      <w:r>
+        <w:rPr>
+          <w:rFonts w:asciiTheme="majorHAnsi" w:hAnsiTheme="majorHAnsi" w:cstheme="majorHAnsi"/>
+          <w:b/>
+          <w:bCs/>
+          <w:sz w:val="20"/>
+          <w:szCs w:val="20"/>
+        </w:rPr>
+        <w:t>Repository</w:t>
+      </w:r>
+      <w:proofErr w:type="spellEnd"/>
+      <w:r>
+        <w:rPr>
+          <w:rFonts w:asciiTheme="majorHAnsi" w:hAnsiTheme="majorHAnsi" w:cstheme="majorHAnsi"/>
+          <w:b/>
+          <w:bCs/>
+          <w:sz w:val="20"/>
+          <w:szCs w:val="20"/>
+        </w:rPr>
+        <w:t xml:space="preserve"> </w:t>
+      </w:r>
+      <w:proofErr w:type="spellStart"/>
+      <w:r>
+        <w:rPr>
+          <w:rFonts w:asciiTheme="majorHAnsi" w:hAnsiTheme="majorHAnsi" w:cstheme="majorHAnsi"/>
+          <w:b/>
+          <w:bCs/>
+          <w:sz w:val="20"/>
+          <w:szCs w:val="20"/>
+        </w:rPr>
+        <w:t>Pattern</w:t>
+      </w:r>
+      <w:proofErr w:type="spellEnd"/>
+    </w:p>
+    <w:p>
+      <w:pPr>
+        <w:numPr>
+          <w:ilvl w:val="0"/>
+          <w:numId w:val="23"/>
+        </w:numPr>
+        <w:rPr>
+          <w:rFonts w:asciiTheme="majorHAnsi" w:hAnsiTheme="majorHAnsi" w:cstheme="majorHAnsi"/>
+          <w:b/>
+          <w:bCs/>
+          <w:sz w:val="20"/>
+          <w:szCs w:val="20"/>
+        </w:rPr>
+      </w:pPr>
+      <w:r>
+        <w:rPr>
+          <w:rFonts w:ascii="Segoe UI Emoji" w:hAnsi="Segoe UI Emoji" w:cs="Segoe UI Emoji"/>
+          <w:b/>
+          <w:bCs/>
+          <w:sz w:val="20"/>
+          <w:szCs w:val="20"/>
+        </w:rPr>
+        <w:t>✅</w:t>
+      </w:r>
+      <w:r>
+        <w:rPr>
+          <w:rFonts w:asciiTheme="majorHAnsi" w:hAnsiTheme="majorHAnsi" w:cstheme="majorHAnsi"/>
+          <w:b/>
+          <w:bCs/>
+          <w:sz w:val="20"/>
+          <w:szCs w:val="20"/>
+        </w:rPr>
+        <w:t xml:space="preserve"> </w:t>
+      </w:r>
+      <w:proofErr w:type="spellStart"/>
+      <w:r>
+        <w:rPr>
+          <w:rFonts w:asciiTheme="majorHAnsi" w:hAnsiTheme="majorHAnsi" w:cstheme="majorHAnsi"/>
+          <w:b/>
+          <w:bCs/>
+          <w:sz w:val="20"/>
+          <w:szCs w:val="20"/>
+        </w:rPr>
+        <w:t>Dependency</w:t>
+      </w:r>
+      <w:proofErr w:type="spellEnd"/>
+      <w:r>
+        <w:rPr>
+          <w:rFonts w:asciiTheme="majorHAnsi" w:hAnsiTheme="majorHAnsi" w:cstheme="majorHAnsi"/>
+          <w:b/>
+          <w:bCs/>
+          <w:sz w:val="20"/>
+          <w:szCs w:val="20"/>
+        </w:rPr>
+        <w:t xml:space="preserve"> </w:t>
+      </w:r>
+      <w:proofErr w:type="spellStart"/>
+      <w:r>
+        <w:rPr>
+          <w:rFonts w:asciiTheme="majorHAnsi" w:hAnsiTheme="majorHAnsi" w:cstheme="majorHAnsi"/>
+          <w:b/>
+          <w:bCs/>
+          <w:sz w:val="20"/>
+          <w:szCs w:val="20"/>
+        </w:rPr>
+        <w:t>Injection</w:t>
+      </w:r>
+      <w:proofErr w:type="spellEnd"/>
+    </w:p>
+    <w:p>
+      <w:pPr>
+        <w:numPr>
+          <w:ilvl w:val="0"/>
+          <w:numId w:val="23"/>
+        </w:numPr>
+        <w:rPr>
+          <w:rFonts w:asciiTheme="majorHAnsi" w:hAnsiTheme="majorHAnsi" w:cstheme="majorHAnsi"/>
+          <w:b/>
+          <w:bCs/>
+          <w:sz w:val="20"/>
+          <w:szCs w:val="20"/>
           <w:lang w:val="en-US"/>
         </w:rPr>
-        <w:t>full</w:t>
-      </w:r>
-      <w:r>
+      </w:pPr>
+      <w:r>
+        <w:rPr>
+          <w:rFonts w:ascii="Segoe UI Emoji" w:hAnsi="Segoe UI Emoji" w:cs="Segoe UI Emoji"/>
+          <w:b/>
+          <w:bCs/>
+          <w:sz w:val="20"/>
+          <w:szCs w:val="20"/>
+          <w:lang w:val="en-US"/>
+        </w:rPr>
+        <w:t>✅</w:t>
+      </w:r>
+      <w:r>
+        <w:rPr>
+          <w:rFonts w:asciiTheme="majorHAnsi" w:hAnsiTheme="majorHAnsi" w:cstheme="majorHAnsi"/>
+          <w:b/>
+          <w:bCs/>
+          <w:sz w:val="20"/>
+          <w:szCs w:val="20"/>
+          <w:lang w:val="en-US"/>
+        </w:rPr>
+        <w:t xml:space="preserve"> </w:t>
+      </w:r>
+      <w:r>
+        <w:rPr>
+          <w:rFonts w:asciiTheme="majorHAnsi" w:hAnsiTheme="majorHAnsi" w:cstheme="majorHAnsi"/>
+          <w:b/>
+          <w:bCs/>
+          <w:sz w:val="20"/>
+          <w:szCs w:val="20"/>
+        </w:rPr>
+        <w:t>Разделение</w:t>
+      </w:r>
+      <w:r>
+        <w:rPr>
+          <w:rFonts w:asciiTheme="majorHAnsi" w:hAnsiTheme="majorHAnsi" w:cstheme="majorHAnsi"/>
+          <w:b/>
+          <w:bCs/>
+          <w:sz w:val="20"/>
+          <w:szCs w:val="20"/>
+          <w:lang w:val="en-US"/>
+        </w:rPr>
+        <w:t xml:space="preserve"> </w:t>
+      </w:r>
+      <w:r>
+        <w:rPr>
+          <w:rFonts w:asciiTheme="majorHAnsi" w:hAnsiTheme="majorHAnsi" w:cstheme="majorHAnsi"/>
+          <w:b/>
+          <w:bCs/>
+          <w:sz w:val="20"/>
+          <w:szCs w:val="20"/>
+        </w:rPr>
+        <w:t>на</w:t>
+      </w:r>
+      <w:r>
+        <w:rPr>
+          <w:rFonts w:asciiTheme="majorHAnsi" w:hAnsiTheme="majorHAnsi" w:cstheme="majorHAnsi"/>
+          <w:b/>
+          <w:bCs/>
+          <w:sz w:val="20"/>
+          <w:szCs w:val="20"/>
+          <w:lang w:val="en-US"/>
+        </w:rPr>
+        <w:t xml:space="preserve"> </w:t>
+      </w:r>
+      <w:r>
+        <w:rPr>
+          <w:rFonts w:asciiTheme="majorHAnsi" w:hAnsiTheme="majorHAnsi" w:cstheme="majorHAnsi"/>
+          <w:b/>
+          <w:bCs/>
+          <w:sz w:val="20"/>
+          <w:szCs w:val="20"/>
+        </w:rPr>
+        <w:t>слои</w:t>
+      </w:r>
+      <w:r>
+        <w:rPr>
+          <w:rFonts w:asciiTheme="majorHAnsi" w:hAnsiTheme="majorHAnsi" w:cstheme="majorHAnsi"/>
+          <w:b/>
+          <w:bCs/>
+          <w:sz w:val="20"/>
+          <w:szCs w:val="20"/>
+          <w:lang w:val="en-US"/>
+        </w:rPr>
+        <w:t xml:space="preserve"> (domain/application/infrastructure/presentation)</w:t>
+      </w:r>
+    </w:p>
+    <w:p>
+      <w:pPr>
+        <w:rPr>
+          <w:rFonts w:asciiTheme="majorHAnsi" w:hAnsiTheme="majorHAnsi" w:cstheme="majorHAnsi"/>
+          <w:b/>
+          <w:bCs/>
+          <w:sz w:val="20"/>
+          <w:szCs w:val="20"/>
+        </w:rPr>
+      </w:pPr>
+      <w:r>
+        <w:rPr>
+          <w:rFonts w:asciiTheme="majorHAnsi" w:hAnsiTheme="majorHAnsi" w:cstheme="majorHAnsi"/>
+          <w:b/>
+          <w:bCs/>
+          <w:sz w:val="20"/>
+          <w:szCs w:val="20"/>
+        </w:rPr>
+        <w:pict w14:anchorId="5809DE87">
+          <v:rect id="_x0000_i1042" style="width:0;height:1.5pt" o:hralign="center" o:hrstd="t" o:hr="t" fillcolor="#a0a0a0" stroked="f"/>
+        </w:pict>
+      </w:r>
+    </w:p>
+    <w:p>
+      <w:pPr>
+        <w:rPr>
+          <w:rFonts w:asciiTheme="majorHAnsi" w:hAnsiTheme="majorHAnsi" w:cstheme="majorHAnsi"/>
+          <w:b/>
+          <w:bCs/>
+          <w:sz w:val="20"/>
+          <w:szCs w:val="20"/>
+        </w:rPr>
+      </w:pPr>
+      <w:r>
+        <w:rPr>
+          <w:rFonts w:ascii="Segoe UI Emoji" w:hAnsi="Segoe UI Emoji" w:cs="Segoe UI Emoji"/>
+          <w:b/>
+          <w:bCs/>
+          <w:sz w:val="20"/>
+          <w:szCs w:val="20"/>
+        </w:rPr>
+        <w:t>❌</w:t>
+      </w:r>
+      <w:r>
+        <w:rPr>
+          <w:rFonts w:asciiTheme="majorHAnsi" w:hAnsiTheme="majorHAnsi" w:cstheme="majorHAnsi"/>
+          <w:b/>
+          <w:bCs/>
+          <w:sz w:val="20"/>
+          <w:szCs w:val="20"/>
+        </w:rPr>
+        <w:t xml:space="preserve"> ОСТАЛОСЬ РЕАЛИЗОВАТЬ:</w:t>
+      </w:r>
+    </w:p>
+    <w:p>
+      <w:pPr>
+        <w:rPr>
+          <w:rFonts w:asciiTheme="majorHAnsi" w:hAnsiTheme="majorHAnsi" w:cstheme="majorHAnsi"/>
+          <w:b/>
+          <w:bCs/>
+          <w:sz w:val="20"/>
+          <w:szCs w:val="20"/>
+        </w:rPr>
+      </w:pPr>
+      <w:r>
+        <w:rPr>
+          <w:rFonts w:asciiTheme="majorHAnsi" w:hAnsiTheme="majorHAnsi" w:cstheme="majorHAnsi"/>
+          <w:b/>
+          <w:bCs/>
+          <w:sz w:val="20"/>
+          <w:szCs w:val="20"/>
+        </w:rPr>
+        <w:t>1. Улучшение алгоритма адаптации</w:t>
+      </w:r>
+    </w:p>
+    <w:p>
+      <w:pPr>
+        <w:numPr>
+          <w:ilvl w:val="0"/>
+          <w:numId w:val="24"/>
+        </w:numPr>
+        <w:rPr>
+          <w:rFonts w:asciiTheme="majorHAnsi" w:hAnsiTheme="majorHAnsi" w:cstheme="majorHAnsi"/>
+          <w:b/>
+          <w:bCs/>
+          <w:sz w:val="20"/>
+          <w:szCs w:val="20"/>
+        </w:rPr>
+      </w:pPr>
+      <w:r>
+        <w:rPr>
+          <w:rFonts w:ascii="Segoe UI Emoji" w:hAnsi="Segoe UI Emoji" w:cs="Segoe UI Emoji"/>
+          <w:b/>
+          <w:bCs/>
+          <w:sz w:val="20"/>
+          <w:szCs w:val="20"/>
+        </w:rPr>
+        <w:t>⏳</w:t>
+      </w:r>
+      <w:r>
+        <w:rPr>
+          <w:rFonts w:asciiTheme="majorHAnsi" w:hAnsiTheme="majorHAnsi" w:cstheme="majorHAnsi"/>
+          <w:b/>
+          <w:bCs/>
+          <w:sz w:val="20"/>
+          <w:szCs w:val="20"/>
+        </w:rPr>
+        <w:t xml:space="preserve"> Регрессионная функция для точного расчёта увеличения веса</w:t>
+      </w:r>
+    </w:p>
+    <w:p>
+      <w:pPr>
+        <w:numPr>
+          <w:ilvl w:val="0"/>
+          <w:numId w:val="24"/>
+        </w:numPr>
+        <w:rPr>
+          <w:rFonts w:asciiTheme="majorHAnsi" w:hAnsiTheme="majorHAnsi" w:cstheme="majorHAnsi"/>
+          <w:b/>
+          <w:bCs/>
+          <w:sz w:val="20"/>
+          <w:szCs w:val="20"/>
+        </w:rPr>
+      </w:pPr>
+      <w:r>
+        <w:rPr>
+          <w:rFonts w:ascii="Segoe UI Emoji" w:hAnsi="Segoe UI Emoji" w:cs="Segoe UI Emoji"/>
+          <w:b/>
+          <w:bCs/>
+          <w:sz w:val="20"/>
+          <w:szCs w:val="20"/>
+        </w:rPr>
+        <w:lastRenderedPageBreak/>
+        <w:t>⏳</w:t>
+      </w:r>
+      <w:r>
+        <w:rPr>
+          <w:rFonts w:asciiTheme="majorHAnsi" w:hAnsiTheme="majorHAnsi" w:cstheme="majorHAnsi"/>
+          <w:b/>
+          <w:bCs/>
+          <w:sz w:val="20"/>
+          <w:szCs w:val="20"/>
+        </w:rPr>
+        <w:t xml:space="preserve"> Предложение упражнений-аналогов при повторном невыполнении</w:t>
+      </w:r>
+    </w:p>
+    <w:p>
+      <w:pPr>
+        <w:numPr>
+          <w:ilvl w:val="0"/>
+          <w:numId w:val="24"/>
+        </w:numPr>
+        <w:rPr>
+          <w:rFonts w:asciiTheme="majorHAnsi" w:hAnsiTheme="majorHAnsi" w:cstheme="majorHAnsi"/>
+          <w:b/>
+          <w:bCs/>
+          <w:sz w:val="20"/>
+          <w:szCs w:val="20"/>
+        </w:rPr>
+      </w:pPr>
+      <w:r>
+        <w:rPr>
+          <w:rFonts w:ascii="Segoe UI Emoji" w:hAnsi="Segoe UI Emoji" w:cs="Segoe UI Emoji"/>
+          <w:b/>
+          <w:bCs/>
+          <w:sz w:val="20"/>
+          <w:szCs w:val="20"/>
+        </w:rPr>
+        <w:t>⏳</w:t>
+      </w:r>
+      <w:r>
+        <w:rPr>
+          <w:rFonts w:asciiTheme="majorHAnsi" w:hAnsiTheme="majorHAnsi" w:cstheme="majorHAnsi"/>
+          <w:b/>
+          <w:bCs/>
+          <w:sz w:val="20"/>
+          <w:szCs w:val="20"/>
+        </w:rPr>
+        <w:t xml:space="preserve"> Автоматическое снижение количества подходов</w:t>
+      </w:r>
+    </w:p>
+    <w:p>
+      <w:pPr>
+        <w:rPr>
+          <w:rFonts w:asciiTheme="majorHAnsi" w:hAnsiTheme="majorHAnsi" w:cstheme="majorHAnsi"/>
+          <w:b/>
+          <w:bCs/>
+          <w:sz w:val="20"/>
+          <w:szCs w:val="20"/>
+        </w:rPr>
+      </w:pPr>
+      <w:r>
+        <w:rPr>
+          <w:rFonts w:asciiTheme="majorHAnsi" w:hAnsiTheme="majorHAnsi" w:cstheme="majorHAnsi"/>
+          <w:b/>
+          <w:bCs/>
+          <w:sz w:val="20"/>
+          <w:szCs w:val="20"/>
+        </w:rPr>
+        <w:t>2. Управление профилем</w:t>
+      </w:r>
+    </w:p>
+    <w:p>
+      <w:pPr>
+        <w:numPr>
+          <w:ilvl w:val="0"/>
+          <w:numId w:val="25"/>
+        </w:numPr>
+        <w:rPr>
+          <w:rFonts w:asciiTheme="majorHAnsi" w:hAnsiTheme="majorHAnsi" w:cstheme="majorHAnsi"/>
+          <w:b/>
+          <w:bCs/>
+          <w:sz w:val="20"/>
+          <w:szCs w:val="20"/>
+        </w:rPr>
+      </w:pPr>
+      <w:r>
+        <w:rPr>
+          <w:rFonts w:ascii="Segoe UI Emoji" w:hAnsi="Segoe UI Emoji" w:cs="Segoe UI Emoji"/>
+          <w:b/>
+          <w:bCs/>
+          <w:sz w:val="20"/>
+          <w:szCs w:val="20"/>
+        </w:rPr>
+        <w:t>⏳</w:t>
+      </w:r>
+      <w:r>
+        <w:rPr>
+          <w:rFonts w:asciiTheme="majorHAnsi" w:hAnsiTheme="majorHAnsi" w:cstheme="majorHAnsi"/>
+          <w:b/>
+          <w:bCs/>
+          <w:sz w:val="20"/>
+          <w:szCs w:val="20"/>
+        </w:rPr>
+        <w:t xml:space="preserve"> Редактирование профиля (изменение веса, роста)</w:t>
+      </w:r>
+    </w:p>
+    <w:p>
+      <w:pPr>
+        <w:numPr>
+          <w:ilvl w:val="0"/>
+          <w:numId w:val="25"/>
+        </w:numPr>
+        <w:rPr>
+          <w:rFonts w:asciiTheme="majorHAnsi" w:hAnsiTheme="majorHAnsi" w:cstheme="majorHAnsi"/>
+          <w:b/>
+          <w:bCs/>
+          <w:sz w:val="20"/>
+          <w:szCs w:val="20"/>
+        </w:rPr>
+      </w:pPr>
+      <w:r>
+        <w:rPr>
+          <w:rFonts w:ascii="Segoe UI Emoji" w:hAnsi="Segoe UI Emoji" w:cs="Segoe UI Emoji"/>
+          <w:b/>
+          <w:bCs/>
+          <w:sz w:val="20"/>
+          <w:szCs w:val="20"/>
+        </w:rPr>
+        <w:t>⏳</w:t>
+      </w:r>
+      <w:r>
+        <w:rPr>
+          <w:rFonts w:asciiTheme="majorHAnsi" w:hAnsiTheme="majorHAnsi" w:cstheme="majorHAnsi"/>
+          <w:b/>
+          <w:bCs/>
+          <w:sz w:val="20"/>
+          <w:szCs w:val="20"/>
+        </w:rPr>
+        <w:t xml:space="preserve"> Отслеживание изменения параметров тела</w:t>
+      </w:r>
+    </w:p>
+    <w:p>
+      <w:pPr>
+        <w:numPr>
+          <w:ilvl w:val="0"/>
+          <w:numId w:val="25"/>
+        </w:numPr>
+        <w:rPr>
+          <w:rFonts w:asciiTheme="majorHAnsi" w:hAnsiTheme="majorHAnsi" w:cstheme="majorHAnsi"/>
+          <w:b/>
+          <w:bCs/>
+          <w:sz w:val="20"/>
+          <w:szCs w:val="20"/>
+        </w:rPr>
+      </w:pPr>
+      <w:r>
+        <w:rPr>
+          <w:rFonts w:ascii="Segoe UI Emoji" w:hAnsi="Segoe UI Emoji" w:cs="Segoe UI Emoji"/>
+          <w:b/>
+          <w:bCs/>
+          <w:sz w:val="20"/>
+          <w:szCs w:val="20"/>
+        </w:rPr>
+        <w:t>⏳</w:t>
+      </w:r>
+      <w:r>
+        <w:rPr>
+          <w:rFonts w:asciiTheme="majorHAnsi" w:hAnsiTheme="majorHAnsi" w:cstheme="majorHAnsi"/>
+          <w:b/>
+          <w:bCs/>
+          <w:sz w:val="20"/>
+          <w:szCs w:val="20"/>
+        </w:rPr>
+        <w:t xml:space="preserve"> Установка времени начала тренировок (глобальная настройка)</w:t>
+      </w:r>
+    </w:p>
+    <w:p>
+      <w:pPr>
+        <w:rPr>
+          <w:rFonts w:asciiTheme="majorHAnsi" w:hAnsiTheme="majorHAnsi" w:cstheme="majorHAnsi"/>
+          <w:b/>
+          <w:bCs/>
+          <w:sz w:val="20"/>
+          <w:szCs w:val="20"/>
+        </w:rPr>
+      </w:pPr>
+      <w:r>
+        <w:rPr>
+          <w:rFonts w:asciiTheme="majorHAnsi" w:hAnsiTheme="majorHAnsi" w:cstheme="majorHAnsi"/>
+          <w:b/>
+          <w:bCs/>
+          <w:sz w:val="20"/>
+          <w:szCs w:val="20"/>
+        </w:rPr>
+        <w:t>3. Изменение типа тренировок</w:t>
+      </w:r>
+    </w:p>
+    <w:p>
+      <w:pPr>
+        <w:numPr>
+          <w:ilvl w:val="0"/>
+          <w:numId w:val="26"/>
+        </w:numPr>
+        <w:rPr>
+          <w:rFonts w:asciiTheme="majorHAnsi" w:hAnsiTheme="majorHAnsi" w:cstheme="majorHAnsi"/>
+          <w:b/>
+          <w:bCs/>
+          <w:sz w:val="20"/>
+          <w:szCs w:val="20"/>
+        </w:rPr>
+      </w:pPr>
+      <w:r>
+        <w:rPr>
+          <w:rFonts w:ascii="Segoe UI Emoji" w:hAnsi="Segoe UI Emoji" w:cs="Segoe UI Emoji"/>
+          <w:b/>
+          <w:bCs/>
+          <w:sz w:val="20"/>
+          <w:szCs w:val="20"/>
+        </w:rPr>
+        <w:t>⏳</w:t>
+      </w:r>
+      <w:r>
+        <w:rPr>
+          <w:rFonts w:asciiTheme="majorHAnsi" w:hAnsiTheme="majorHAnsi" w:cstheme="majorHAnsi"/>
+          <w:b/>
+          <w:bCs/>
+          <w:sz w:val="20"/>
+          <w:szCs w:val="20"/>
+        </w:rPr>
+        <w:t xml:space="preserve"> Переключение с Full Body на сплит-программу:</w:t>
+      </w:r>
+    </w:p>
+    <w:p>
+      <w:pPr>
+        <w:numPr>
+          <w:ilvl w:val="1"/>
+          <w:numId w:val="26"/>
+        </w:numPr>
+        <w:rPr>
+          <w:rFonts w:asciiTheme="majorHAnsi" w:hAnsiTheme="majorHAnsi" w:cstheme="majorHAnsi"/>
+          <w:b/>
+          <w:bCs/>
+          <w:sz w:val="20"/>
+          <w:szCs w:val="20"/>
+        </w:rPr>
+      </w:pPr>
+      <w:r>
+        <w:rPr>
+          <w:rFonts w:asciiTheme="majorHAnsi" w:hAnsiTheme="majorHAnsi" w:cstheme="majorHAnsi"/>
+          <w:b/>
+          <w:bCs/>
+          <w:sz w:val="20"/>
+          <w:szCs w:val="20"/>
+        </w:rPr>
+        <w:t>Грудь (+ плечи, пресс)</w:t>
+      </w:r>
+    </w:p>
+    <w:p>
+      <w:pPr>
+        <w:numPr>
+          <w:ilvl w:val="1"/>
+          <w:numId w:val="26"/>
+        </w:numPr>
+        <w:rPr>
+          <w:rFonts w:asciiTheme="majorHAnsi" w:hAnsiTheme="majorHAnsi" w:cstheme="majorHAnsi"/>
+          <w:b/>
+          <w:bCs/>
+          <w:sz w:val="20"/>
+          <w:szCs w:val="20"/>
+        </w:rPr>
+      </w:pPr>
+      <w:r>
+        <w:rPr>
+          <w:rFonts w:asciiTheme="majorHAnsi" w:hAnsiTheme="majorHAnsi" w:cstheme="majorHAnsi"/>
+          <w:b/>
+          <w:bCs/>
+          <w:sz w:val="20"/>
+          <w:szCs w:val="20"/>
+        </w:rPr>
+        <w:t>Спина (+ руки, пресс)</w:t>
+      </w:r>
+    </w:p>
+    <w:p>
+      <w:pPr>
+        <w:numPr>
+          <w:ilvl w:val="1"/>
+          <w:numId w:val="26"/>
+        </w:numPr>
+        <w:rPr>
+          <w:rFonts w:asciiTheme="majorHAnsi" w:hAnsiTheme="majorHAnsi" w:cstheme="majorHAnsi"/>
+          <w:b/>
+          <w:bCs/>
+          <w:sz w:val="20"/>
+          <w:szCs w:val="20"/>
+        </w:rPr>
+      </w:pPr>
+      <w:r>
+        <w:rPr>
+          <w:rFonts w:asciiTheme="majorHAnsi" w:hAnsiTheme="majorHAnsi" w:cstheme="majorHAnsi"/>
+          <w:b/>
+          <w:bCs/>
+          <w:sz w:val="20"/>
+          <w:szCs w:val="20"/>
+        </w:rPr>
+        <w:t>Ноги (+ пресс)</w:t>
+      </w:r>
+    </w:p>
+    <w:p>
+      <w:pPr>
+        <w:rPr>
+          <w:rFonts w:asciiTheme="majorHAnsi" w:hAnsiTheme="majorHAnsi" w:cstheme="majorHAnsi"/>
+          <w:b/>
+          <w:bCs/>
+          <w:sz w:val="20"/>
+          <w:szCs w:val="20"/>
+        </w:rPr>
+      </w:pPr>
+      <w:r>
+        <w:rPr>
+          <w:rFonts w:asciiTheme="majorHAnsi" w:hAnsiTheme="majorHAnsi" w:cstheme="majorHAnsi"/>
+          <w:b/>
+          <w:bCs/>
+          <w:sz w:val="20"/>
+          <w:szCs w:val="20"/>
+        </w:rPr>
+        <w:t>4. Пользовательские упражнения</w:t>
+      </w:r>
+    </w:p>
+    <w:p>
+      <w:pPr>
+        <w:numPr>
+          <w:ilvl w:val="0"/>
+          <w:numId w:val="27"/>
+        </w:numPr>
+        <w:rPr>
+          <w:rFonts w:asciiTheme="majorHAnsi" w:hAnsiTheme="majorHAnsi" w:cstheme="majorHAnsi"/>
+          <w:b/>
+          <w:bCs/>
+          <w:sz w:val="20"/>
+          <w:szCs w:val="20"/>
+        </w:rPr>
+      </w:pPr>
+      <w:r>
+        <w:rPr>
+          <w:rFonts w:ascii="Segoe UI Emoji" w:hAnsi="Segoe UI Emoji" w:cs="Segoe UI Emoji"/>
+          <w:b/>
+          <w:bCs/>
+          <w:sz w:val="20"/>
+          <w:szCs w:val="20"/>
+        </w:rPr>
+        <w:t>⏳</w:t>
+      </w:r>
+      <w:r>
+        <w:rPr>
+          <w:rFonts w:asciiTheme="majorHAnsi" w:hAnsiTheme="majorHAnsi" w:cstheme="majorHAnsi"/>
+          <w:b/>
+          <w:bCs/>
+          <w:sz w:val="20"/>
+          <w:szCs w:val="20"/>
+        </w:rPr>
+        <w:t xml:space="preserve"> Добавление собственных упражнений</w:t>
+      </w:r>
+    </w:p>
+    <w:p>
+      <w:pPr>
+        <w:numPr>
+          <w:ilvl w:val="0"/>
+          <w:numId w:val="27"/>
+        </w:numPr>
+        <w:rPr>
+          <w:rFonts w:asciiTheme="majorHAnsi" w:hAnsiTheme="majorHAnsi" w:cstheme="majorHAnsi"/>
+          <w:b/>
+          <w:bCs/>
+          <w:sz w:val="20"/>
+          <w:szCs w:val="20"/>
+        </w:rPr>
+      </w:pPr>
+      <w:r>
+        <w:rPr>
+          <w:rFonts w:ascii="Segoe UI Emoji" w:hAnsi="Segoe UI Emoji" w:cs="Segoe UI Emoji"/>
+          <w:b/>
+          <w:bCs/>
+          <w:sz w:val="20"/>
+          <w:szCs w:val="20"/>
+        </w:rPr>
+        <w:t>⏳</w:t>
+      </w:r>
+      <w:r>
+        <w:rPr>
+          <w:rFonts w:asciiTheme="majorHAnsi" w:hAnsiTheme="majorHAnsi" w:cstheme="majorHAnsi"/>
+          <w:b/>
+          <w:bCs/>
+          <w:sz w:val="20"/>
+          <w:szCs w:val="20"/>
+        </w:rPr>
+        <w:t xml:space="preserve"> Замена упражнений в программе</w:t>
+      </w:r>
+    </w:p>
+    <w:p>
+      <w:pPr>
+        <w:rPr>
+          <w:rFonts w:asciiTheme="majorHAnsi" w:hAnsiTheme="majorHAnsi" w:cstheme="majorHAnsi"/>
+          <w:b/>
+          <w:bCs/>
+          <w:sz w:val="20"/>
+          <w:szCs w:val="20"/>
+        </w:rPr>
+      </w:pPr>
+      <w:r>
+        <w:rPr>
+          <w:rFonts w:asciiTheme="majorHAnsi" w:hAnsiTheme="majorHAnsi" w:cstheme="majorHAnsi"/>
+          <w:b/>
+          <w:bCs/>
+          <w:sz w:val="20"/>
+          <w:szCs w:val="20"/>
+        </w:rPr>
+        <w:t>5. Уведомления</w:t>
+      </w:r>
+    </w:p>
+    <w:p>
+      <w:pPr>
+        <w:numPr>
+          <w:ilvl w:val="0"/>
+          <w:numId w:val="28"/>
+        </w:numPr>
+        <w:rPr>
+          <w:rFonts w:asciiTheme="majorHAnsi" w:hAnsiTheme="majorHAnsi" w:cstheme="majorHAnsi"/>
+          <w:b/>
+          <w:bCs/>
+          <w:sz w:val="20"/>
+          <w:szCs w:val="20"/>
+        </w:rPr>
+      </w:pPr>
+      <w:r>
+        <w:rPr>
+          <w:rFonts w:ascii="Segoe UI Emoji" w:hAnsi="Segoe UI Emoji" w:cs="Segoe UI Emoji"/>
+          <w:b/>
+          <w:bCs/>
+          <w:sz w:val="20"/>
+          <w:szCs w:val="20"/>
+        </w:rPr>
+        <w:t>⏳</w:t>
+      </w:r>
+      <w:r>
+        <w:rPr>
+          <w:rFonts w:asciiTheme="majorHAnsi" w:hAnsiTheme="majorHAnsi" w:cstheme="majorHAnsi"/>
+          <w:b/>
+          <w:bCs/>
+          <w:sz w:val="20"/>
+          <w:szCs w:val="20"/>
+        </w:rPr>
+        <w:t xml:space="preserve"> </w:t>
+      </w:r>
+      <w:proofErr w:type="spellStart"/>
+      <w:r>
+        <w:rPr>
+          <w:rFonts w:asciiTheme="majorHAnsi" w:hAnsiTheme="majorHAnsi" w:cstheme="majorHAnsi"/>
+          <w:b/>
+          <w:bCs/>
+          <w:sz w:val="20"/>
+          <w:szCs w:val="20"/>
+        </w:rPr>
+        <w:t>Email</w:t>
+      </w:r>
+      <w:proofErr w:type="spellEnd"/>
+      <w:r>
+        <w:rPr>
+          <w:rFonts w:asciiTheme="majorHAnsi" w:hAnsiTheme="majorHAnsi" w:cstheme="majorHAnsi"/>
+          <w:b/>
+          <w:bCs/>
+          <w:sz w:val="20"/>
+          <w:szCs w:val="20"/>
+        </w:rPr>
+        <w:t>-уведомления о предстоящих тренировках</w:t>
+      </w:r>
+    </w:p>
+    <w:p>
+      <w:pPr>
+        <w:numPr>
+          <w:ilvl w:val="0"/>
+          <w:numId w:val="28"/>
+        </w:numPr>
+        <w:rPr>
+          <w:rFonts w:asciiTheme="majorHAnsi" w:hAnsiTheme="majorHAnsi" w:cstheme="majorHAnsi"/>
+          <w:b/>
+          <w:bCs/>
+          <w:sz w:val="20"/>
+          <w:szCs w:val="20"/>
+        </w:rPr>
+      </w:pPr>
+      <w:r>
+        <w:rPr>
+          <w:rFonts w:ascii="Segoe UI Emoji" w:hAnsi="Segoe UI Emoji" w:cs="Segoe UI Emoji"/>
+          <w:b/>
+          <w:bCs/>
+          <w:sz w:val="20"/>
+          <w:szCs w:val="20"/>
+        </w:rPr>
+        <w:t>⏳</w:t>
+      </w:r>
+      <w:r>
+        <w:rPr>
+          <w:rFonts w:asciiTheme="majorHAnsi" w:hAnsiTheme="majorHAnsi" w:cstheme="majorHAnsi"/>
+          <w:b/>
+          <w:bCs/>
+          <w:sz w:val="20"/>
+          <w:szCs w:val="20"/>
+        </w:rPr>
+        <w:t xml:space="preserve"> </w:t>
+      </w:r>
+      <w:proofErr w:type="spellStart"/>
+      <w:r>
+        <w:rPr>
+          <w:rFonts w:asciiTheme="majorHAnsi" w:hAnsiTheme="majorHAnsi" w:cstheme="majorHAnsi"/>
+          <w:b/>
+          <w:bCs/>
+          <w:sz w:val="20"/>
+          <w:szCs w:val="20"/>
+        </w:rPr>
+        <w:t>Push</w:t>
+      </w:r>
+      <w:proofErr w:type="spellEnd"/>
+      <w:r>
+        <w:rPr>
+          <w:rFonts w:asciiTheme="majorHAnsi" w:hAnsiTheme="majorHAnsi" w:cstheme="majorHAnsi"/>
+          <w:b/>
+          <w:bCs/>
+          <w:sz w:val="20"/>
+          <w:szCs w:val="20"/>
+        </w:rPr>
+        <w:t>-уведомления (опционально)</w:t>
+      </w:r>
+    </w:p>
+    <w:p>
+      <w:pPr>
+        <w:rPr>
+          <w:rFonts w:asciiTheme="majorHAnsi" w:hAnsiTheme="majorHAnsi" w:cstheme="majorHAnsi"/>
+          <w:b/>
+          <w:bCs/>
+          <w:sz w:val="20"/>
+          <w:szCs w:val="20"/>
+        </w:rPr>
+      </w:pPr>
+      <w:r>
+        <w:rPr>
+          <w:rFonts w:asciiTheme="majorHAnsi" w:hAnsiTheme="majorHAnsi" w:cstheme="majorHAnsi"/>
+          <w:b/>
+          <w:bCs/>
+          <w:sz w:val="20"/>
+          <w:szCs w:val="20"/>
+        </w:rPr>
+        <w:t xml:space="preserve">6. </w:t>
+      </w:r>
+      <w:proofErr w:type="spellStart"/>
+      <w:r>
+        <w:rPr>
+          <w:rFonts w:asciiTheme="majorHAnsi" w:hAnsiTheme="majorHAnsi" w:cstheme="majorHAnsi"/>
+          <w:b/>
+          <w:bCs/>
+          <w:sz w:val="20"/>
+          <w:szCs w:val="20"/>
+        </w:rPr>
+        <w:t>Docker</w:t>
+      </w:r>
+      <w:proofErr w:type="spellEnd"/>
+      <w:r>
+        <w:rPr>
+          <w:rFonts w:asciiTheme="majorHAnsi" w:hAnsiTheme="majorHAnsi" w:cstheme="majorHAnsi"/>
+          <w:b/>
+          <w:bCs/>
+          <w:sz w:val="20"/>
+          <w:szCs w:val="20"/>
+        </w:rPr>
+        <w:t xml:space="preserve"> (финальный этап)</w:t>
+      </w:r>
+    </w:p>
+    <w:p>
+      <w:pPr>
+        <w:numPr>
+          <w:ilvl w:val="0"/>
+          <w:numId w:val="29"/>
+        </w:numPr>
+        <w:rPr>
+          <w:rFonts w:asciiTheme="majorHAnsi" w:hAnsiTheme="majorHAnsi" w:cstheme="majorHAnsi"/>
+          <w:b/>
+          <w:bCs/>
+          <w:sz w:val="20"/>
+          <w:szCs w:val="20"/>
+        </w:rPr>
+      </w:pPr>
+      <w:r>
+        <w:rPr>
+          <w:rFonts w:ascii="Segoe UI Emoji" w:hAnsi="Segoe UI Emoji" w:cs="Segoe UI Emoji"/>
+          <w:b/>
+          <w:bCs/>
+          <w:sz w:val="20"/>
+          <w:szCs w:val="20"/>
+        </w:rPr>
+        <w:t>⏳</w:t>
+      </w:r>
+      <w:r>
+        <w:rPr>
+          <w:rFonts w:asciiTheme="majorHAnsi" w:hAnsiTheme="majorHAnsi" w:cstheme="majorHAnsi"/>
+          <w:b/>
+          <w:bCs/>
+          <w:sz w:val="20"/>
+          <w:szCs w:val="20"/>
+        </w:rPr>
+        <w:t xml:space="preserve"> </w:t>
+      </w:r>
+      <w:proofErr w:type="spellStart"/>
+      <w:r>
+        <w:rPr>
+          <w:rFonts w:asciiTheme="majorHAnsi" w:hAnsiTheme="majorHAnsi" w:cstheme="majorHAnsi"/>
+          <w:b/>
+          <w:bCs/>
+          <w:sz w:val="20"/>
+          <w:szCs w:val="20"/>
+        </w:rPr>
+        <w:t>Dockerfile</w:t>
+      </w:r>
+      <w:proofErr w:type="spellEnd"/>
+      <w:r>
+        <w:rPr>
+          <w:rFonts w:asciiTheme="majorHAnsi" w:hAnsiTheme="majorHAnsi" w:cstheme="majorHAnsi"/>
+          <w:b/>
+          <w:bCs/>
+          <w:sz w:val="20"/>
+          <w:szCs w:val="20"/>
+        </w:rPr>
+        <w:t xml:space="preserve"> для приложения</w:t>
+      </w:r>
+    </w:p>
+    <w:p>
+      <w:pPr>
+        <w:numPr>
+          <w:ilvl w:val="0"/>
+          <w:numId w:val="29"/>
+        </w:numPr>
+        <w:rPr>
+          <w:rFonts w:asciiTheme="majorHAnsi" w:hAnsiTheme="majorHAnsi" w:cstheme="majorHAnsi"/>
+          <w:b/>
+          <w:bCs/>
+          <w:sz w:val="20"/>
+          <w:szCs w:val="20"/>
+        </w:rPr>
+      </w:pPr>
+      <w:r>
+        <w:rPr>
+          <w:rFonts w:ascii="Segoe UI Emoji" w:hAnsi="Segoe UI Emoji" w:cs="Segoe UI Emoji"/>
+          <w:b/>
+          <w:bCs/>
+          <w:sz w:val="20"/>
+          <w:szCs w:val="20"/>
+        </w:rPr>
+        <w:t>⏳</w:t>
+      </w:r>
+      <w:r>
+        <w:rPr>
+          <w:rFonts w:asciiTheme="majorHAnsi" w:hAnsiTheme="majorHAnsi" w:cstheme="majorHAnsi"/>
+          <w:b/>
+          <w:bCs/>
+          <w:sz w:val="20"/>
+          <w:szCs w:val="20"/>
+        </w:rPr>
+        <w:t xml:space="preserve"> </w:t>
+      </w:r>
+      <w:proofErr w:type="spellStart"/>
+      <w:r>
+        <w:rPr>
+          <w:rFonts w:asciiTheme="majorHAnsi" w:hAnsiTheme="majorHAnsi" w:cstheme="majorHAnsi"/>
+          <w:b/>
+          <w:bCs/>
+          <w:sz w:val="20"/>
+          <w:szCs w:val="20"/>
+        </w:rPr>
+        <w:t>docker-compose.yml</w:t>
+      </w:r>
+      <w:proofErr w:type="spellEnd"/>
+      <w:r>
+        <w:rPr>
+          <w:rFonts w:asciiTheme="majorHAnsi" w:hAnsiTheme="majorHAnsi" w:cstheme="majorHAnsi"/>
+          <w:b/>
+          <w:bCs/>
+          <w:sz w:val="20"/>
+          <w:szCs w:val="20"/>
+        </w:rPr>
+        <w:t xml:space="preserve"> с </w:t>
+      </w:r>
+      <w:proofErr w:type="spellStart"/>
+      <w:r>
+        <w:rPr>
+          <w:rFonts w:asciiTheme="majorHAnsi" w:hAnsiTheme="majorHAnsi" w:cstheme="majorHAnsi"/>
+          <w:b/>
+          <w:bCs/>
+          <w:sz w:val="20"/>
+          <w:szCs w:val="20"/>
+        </w:rPr>
+        <w:t>PostgreSQL</w:t>
+      </w:r>
+      <w:proofErr w:type="spellEnd"/>
+    </w:p>
+    <w:p>
+      <w:pPr>
+        <w:numPr>
+          <w:ilvl w:val="0"/>
+          <w:numId w:val="29"/>
+        </w:numPr>
+        <w:rPr>
+          <w:rFonts w:asciiTheme="majorHAnsi" w:hAnsiTheme="majorHAnsi" w:cstheme="majorHAnsi"/>
+          <w:b/>
+          <w:bCs/>
+          <w:sz w:val="20"/>
+          <w:szCs w:val="20"/>
+        </w:rPr>
+      </w:pPr>
+      <w:r>
+        <w:rPr>
+          <w:rFonts w:ascii="Segoe UI Emoji" w:hAnsi="Segoe UI Emoji" w:cs="Segoe UI Emoji"/>
+          <w:b/>
+          <w:bCs/>
+          <w:sz w:val="20"/>
+          <w:szCs w:val="20"/>
+        </w:rPr>
+        <w:t>⏳</w:t>
+      </w:r>
+      <w:r>
+        <w:rPr>
+          <w:rFonts w:asciiTheme="majorHAnsi" w:hAnsiTheme="majorHAnsi" w:cstheme="majorHAnsi"/>
+          <w:b/>
+          <w:bCs/>
+          <w:sz w:val="20"/>
+          <w:szCs w:val="20"/>
+        </w:rPr>
+        <w:t xml:space="preserve"> Настройка </w:t>
+      </w:r>
+      <w:proofErr w:type="spellStart"/>
+      <w:r>
+        <w:rPr>
+          <w:rFonts w:asciiTheme="majorHAnsi" w:hAnsiTheme="majorHAnsi" w:cstheme="majorHAnsi"/>
+          <w:b/>
+          <w:bCs/>
+          <w:sz w:val="20"/>
+          <w:szCs w:val="20"/>
+        </w:rPr>
+        <w:t>production</w:t>
+      </w:r>
+      <w:proofErr w:type="spellEnd"/>
+      <w:r>
+        <w:rPr>
+          <w:rFonts w:asciiTheme="majorHAnsi" w:hAnsiTheme="majorHAnsi" w:cstheme="majorHAnsi"/>
+          <w:b/>
+          <w:bCs/>
+          <w:sz w:val="20"/>
+          <w:szCs w:val="20"/>
+        </w:rPr>
+        <w:t xml:space="preserve"> окружения</w:t>
+      </w:r>
+    </w:p>
+    <w:p>
+      <w:pPr>
+        <w:rPr>
+          <w:rFonts w:asciiTheme="majorHAnsi" w:hAnsiTheme="majorHAnsi" w:cstheme="majorHAnsi"/>
+          <w:b/>
+          <w:bCs/>
+          <w:sz w:val="20"/>
+          <w:szCs w:val="20"/>
+        </w:rPr>
+      </w:pPr>
+      <w:r>
+        <w:rPr>
+          <w:rFonts w:asciiTheme="majorHAnsi" w:hAnsiTheme="majorHAnsi" w:cstheme="majorHAnsi"/>
+          <w:b/>
+          <w:bCs/>
+          <w:sz w:val="20"/>
+          <w:szCs w:val="20"/>
+        </w:rPr>
+        <w:t>7. Тестирование и документация</w:t>
+      </w:r>
+    </w:p>
+    <w:p>
+      <w:pPr>
+        <w:numPr>
+          <w:ilvl w:val="0"/>
+          <w:numId w:val="30"/>
+        </w:numPr>
+        <w:rPr>
+          <w:rFonts w:asciiTheme="majorHAnsi" w:hAnsiTheme="majorHAnsi" w:cstheme="majorHAnsi"/>
+          <w:b/>
+          <w:bCs/>
+          <w:sz w:val="20"/>
+          <w:szCs w:val="20"/>
+        </w:rPr>
+      </w:pPr>
+      <w:r>
+        <w:rPr>
+          <w:rFonts w:ascii="Segoe UI Emoji" w:hAnsi="Segoe UI Emoji" w:cs="Segoe UI Emoji"/>
+          <w:b/>
+          <w:bCs/>
+          <w:sz w:val="20"/>
+          <w:szCs w:val="20"/>
+        </w:rPr>
+        <w:t>⏳</w:t>
+      </w:r>
+      <w:r>
+        <w:rPr>
+          <w:rFonts w:asciiTheme="majorHAnsi" w:hAnsiTheme="majorHAnsi" w:cstheme="majorHAnsi"/>
+          <w:b/>
+          <w:bCs/>
+          <w:sz w:val="20"/>
+          <w:szCs w:val="20"/>
+        </w:rPr>
+        <w:t xml:space="preserve"> Unit-тесты для сервисов</w:t>
+      </w:r>
+    </w:p>
+    <w:p>
+      <w:pPr>
+        <w:numPr>
+          <w:ilvl w:val="0"/>
+          <w:numId w:val="30"/>
+        </w:numPr>
+        <w:rPr>
+          <w:rFonts w:asciiTheme="majorHAnsi" w:hAnsiTheme="majorHAnsi" w:cstheme="majorHAnsi"/>
+          <w:b/>
+          <w:bCs/>
+          <w:sz w:val="20"/>
+          <w:szCs w:val="20"/>
+        </w:rPr>
+      </w:pPr>
+      <w:r>
+        <w:rPr>
+          <w:rFonts w:ascii="Segoe UI Emoji" w:hAnsi="Segoe UI Emoji" w:cs="Segoe UI Emoji"/>
+          <w:b/>
+          <w:bCs/>
+          <w:sz w:val="20"/>
+          <w:szCs w:val="20"/>
+        </w:rPr>
+        <w:t>⏳</w:t>
+      </w:r>
+      <w:r>
+        <w:rPr>
+          <w:rFonts w:asciiTheme="majorHAnsi" w:hAnsiTheme="majorHAnsi" w:cstheme="majorHAnsi"/>
+          <w:b/>
+          <w:bCs/>
+          <w:sz w:val="20"/>
+          <w:szCs w:val="20"/>
+        </w:rPr>
+        <w:t xml:space="preserve"> API документация (</w:t>
+      </w:r>
+      <w:proofErr w:type="spellStart"/>
+      <w:r>
+        <w:rPr>
+          <w:rFonts w:asciiTheme="majorHAnsi" w:hAnsiTheme="majorHAnsi" w:cstheme="majorHAnsi"/>
+          <w:b/>
+          <w:bCs/>
+          <w:sz w:val="20"/>
+          <w:szCs w:val="20"/>
+        </w:rPr>
+        <w:t>Swagger</w:t>
+      </w:r>
+      <w:proofErr w:type="spellEnd"/>
+      <w:r>
+        <w:rPr>
+          <w:rFonts w:asciiTheme="majorHAnsi" w:hAnsiTheme="majorHAnsi" w:cstheme="majorHAnsi"/>
+          <w:b/>
+          <w:bCs/>
+          <w:sz w:val="20"/>
+          <w:szCs w:val="20"/>
+        </w:rPr>
+        <w:t>)</w:t>
+      </w:r>
+    </w:p>
+    <w:p>
+      <w:pPr>
+        <w:numPr>
+          <w:ilvl w:val="0"/>
+          <w:numId w:val="30"/>
+        </w:numPr>
+        <w:rPr>
+          <w:rFonts w:asciiTheme="majorHAnsi" w:hAnsiTheme="majorHAnsi" w:cstheme="majorHAnsi"/>
+          <w:b/>
+          <w:bCs/>
+          <w:sz w:val="20"/>
+          <w:szCs w:val="20"/>
+        </w:rPr>
+      </w:pPr>
+      <w:r>
+        <w:rPr>
+          <w:rFonts w:ascii="Segoe UI Emoji" w:hAnsi="Segoe UI Emoji" w:cs="Segoe UI Emoji"/>
+          <w:b/>
+          <w:bCs/>
+          <w:sz w:val="20"/>
+          <w:szCs w:val="20"/>
+        </w:rPr>
+        <w:t>⏳</w:t>
+      </w:r>
+      <w:r>
+        <w:rPr>
+          <w:rFonts w:asciiTheme="majorHAnsi" w:hAnsiTheme="majorHAnsi" w:cstheme="majorHAnsi"/>
+          <w:b/>
+          <w:bCs/>
+          <w:sz w:val="20"/>
+          <w:szCs w:val="20"/>
+        </w:rPr>
+        <w:t xml:space="preserve"> README с инструкцией по установке</w:t>
+      </w:r>
+    </w:p>
+    <w:p>
+      <w:pPr>
+        <w:rPr>
+          <w:rFonts w:asciiTheme="majorHAnsi" w:hAnsiTheme="majorHAnsi" w:cstheme="majorHAnsi"/>
+          <w:b/>
+          <w:bCs/>
+          <w:sz w:val="20"/>
+          <w:szCs w:val="20"/>
+        </w:rPr>
+      </w:pPr>
+      <w:r>
+        <w:rPr>
+          <w:rFonts w:asciiTheme="majorHAnsi" w:hAnsiTheme="majorHAnsi" w:cstheme="majorHAnsi"/>
+          <w:b/>
+          <w:bCs/>
+          <w:sz w:val="20"/>
+          <w:szCs w:val="20"/>
+        </w:rPr>
+        <w:pict w14:anchorId="0DAAC167">
+          <v:rect id="_x0000_i1043" style="width:0;height:1.5pt" o:hralign="center" o:hrstd="t" o:hr="t" fillcolor="#a0a0a0" stroked="f"/>
+        </w:pict>
+      </w:r>
+    </w:p>
+    <w:p>
+      <w:pPr>
+        <w:rPr>
+          <w:rFonts w:asciiTheme="majorHAnsi" w:hAnsiTheme="majorHAnsi" w:cstheme="majorHAnsi"/>
+          <w:b/>
+          <w:bCs/>
+          <w:sz w:val="20"/>
+          <w:szCs w:val="20"/>
+        </w:rPr>
+      </w:pPr>
+      <w:r>
+        <w:rPr>
+          <w:rFonts w:ascii="Segoe UI Emoji" w:hAnsi="Segoe UI Emoji" w:cs="Segoe UI Emoji"/>
+          <w:b/>
+          <w:bCs/>
+          <w:sz w:val="20"/>
+          <w:szCs w:val="20"/>
+        </w:rPr>
+        <w:t>🔥</w:t>
+      </w:r>
+      <w:r>
+        <w:rPr>
+          <w:rFonts w:asciiTheme="majorHAnsi" w:hAnsiTheme="majorHAnsi" w:cstheme="majorHAnsi"/>
+          <w:b/>
+          <w:bCs/>
+          <w:sz w:val="20"/>
+          <w:szCs w:val="20"/>
+        </w:rPr>
+        <w:t xml:space="preserve"> ПРИОРИТЕТЫ ЗАДАЧ (по важности):</w:t>
+      </w:r>
+    </w:p>
+    <w:p>
+      <w:pPr>
+        <w:rPr>
+          <w:rFonts w:asciiTheme="majorHAnsi" w:hAnsiTheme="majorHAnsi" w:cstheme="majorHAnsi"/>
+          <w:b/>
+          <w:bCs/>
+          <w:sz w:val="20"/>
+          <w:szCs w:val="20"/>
+        </w:rPr>
+      </w:pPr>
+      <w:r>
+        <w:rPr>
+          <w:rFonts w:asciiTheme="majorHAnsi" w:hAnsiTheme="majorHAnsi" w:cstheme="majorHAnsi"/>
+          <w:b/>
+          <w:bCs/>
+          <w:sz w:val="20"/>
+          <w:szCs w:val="20"/>
+        </w:rPr>
+        <w:t>Высокий приоритет:</w:t>
+      </w:r>
+    </w:p>
+    <w:p>
+      <w:pPr>
+        <w:numPr>
+          <w:ilvl w:val="0"/>
+          <w:numId w:val="31"/>
+        </w:numPr>
+        <w:rPr>
+          <w:rFonts w:asciiTheme="majorHAnsi" w:hAnsiTheme="majorHAnsi" w:cstheme="majorHAnsi"/>
+          <w:b/>
+          <w:bCs/>
+          <w:sz w:val="20"/>
+          <w:szCs w:val="20"/>
+        </w:rPr>
+      </w:pPr>
+      <w:r>
+        <w:rPr>
+          <w:rFonts w:ascii="Segoe UI Emoji" w:hAnsi="Segoe UI Emoji" w:cs="Segoe UI Emoji"/>
+          <w:b/>
+          <w:bCs/>
+          <w:sz w:val="20"/>
+          <w:szCs w:val="20"/>
+        </w:rPr>
+        <w:t>✅</w:t>
+      </w:r>
+      <w:r>
+        <w:rPr>
+          <w:rFonts w:asciiTheme="majorHAnsi" w:hAnsiTheme="majorHAnsi" w:cstheme="majorHAnsi"/>
+          <w:b/>
+          <w:bCs/>
+          <w:sz w:val="20"/>
+          <w:szCs w:val="20"/>
+        </w:rPr>
+        <w:t xml:space="preserve"> Исправление текущих багов (выполнено)</w:t>
+      </w:r>
+    </w:p>
+    <w:p>
+      <w:pPr>
+        <w:numPr>
+          <w:ilvl w:val="0"/>
+          <w:numId w:val="31"/>
+        </w:numPr>
+        <w:rPr>
+          <w:rFonts w:asciiTheme="majorHAnsi" w:hAnsiTheme="majorHAnsi" w:cstheme="majorHAnsi"/>
+          <w:b/>
+          <w:bCs/>
+          <w:sz w:val="20"/>
+          <w:szCs w:val="20"/>
+        </w:rPr>
+      </w:pPr>
+      <w:r>
+        <w:rPr>
+          <w:rFonts w:ascii="Segoe UI Emoji" w:hAnsi="Segoe UI Emoji" w:cs="Segoe UI Emoji"/>
+          <w:b/>
+          <w:bCs/>
+          <w:sz w:val="20"/>
+          <w:szCs w:val="20"/>
+        </w:rPr>
+        <w:t>✅</w:t>
+      </w:r>
+      <w:r>
+        <w:rPr>
+          <w:rFonts w:asciiTheme="majorHAnsi" w:hAnsiTheme="majorHAnsi" w:cstheme="majorHAnsi"/>
+          <w:b/>
+          <w:bCs/>
+          <w:sz w:val="20"/>
+          <w:szCs w:val="20"/>
+        </w:rPr>
+        <w:t xml:space="preserve"> Пропуск/перенос тренировок (выполнено)</w:t>
+      </w:r>
+    </w:p>
+    <w:p>
+      <w:pPr>
+        <w:numPr>
+          <w:ilvl w:val="0"/>
+          <w:numId w:val="31"/>
+        </w:numPr>
+        <w:rPr>
+          <w:rFonts w:asciiTheme="majorHAnsi" w:hAnsiTheme="majorHAnsi" w:cstheme="majorHAnsi"/>
+          <w:b/>
+          <w:bCs/>
+          <w:sz w:val="20"/>
+          <w:szCs w:val="20"/>
+        </w:rPr>
+      </w:pPr>
+      <w:r>
+        <w:rPr>
+          <w:rFonts w:ascii="Segoe UI Emoji" w:hAnsi="Segoe UI Emoji" w:cs="Segoe UI Emoji"/>
+          <w:b/>
+          <w:bCs/>
+          <w:sz w:val="20"/>
+          <w:szCs w:val="20"/>
+        </w:rPr>
+        <w:t>✅</w:t>
+      </w:r>
+      <w:r>
+        <w:rPr>
+          <w:rFonts w:asciiTheme="majorHAnsi" w:hAnsiTheme="majorHAnsi" w:cstheme="majorHAnsi"/>
+          <w:b/>
+          <w:bCs/>
+          <w:sz w:val="20"/>
+          <w:szCs w:val="20"/>
+        </w:rPr>
+        <w:t xml:space="preserve"> Визуализация прогресса (графики) (выполнено)</w:t>
+      </w:r>
+    </w:p>
+    <w:p>
+      <w:pPr>
+        <w:numPr>
+          <w:ilvl w:val="0"/>
+          <w:numId w:val="31"/>
+        </w:numPr>
+        <w:rPr>
+          <w:rFonts w:asciiTheme="majorHAnsi" w:hAnsiTheme="majorHAnsi" w:cstheme="majorHAnsi"/>
+          <w:b/>
+          <w:bCs/>
+          <w:sz w:val="20"/>
+          <w:szCs w:val="20"/>
+        </w:rPr>
+      </w:pPr>
+      <w:r>
+        <w:rPr>
+          <w:rFonts w:ascii="Segoe UI Emoji" w:hAnsi="Segoe UI Emoji" w:cs="Segoe UI Emoji"/>
+          <w:b/>
+          <w:bCs/>
+          <w:sz w:val="20"/>
+          <w:szCs w:val="20"/>
+        </w:rPr>
+        <w:t>⏳</w:t>
+      </w:r>
+      <w:r>
+        <w:rPr>
+          <w:rFonts w:asciiTheme="majorHAnsi" w:hAnsiTheme="majorHAnsi" w:cstheme="majorHAnsi"/>
+          <w:b/>
+          <w:bCs/>
+          <w:sz w:val="20"/>
+          <w:szCs w:val="20"/>
+        </w:rPr>
+        <w:t xml:space="preserve"> Изменение тренировок с </w:t>
+      </w:r>
+      <w:proofErr w:type="spellStart"/>
+      <w:r>
+        <w:rPr>
+          <w:rFonts w:asciiTheme="majorHAnsi" w:hAnsiTheme="majorHAnsi" w:cstheme="majorHAnsi"/>
+          <w:b/>
+          <w:bCs/>
+          <w:sz w:val="20"/>
+          <w:szCs w:val="20"/>
+        </w:rPr>
+        <w:t>full-body</w:t>
+      </w:r>
+      <w:proofErr w:type="spellEnd"/>
+      <w:r>
+        <w:rPr>
+          <w:rFonts w:asciiTheme="majorHAnsi" w:hAnsiTheme="majorHAnsi" w:cstheme="majorHAnsi"/>
+          <w:b/>
+          <w:bCs/>
+          <w:sz w:val="20"/>
+          <w:szCs w:val="20"/>
+        </w:rPr>
+        <w:t xml:space="preserve"> на структурированную тройку (грудь/спина/ноги)</w:t>
+      </w:r>
+    </w:p>
+    <w:p>
+      <w:pPr>
+        <w:rPr>
+          <w:rFonts w:asciiTheme="majorHAnsi" w:hAnsiTheme="majorHAnsi" w:cstheme="majorHAnsi"/>
+          <w:b/>
+          <w:bCs/>
+          <w:sz w:val="20"/>
+          <w:szCs w:val="20"/>
+        </w:rPr>
+      </w:pPr>
+      <w:r>
+        <w:rPr>
+          <w:rFonts w:asciiTheme="majorHAnsi" w:hAnsiTheme="majorHAnsi" w:cstheme="majorHAnsi"/>
+          <w:b/>
+          <w:bCs/>
+          <w:sz w:val="20"/>
+          <w:szCs w:val="20"/>
+        </w:rPr>
+        <w:lastRenderedPageBreak/>
+        <w:t xml:space="preserve">Средний приоритет: 5. </w:t>
+      </w:r>
+      <w:r>
+        <w:rPr>
+          <w:rFonts w:ascii="Segoe UI Emoji" w:hAnsi="Segoe UI Emoji" w:cs="Segoe UI Emoji"/>
+          <w:b/>
+          <w:bCs/>
+          <w:sz w:val="20"/>
+          <w:szCs w:val="20"/>
+        </w:rPr>
+        <w:t>⏳</w:t>
+      </w:r>
+      <w:r>
+        <w:rPr>
+          <w:rFonts w:asciiTheme="majorHAnsi" w:hAnsiTheme="majorHAnsi" w:cstheme="majorHAnsi"/>
+          <w:b/>
+          <w:bCs/>
+          <w:sz w:val="20"/>
+          <w:szCs w:val="20"/>
+        </w:rPr>
+        <w:t xml:space="preserve"> </w:t>
+      </w:r>
+      <w:r>
+        <w:rPr>
+          <w:rFonts w:ascii="Calibri Light" w:hAnsi="Calibri Light" w:cs="Calibri Light"/>
+          <w:b/>
+          <w:bCs/>
+          <w:sz w:val="20"/>
+          <w:szCs w:val="20"/>
+        </w:rPr>
+        <w:t>Редактирование</w:t>
+      </w:r>
+      <w:r>
+        <w:rPr>
+          <w:rFonts w:asciiTheme="majorHAnsi" w:hAnsiTheme="majorHAnsi" w:cstheme="majorHAnsi"/>
+          <w:b/>
+          <w:bCs/>
+          <w:sz w:val="20"/>
+          <w:szCs w:val="20"/>
+        </w:rPr>
+        <w:t xml:space="preserve"> </w:t>
+      </w:r>
+      <w:r>
+        <w:rPr>
+          <w:rFonts w:ascii="Calibri Light" w:hAnsi="Calibri Light" w:cs="Calibri Light"/>
+          <w:b/>
+          <w:bCs/>
+          <w:sz w:val="20"/>
+          <w:szCs w:val="20"/>
+        </w:rPr>
+        <w:t>профиля</w:t>
+      </w:r>
+      <w:r>
+        <w:rPr>
+          <w:rFonts w:asciiTheme="majorHAnsi" w:hAnsiTheme="majorHAnsi" w:cstheme="majorHAnsi"/>
+          <w:b/>
+          <w:bCs/>
+          <w:sz w:val="20"/>
+          <w:szCs w:val="20"/>
+        </w:rPr>
+        <w:t xml:space="preserve"> 6. </w:t>
+      </w:r>
+      <w:r>
+        <w:rPr>
+          <w:rFonts w:ascii="Segoe UI Emoji" w:hAnsi="Segoe UI Emoji" w:cs="Segoe UI Emoji"/>
+          <w:b/>
+          <w:bCs/>
+          <w:sz w:val="20"/>
+          <w:szCs w:val="20"/>
+        </w:rPr>
+        <w:t>⏳</w:t>
+      </w:r>
+      <w:r>
+        <w:rPr>
+          <w:rFonts w:asciiTheme="majorHAnsi" w:hAnsiTheme="majorHAnsi" w:cstheme="majorHAnsi"/>
+          <w:b/>
+          <w:bCs/>
+          <w:sz w:val="20"/>
+          <w:szCs w:val="20"/>
+        </w:rPr>
+        <w:t xml:space="preserve"> </w:t>
+      </w:r>
+      <w:r>
+        <w:rPr>
+          <w:rFonts w:ascii="Calibri Light" w:hAnsi="Calibri Light" w:cs="Calibri Light"/>
+          <w:b/>
+          <w:bCs/>
+          <w:sz w:val="20"/>
+          <w:szCs w:val="20"/>
+        </w:rPr>
+        <w:t>Улучшение</w:t>
+      </w:r>
+      <w:r>
+        <w:rPr>
+          <w:rFonts w:asciiTheme="majorHAnsi" w:hAnsiTheme="majorHAnsi" w:cstheme="majorHAnsi"/>
+          <w:b/>
+          <w:bCs/>
+          <w:sz w:val="20"/>
+          <w:szCs w:val="20"/>
+        </w:rPr>
+        <w:t xml:space="preserve"> </w:t>
+      </w:r>
+      <w:r>
+        <w:rPr>
+          <w:rFonts w:ascii="Calibri Light" w:hAnsi="Calibri Light" w:cs="Calibri Light"/>
+          <w:b/>
+          <w:bCs/>
+          <w:sz w:val="20"/>
+          <w:szCs w:val="20"/>
+        </w:rPr>
+        <w:t>алгоритма</w:t>
+      </w:r>
+      <w:r>
+        <w:rPr>
+          <w:rFonts w:asciiTheme="majorHAnsi" w:hAnsiTheme="majorHAnsi" w:cstheme="majorHAnsi"/>
+          <w:b/>
+          <w:bCs/>
+          <w:sz w:val="20"/>
+          <w:szCs w:val="20"/>
+        </w:rPr>
+        <w:t xml:space="preserve"> </w:t>
+      </w:r>
+      <w:r>
+        <w:rPr>
+          <w:rFonts w:ascii="Calibri Light" w:hAnsi="Calibri Light" w:cs="Calibri Light"/>
+          <w:b/>
+          <w:bCs/>
+          <w:sz w:val="20"/>
+          <w:szCs w:val="20"/>
+        </w:rPr>
+        <w:t>адаптации</w:t>
+      </w:r>
+      <w:r>
+        <w:rPr>
+          <w:rFonts w:asciiTheme="majorHAnsi" w:hAnsiTheme="majorHAnsi" w:cstheme="majorHAnsi"/>
+          <w:b/>
+          <w:bCs/>
+          <w:sz w:val="20"/>
+          <w:szCs w:val="20"/>
+        </w:rPr>
+        <w:t xml:space="preserve"> (</w:t>
+      </w:r>
+      <w:r>
+        <w:rPr>
+          <w:rFonts w:ascii="Calibri Light" w:hAnsi="Calibri Light" w:cs="Calibri Light"/>
+          <w:b/>
+          <w:bCs/>
+          <w:sz w:val="20"/>
+          <w:szCs w:val="20"/>
+        </w:rPr>
+        <w:t>регрессионная</w:t>
+      </w:r>
+      <w:r>
+        <w:rPr>
+          <w:rFonts w:asciiTheme="majorHAnsi" w:hAnsiTheme="majorHAnsi" w:cstheme="majorHAnsi"/>
+          <w:b/>
+          <w:bCs/>
+          <w:sz w:val="20"/>
+          <w:szCs w:val="20"/>
+        </w:rPr>
+        <w:t xml:space="preserve"> </w:t>
+      </w:r>
+      <w:r>
+        <w:rPr>
+          <w:rFonts w:ascii="Calibri Light" w:hAnsi="Calibri Light" w:cs="Calibri Light"/>
+          <w:b/>
+          <w:bCs/>
+          <w:sz w:val="20"/>
+          <w:szCs w:val="20"/>
+        </w:rPr>
+        <w:t>функция</w:t>
+      </w:r>
+      <w:r>
+        <w:rPr>
+          <w:rFonts w:asciiTheme="majorHAnsi" w:hAnsiTheme="majorHAnsi" w:cstheme="majorHAnsi"/>
+          <w:b/>
+          <w:bCs/>
+          <w:sz w:val="20"/>
+          <w:szCs w:val="20"/>
+        </w:rPr>
+        <w:t>)</w:t>
+      </w:r>
+    </w:p>
+    <w:p>
+      <w:pPr>
+        <w:rPr>
+          <w:rFonts w:asciiTheme="majorHAnsi" w:hAnsiTheme="majorHAnsi" w:cstheme="majorHAnsi"/>
+          <w:b/>
+          <w:bCs/>
+          <w:sz w:val="20"/>
+          <w:szCs w:val="20"/>
+        </w:rPr>
+      </w:pPr>
+      <w:r>
+        <w:rPr>
+          <w:rFonts w:asciiTheme="majorHAnsi" w:hAnsiTheme="majorHAnsi" w:cstheme="majorHAnsi"/>
+          <w:b/>
+          <w:bCs/>
+          <w:sz w:val="20"/>
+          <w:szCs w:val="20"/>
+        </w:rPr>
+        <w:t xml:space="preserve">Низкий приоритет: 7. </w:t>
+      </w:r>
+      <w:r>
+        <w:rPr>
+          <w:rFonts w:ascii="Segoe UI Emoji" w:hAnsi="Segoe UI Emoji" w:cs="Segoe UI Emoji"/>
+          <w:b/>
+          <w:bCs/>
+          <w:sz w:val="20"/>
+          <w:szCs w:val="20"/>
+        </w:rPr>
+        <w:t>⏳</w:t>
+      </w:r>
+      <w:r>
+        <w:rPr>
+          <w:rFonts w:asciiTheme="majorHAnsi" w:hAnsiTheme="majorHAnsi" w:cstheme="majorHAnsi"/>
+          <w:b/>
+          <w:bCs/>
+          <w:sz w:val="20"/>
+          <w:szCs w:val="20"/>
+        </w:rPr>
+        <w:t xml:space="preserve"> </w:t>
+      </w:r>
+      <w:r>
+        <w:rPr>
+          <w:rFonts w:ascii="Calibri Light" w:hAnsi="Calibri Light" w:cs="Calibri Light"/>
+          <w:b/>
+          <w:bCs/>
+          <w:sz w:val="20"/>
+          <w:szCs w:val="20"/>
+        </w:rPr>
+        <w:t>Пользовательские</w:t>
+      </w:r>
+      <w:r>
+        <w:rPr>
+          <w:rFonts w:asciiTheme="majorHAnsi" w:hAnsiTheme="majorHAnsi" w:cstheme="majorHAnsi"/>
+          <w:b/>
+          <w:bCs/>
+          <w:sz w:val="20"/>
+          <w:szCs w:val="20"/>
+        </w:rPr>
+        <w:t xml:space="preserve"> </w:t>
+      </w:r>
+      <w:r>
+        <w:rPr>
+          <w:rFonts w:ascii="Calibri Light" w:hAnsi="Calibri Light" w:cs="Calibri Light"/>
+          <w:b/>
+          <w:bCs/>
+          <w:sz w:val="20"/>
+          <w:szCs w:val="20"/>
+        </w:rPr>
+        <w:t>упражнения</w:t>
+      </w:r>
+      <w:r>
+        <w:rPr>
+          <w:rFonts w:asciiTheme="majorHAnsi" w:hAnsiTheme="majorHAnsi" w:cstheme="majorHAnsi"/>
+          <w:b/>
+          <w:bCs/>
+          <w:sz w:val="20"/>
+          <w:szCs w:val="20"/>
+        </w:rPr>
+        <w:t xml:space="preserve"> 8. </w:t>
+      </w:r>
+      <w:r>
+        <w:rPr>
+          <w:rFonts w:ascii="Segoe UI Emoji" w:hAnsi="Segoe UI Emoji" w:cs="Segoe UI Emoji"/>
+          <w:b/>
+          <w:bCs/>
+          <w:sz w:val="20"/>
+          <w:szCs w:val="20"/>
+        </w:rPr>
+        <w:t>⏳</w:t>
+      </w:r>
+      <w:r>
+        <w:rPr>
+          <w:rFonts w:asciiTheme="majorHAnsi" w:hAnsiTheme="majorHAnsi" w:cstheme="majorHAnsi"/>
+          <w:b/>
+          <w:bCs/>
+          <w:sz w:val="20"/>
+          <w:szCs w:val="20"/>
+        </w:rPr>
+        <w:t xml:space="preserve"> Unit-</w:t>
+      </w:r>
+      <w:r>
+        <w:rPr>
+          <w:rFonts w:ascii="Calibri Light" w:hAnsi="Calibri Light" w:cs="Calibri Light"/>
+          <w:b/>
+          <w:bCs/>
+          <w:sz w:val="20"/>
+          <w:szCs w:val="20"/>
+        </w:rPr>
+        <w:t>тесты</w:t>
+      </w:r>
+      <w:r>
+        <w:rPr>
+          <w:rFonts w:asciiTheme="majorHAnsi" w:hAnsiTheme="majorHAnsi" w:cstheme="majorHAnsi"/>
+          <w:b/>
+          <w:bCs/>
+          <w:sz w:val="20"/>
+          <w:szCs w:val="20"/>
+        </w:rPr>
+        <w:t xml:space="preserve"> 9. </w:t>
+      </w:r>
+      <w:r>
+        <w:rPr>
+          <w:rFonts w:ascii="Segoe UI Emoji" w:hAnsi="Segoe UI Emoji" w:cs="Segoe UI Emoji"/>
+          <w:b/>
+          <w:bCs/>
+          <w:sz w:val="20"/>
+          <w:szCs w:val="20"/>
+        </w:rPr>
+        <w:t>⏳</w:t>
+      </w:r>
+      <w:r>
+        <w:rPr>
+          <w:rFonts w:asciiTheme="majorHAnsi" w:hAnsiTheme="majorHAnsi" w:cstheme="majorHAnsi"/>
+          <w:b/>
+          <w:bCs/>
+          <w:sz w:val="20"/>
+          <w:szCs w:val="20"/>
+        </w:rPr>
+        <w:t xml:space="preserve"> </w:t>
+      </w:r>
+      <w:r>
+        <w:rPr>
+          <w:rFonts w:ascii="Calibri Light" w:hAnsi="Calibri Light" w:cs="Calibri Light"/>
+          <w:b/>
+          <w:bCs/>
+          <w:sz w:val="20"/>
+          <w:szCs w:val="20"/>
+        </w:rPr>
+        <w:t>Улучшение</w:t>
+      </w:r>
+      <w:r>
+        <w:rPr>
+          <w:rFonts w:asciiTheme="majorHAnsi" w:hAnsiTheme="majorHAnsi" w:cstheme="majorHAnsi"/>
+          <w:b/>
+          <w:bCs/>
+          <w:sz w:val="20"/>
+          <w:szCs w:val="20"/>
+        </w:rPr>
+        <w:t xml:space="preserve"> UI/UX (</w:t>
+      </w:r>
+      <w:r>
+        <w:rPr>
+          <w:rFonts w:ascii="Calibri Light" w:hAnsi="Calibri Light" w:cs="Calibri Light"/>
+          <w:b/>
+          <w:bCs/>
+          <w:sz w:val="20"/>
+          <w:szCs w:val="20"/>
+        </w:rPr>
+        <w:t>уведомления</w:t>
+      </w:r>
+      <w:r>
+        <w:rPr>
+          <w:rFonts w:asciiTheme="majorHAnsi" w:hAnsiTheme="majorHAnsi" w:cstheme="majorHAnsi"/>
+          <w:b/>
+          <w:bCs/>
+          <w:sz w:val="20"/>
+          <w:szCs w:val="20"/>
+        </w:rPr>
+        <w:t xml:space="preserve">, </w:t>
+      </w:r>
+      <w:r>
+        <w:rPr>
+          <w:rFonts w:ascii="Calibri Light" w:hAnsi="Calibri Light" w:cs="Calibri Light"/>
+          <w:b/>
+          <w:bCs/>
+          <w:sz w:val="20"/>
+          <w:szCs w:val="20"/>
+        </w:rPr>
+        <w:t>вали</w:t>
+      </w:r>
+      <w:r>
+        <w:rPr>
+          <w:rFonts w:asciiTheme="majorHAnsi" w:hAnsiTheme="majorHAnsi" w:cstheme="majorHAnsi"/>
+          <w:b/>
+          <w:bCs/>
+          <w:sz w:val="20"/>
+          <w:szCs w:val="20"/>
+        </w:rPr>
+        <w:t xml:space="preserve">дация) 10. </w:t>
+      </w:r>
+      <w:r>
+        <w:rPr>
+          <w:rFonts w:ascii="Segoe UI Emoji" w:hAnsi="Segoe UI Emoji" w:cs="Segoe UI Emoji"/>
+          <w:b/>
+          <w:bCs/>
+          <w:sz w:val="20"/>
+          <w:szCs w:val="20"/>
+        </w:rPr>
+        <w:t>⏳</w:t>
+      </w:r>
+      <w:r>
+        <w:rPr>
+          <w:rFonts w:asciiTheme="majorHAnsi" w:hAnsiTheme="majorHAnsi" w:cstheme="majorHAnsi"/>
+          <w:b/>
+          <w:bCs/>
+          <w:sz w:val="20"/>
+          <w:szCs w:val="20"/>
+        </w:rPr>
+        <w:t xml:space="preserve"> </w:t>
+      </w:r>
+      <w:proofErr w:type="spellStart"/>
+      <w:r>
+        <w:rPr>
+          <w:rFonts w:asciiTheme="majorHAnsi" w:hAnsiTheme="majorHAnsi" w:cstheme="majorHAnsi"/>
+          <w:b/>
+          <w:bCs/>
+          <w:sz w:val="20"/>
+          <w:szCs w:val="20"/>
+        </w:rPr>
+        <w:t>Docker</w:t>
+      </w:r>
+      <w:proofErr w:type="spellEnd"/>
+      <w:r>
+        <w:rPr>
+          <w:rFonts w:asciiTheme="majorHAnsi" w:hAnsiTheme="majorHAnsi" w:cstheme="majorHAnsi"/>
+          <w:b/>
+          <w:bCs/>
+          <w:sz w:val="20"/>
+          <w:szCs w:val="20"/>
+        </w:rPr>
         <w:t>-</w:t>
       </w:r>
       <w:r>
         <w:rPr>
-          <w:lang w:val="en-US"/>
-        </w:rPr>
-        <w:t>body</w:t>
-      </w:r>
-      <w:r>
-        <w:t xml:space="preserve"> </w:t>
-      </w:r>
-      <w:r>
-        <w:t>на побелее структурированную тройку: грудь, спина, ноги</w:t>
-      </w:r>
-    </w:p>
-    <w:p>
-      <w:r>
-        <w:rPr>
-          <w:b/>
-          <w:bCs/>
-        </w:rPr>
-        <w:t>Средний приоритет:</w:t>
-      </w:r>
-      <w:r>
-        <w:t xml:space="preserve"> </w:t>
-      </w:r>
-      <w:r>
-        <w:t>5</w:t>
-      </w:r>
-      <w:r>
-        <w:t xml:space="preserve">. Редактирование профиля </w:t>
-      </w:r>
-      <w:r>
-        <w:t>6</w:t>
-      </w:r>
-      <w:r>
-        <w:t>. Улучшение алгоритма адаптации</w:t>
-      </w:r>
-    </w:p>
-    <w:p>
-      <w:r>
-        <w:rPr>
-          <w:b/>
-          <w:bCs/>
-        </w:rPr>
-        <w:t>Низкий приоритет:</w:t>
-      </w:r>
-      <w:r>
-        <w:t xml:space="preserve"> 8. Пользовательские упражнения 9. Unit-тесты 10. Улучшение UI/UX</w:t>
-      </w:r>
-      <w:r>
-        <w:t xml:space="preserve"> 11. </w:t>
-      </w:r>
-      <w:r>
-        <w:t>Docker-контейнеризация</w:t>
-      </w:r>
-    </w:p>
-    <w:p/>
-    <w:p/>
+          <w:rFonts w:ascii="Calibri Light" w:hAnsi="Calibri Light" w:cs="Calibri Light"/>
+          <w:b/>
+          <w:bCs/>
+          <w:sz w:val="20"/>
+          <w:szCs w:val="20"/>
+        </w:rPr>
+        <w:t>контейнеризация</w:t>
+      </w:r>
+    </w:p>
+    <w:p>
+      <w:pPr>
+        <w:rPr>
+          <w:rFonts w:asciiTheme="majorHAnsi" w:hAnsiTheme="majorHAnsi" w:cstheme="majorHAnsi"/>
+          <w:b/>
+          <w:bCs/>
+          <w:sz w:val="20"/>
+          <w:szCs w:val="20"/>
+        </w:rPr>
+      </w:pPr>
+      <w:r>
+        <w:rPr>
+          <w:rFonts w:ascii="Segoe UI Emoji" w:hAnsi="Segoe UI Emoji" w:cs="Segoe UI Emoji"/>
+          <w:b/>
+          <w:bCs/>
+          <w:sz w:val="20"/>
+          <w:szCs w:val="20"/>
+        </w:rPr>
+        <w:t>🎯</w:t>
+      </w:r>
+      <w:r>
+        <w:rPr>
+          <w:rFonts w:asciiTheme="majorHAnsi" w:hAnsiTheme="majorHAnsi" w:cstheme="majorHAnsi"/>
+          <w:b/>
+          <w:bCs/>
+          <w:sz w:val="20"/>
+          <w:szCs w:val="20"/>
+        </w:rPr>
+        <w:t xml:space="preserve"> БЛИЖАЙШИЕ ЦЕЛИ:</w:t>
+      </w:r>
+    </w:p>
+    <w:p>
+      <w:pPr>
+        <w:numPr>
+          <w:ilvl w:val="0"/>
+          <w:numId w:val="32"/>
+        </w:numPr>
+        <w:rPr>
+          <w:rFonts w:asciiTheme="majorHAnsi" w:hAnsiTheme="majorHAnsi" w:cstheme="majorHAnsi"/>
+          <w:b/>
+          <w:bCs/>
+          <w:sz w:val="20"/>
+          <w:szCs w:val="20"/>
+        </w:rPr>
+      </w:pPr>
+      <w:r>
+        <w:rPr>
+          <w:rFonts w:asciiTheme="majorHAnsi" w:hAnsiTheme="majorHAnsi" w:cstheme="majorHAnsi"/>
+          <w:b/>
+          <w:bCs/>
+          <w:sz w:val="20"/>
+          <w:szCs w:val="20"/>
+        </w:rPr>
+        <w:t>Завершить редактирование профиля (вес, рост, настройки времени)</w:t>
+      </w:r>
+    </w:p>
+    <w:p>
+      <w:pPr>
+        <w:numPr>
+          <w:ilvl w:val="0"/>
+          <w:numId w:val="32"/>
+        </w:numPr>
+        <w:rPr>
+          <w:rFonts w:asciiTheme="majorHAnsi" w:hAnsiTheme="majorHAnsi" w:cstheme="majorHAnsi"/>
+          <w:b/>
+          <w:bCs/>
+          <w:sz w:val="20"/>
+          <w:szCs w:val="20"/>
+        </w:rPr>
+      </w:pPr>
+      <w:r>
+        <w:rPr>
+          <w:rFonts w:asciiTheme="majorHAnsi" w:hAnsiTheme="majorHAnsi" w:cstheme="majorHAnsi"/>
+          <w:b/>
+          <w:bCs/>
+          <w:sz w:val="20"/>
+          <w:szCs w:val="20"/>
+        </w:rPr>
+        <w:t>Реализовать сплит-программы (грудь/спина/ноги вместо Full Body)</w:t>
+      </w:r>
+    </w:p>
+    <w:p>
+      <w:pPr>
+        <w:numPr>
+          <w:ilvl w:val="0"/>
+          <w:numId w:val="32"/>
+        </w:numPr>
+        <w:rPr>
+          <w:rFonts w:asciiTheme="majorHAnsi" w:hAnsiTheme="majorHAnsi" w:cstheme="majorHAnsi"/>
+          <w:b/>
+          <w:bCs/>
+          <w:sz w:val="20"/>
+          <w:szCs w:val="20"/>
+        </w:rPr>
+      </w:pPr>
+      <w:r>
+        <w:rPr>
+          <w:rFonts w:asciiTheme="majorHAnsi" w:hAnsiTheme="majorHAnsi" w:cstheme="majorHAnsi"/>
+          <w:b/>
+          <w:bCs/>
+          <w:sz w:val="20"/>
+          <w:szCs w:val="20"/>
+        </w:rPr>
+        <w:t>Улучшить алгоритм адаптации (регрессионная функция)</w:t>
+      </w:r>
+    </w:p>
+    <w:p>
+      <w:pPr>
+        <w:numPr>
+          <w:ilvl w:val="0"/>
+          <w:numId w:val="32"/>
+        </w:numPr>
+        <w:rPr>
+          <w:rFonts w:asciiTheme="majorHAnsi" w:hAnsiTheme="majorHAnsi" w:cstheme="majorHAnsi"/>
+          <w:b/>
+          <w:bCs/>
+          <w:sz w:val="20"/>
+          <w:szCs w:val="20"/>
+        </w:rPr>
+      </w:pPr>
+      <w:r>
+        <w:rPr>
+          <w:rFonts w:asciiTheme="majorHAnsi" w:hAnsiTheme="majorHAnsi" w:cstheme="majorHAnsi"/>
+          <w:b/>
+          <w:bCs/>
+          <w:sz w:val="20"/>
+          <w:szCs w:val="20"/>
+        </w:rPr>
+        <w:t>Добавить пользовательские упражнения</w:t>
+      </w:r>
+    </w:p>
+    <w:p>
+      <w:pPr>
+        <w:numPr>
+          <w:ilvl w:val="0"/>
+          <w:numId w:val="32"/>
+        </w:numPr>
+        <w:rPr>
+          <w:rFonts w:asciiTheme="majorHAnsi" w:hAnsiTheme="majorHAnsi" w:cstheme="majorHAnsi"/>
+          <w:b/>
+          <w:bCs/>
+          <w:sz w:val="20"/>
+          <w:szCs w:val="20"/>
+        </w:rPr>
+      </w:pPr>
+      <w:r>
+        <w:rPr>
+          <w:rFonts w:asciiTheme="majorHAnsi" w:hAnsiTheme="majorHAnsi" w:cstheme="majorHAnsi"/>
+          <w:b/>
+          <w:bCs/>
+          <w:sz w:val="20"/>
+          <w:szCs w:val="20"/>
+        </w:rPr>
+        <w:t xml:space="preserve">Подготовить к </w:t>
+      </w:r>
+      <w:proofErr w:type="spellStart"/>
+      <w:r>
+        <w:rPr>
+          <w:rFonts w:asciiTheme="majorHAnsi" w:hAnsiTheme="majorHAnsi" w:cstheme="majorHAnsi"/>
+          <w:b/>
+          <w:bCs/>
+          <w:sz w:val="20"/>
+          <w:szCs w:val="20"/>
+        </w:rPr>
+        <w:t>Docker</w:t>
+      </w:r>
+      <w:proofErr w:type="spellEnd"/>
+      <w:r>
+        <w:rPr>
+          <w:rFonts w:asciiTheme="majorHAnsi" w:hAnsiTheme="majorHAnsi" w:cstheme="majorHAnsi"/>
+          <w:b/>
+          <w:bCs/>
+          <w:sz w:val="20"/>
+          <w:szCs w:val="20"/>
+        </w:rPr>
+        <w:t>-контейнеризации</w:t>
+      </w:r>
+    </w:p>
+    <w:p>
+      <w:pPr>
+        <w:rPr>
+          <w:rFonts w:asciiTheme="majorHAnsi" w:hAnsiTheme="majorHAnsi" w:cstheme="majorHAnsi"/>
+          <w:b/>
+          <w:bCs/>
+          <w:sz w:val="20"/>
+          <w:szCs w:val="20"/>
+        </w:rPr>
+      </w:pPr>
+    </w:p>
     <w:sectPr>
       <w:pgSz w:w="11906" w:h="16838"/>
       <w:pgMar w:top="1134" w:right="850" w:bottom="1134" w:left="1701" w:header="708" w:footer="708" w:gutter="0"/>
@@ -742,6 +4355,304 @@
 <file path=word/numbering.xml><?xml version="1.0" encoding="utf-8"?>
 <w:numbering xmlns:wpc="http://schemas.microsoft.com/office/word/2010/wordprocessingCanvas" xmlns:cx="http://schemas.microsoft.com/office/drawing/2014/chartex" xmlns:cx1="http://schemas.microsoft.com/office/drawing/2015/9/8/chartex" xmlns:cx2="http://schemas.microsoft.com/office/drawing/2015/10/21/chartex" xmlns:cx3="http://schemas.microsoft.com/office/drawing/2016/5/9/chartex" xmlns:cx4="http://schemas.microsoft.com/office/drawing/2016/5/10/chartex" xmlns:cx5="http://schemas.microsoft.com/office/drawing/2016/5/11/chartex" xmlns:cx6="http://schemas.microsoft.com/office/drawing/2016/5/12/chartex" xmlns:cx7="http://schemas.microsoft.com/office/drawing/2016/5/13/chartex" xmlns:cx8="http://schemas.microsoft.com/office/drawing/2016/5/14/chartex" xmlns:mc="http://schemas.openxmlformats.org/markup-compatibility/2006" xmlns:aink="http://schemas.microsoft.com/office/drawing/2016/ink" xmlns:am3d="http://schemas.microsoft.com/office/drawing/2017/model3d" xmlns:o="urn:schemas-microsoft-com:office:office" xmlns:r="http://schemas.openxmlformats.org/officeDocument/2006/relationships" xmlns:m="http://schemas.openxmlformats.org/officeDocument/2006/math" xmlns:v="urn:schemas-microsoft-com:vml" xmlns:wp14="http://schemas.microsoft.com/office/word/2010/wordprocessingDrawing" xmlns:wp="http://schemas.openxmlformats.org/drawingml/2006/wordprocessingDrawing" xmlns:w10="urn:schemas-microsoft-com:office:word" xmlns:w="http://schemas.openxmlformats.org/wordprocessingml/2006/main" xmlns:w14="http://schemas.microsoft.com/office/word/2010/wordml" xmlns:w15="http://schemas.microsoft.com/office/word/2012/wordml" xmlns:w16cex="http://schemas.microsoft.com/office/word/2018/wordml/cex" xmlns:w16cid="http://schemas.microsoft.com/office/word/2016/wordml/cid" xmlns:w16="http://schemas.microsoft.com/office/word/2018/wordml" xmlns:w16sdtdh="http://schemas.microsoft.com/office/word/2020/wordml/sdtdatahash" xmlns:w16se="http://schemas.microsoft.com/office/word/2015/wordml/symex" xmlns:wpg="http://schemas.microsoft.com/office/word/2010/wordprocessingGroup" xmlns:wpi="http://schemas.microsoft.com/office/word/2010/wordprocessingInk" xmlns:wne="http://schemas.microsoft.com/office/word/2006/wordml" xmlns:wps="http://schemas.microsoft.com/office/word/2010/wordprocessingShape" mc:Ignorable="w14 w15 w16se w16cid w16 w16cex w16sdtdh wp14">
   <w:abstractNum w:abstractNumId="0" w15:restartNumberingAfterBreak="0">
+    <w:nsid w:val="0BF443FD"/>
+    <w:multiLevelType w:val="multilevel"/>
+    <w:tmpl w:val="2D34A13E"/>
+    <w:lvl w:ilvl="0">
+      <w:start w:val="1"/>
+      <w:numFmt w:val="bullet"/>
+      <w:lvlText w:val=""/>
+      <w:lvlJc w:val="left"/>
+      <w:pPr>
+        <w:tabs>
+          <w:tab w:val="num" w:pos="720"/>
+        </w:tabs>
+        <w:ind w:left="720" w:hanging="360"/>
+      </w:pPr>
+      <w:rPr>
+        <w:rFonts w:ascii="Symbol" w:hAnsi="Symbol" w:hint="default"/>
+        <w:sz w:val="20"/>
+      </w:rPr>
+    </w:lvl>
+    <w:lvl w:ilvl="1" w:tentative="1">
+      <w:start w:val="1"/>
+      <w:numFmt w:val="bullet"/>
+      <w:lvlText w:val="o"/>
+      <w:lvlJc w:val="left"/>
+      <w:pPr>
+        <w:tabs>
+          <w:tab w:val="num" w:pos="1440"/>
+        </w:tabs>
+        <w:ind w:left="1440" w:hanging="360"/>
+      </w:pPr>
+      <w:rPr>
+        <w:rFonts w:ascii="Courier New" w:hAnsi="Courier New" w:hint="default"/>
+        <w:sz w:val="20"/>
+      </w:rPr>
+    </w:lvl>
+    <w:lvl w:ilvl="2" w:tentative="1">
+      <w:start w:val="1"/>
+      <w:numFmt w:val="bullet"/>
+      <w:lvlText w:val=""/>
+      <w:lvlJc w:val="left"/>
+      <w:pPr>
+        <w:tabs>
+          <w:tab w:val="num" w:pos="2160"/>
+        </w:tabs>
+        <w:ind w:left="2160" w:hanging="360"/>
+      </w:pPr>
+      <w:rPr>
+        <w:rFonts w:ascii="Wingdings" w:hAnsi="Wingdings" w:hint="default"/>
+        <w:sz w:val="20"/>
+      </w:rPr>
+    </w:lvl>
+    <w:lvl w:ilvl="3" w:tentative="1">
+      <w:start w:val="1"/>
+      <w:numFmt w:val="bullet"/>
+      <w:lvlText w:val=""/>
+      <w:lvlJc w:val="left"/>
+      <w:pPr>
+        <w:tabs>
+          <w:tab w:val="num" w:pos="2880"/>
+        </w:tabs>
+        <w:ind w:left="2880" w:hanging="360"/>
+      </w:pPr>
+      <w:rPr>
+        <w:rFonts w:ascii="Wingdings" w:hAnsi="Wingdings" w:hint="default"/>
+        <w:sz w:val="20"/>
+      </w:rPr>
+    </w:lvl>
+    <w:lvl w:ilvl="4" w:tentative="1">
+      <w:start w:val="1"/>
+      <w:numFmt w:val="bullet"/>
+      <w:lvlText w:val=""/>
+      <w:lvlJc w:val="left"/>
+      <w:pPr>
+        <w:tabs>
+          <w:tab w:val="num" w:pos="3600"/>
+        </w:tabs>
+        <w:ind w:left="3600" w:hanging="360"/>
+      </w:pPr>
+      <w:rPr>
+        <w:rFonts w:ascii="Wingdings" w:hAnsi="Wingdings" w:hint="default"/>
+        <w:sz w:val="20"/>
+      </w:rPr>
+    </w:lvl>
+    <w:lvl w:ilvl="5" w:tentative="1">
+      <w:start w:val="1"/>
+      <w:numFmt w:val="bullet"/>
+      <w:lvlText w:val=""/>
+      <w:lvlJc w:val="left"/>
+      <w:pPr>
+        <w:tabs>
+          <w:tab w:val="num" w:pos="4320"/>
+        </w:tabs>
+        <w:ind w:left="4320" w:hanging="360"/>
+      </w:pPr>
+      <w:rPr>
+        <w:rFonts w:ascii="Wingdings" w:hAnsi="Wingdings" w:hint="default"/>
+        <w:sz w:val="20"/>
+      </w:rPr>
+    </w:lvl>
+    <w:lvl w:ilvl="6" w:tentative="1">
+      <w:start w:val="1"/>
+      <w:numFmt w:val="bullet"/>
+      <w:lvlText w:val=""/>
+      <w:lvlJc w:val="left"/>
+      <w:pPr>
+        <w:tabs>
+          <w:tab w:val="num" w:pos="5040"/>
+        </w:tabs>
+        <w:ind w:left="5040" w:hanging="360"/>
+      </w:pPr>
+      <w:rPr>
+        <w:rFonts w:ascii="Wingdings" w:hAnsi="Wingdings" w:hint="default"/>
+        <w:sz w:val="20"/>
+      </w:rPr>
+    </w:lvl>
+    <w:lvl w:ilvl="7" w:tentative="1">
+      <w:start w:val="1"/>
+      <w:numFmt w:val="bullet"/>
+      <w:lvlText w:val=""/>
+      <w:lvlJc w:val="left"/>
+      <w:pPr>
+        <w:tabs>
+          <w:tab w:val="num" w:pos="5760"/>
+        </w:tabs>
+        <w:ind w:left="5760" w:hanging="360"/>
+      </w:pPr>
+      <w:rPr>
+        <w:rFonts w:ascii="Wingdings" w:hAnsi="Wingdings" w:hint="default"/>
+        <w:sz w:val="20"/>
+      </w:rPr>
+    </w:lvl>
+    <w:lvl w:ilvl="8" w:tentative="1">
+      <w:start w:val="1"/>
+      <w:numFmt w:val="bullet"/>
+      <w:lvlText w:val=""/>
+      <w:lvlJc w:val="left"/>
+      <w:pPr>
+        <w:tabs>
+          <w:tab w:val="num" w:pos="6480"/>
+        </w:tabs>
+        <w:ind w:left="6480" w:hanging="360"/>
+      </w:pPr>
+      <w:rPr>
+        <w:rFonts w:ascii="Wingdings" w:hAnsi="Wingdings" w:hint="default"/>
+        <w:sz w:val="20"/>
+      </w:rPr>
+    </w:lvl>
+  </w:abstractNum>
+  <w:abstractNum w:abstractNumId="1" w15:restartNumberingAfterBreak="0">
+    <w:nsid w:val="0CA71D7E"/>
+    <w:multiLevelType w:val="multilevel"/>
+    <w:tmpl w:val="54E2E292"/>
+    <w:lvl w:ilvl="0">
+      <w:start w:val="1"/>
+      <w:numFmt w:val="bullet"/>
+      <w:lvlText w:val=""/>
+      <w:lvlJc w:val="left"/>
+      <w:pPr>
+        <w:tabs>
+          <w:tab w:val="num" w:pos="720"/>
+        </w:tabs>
+        <w:ind w:left="720" w:hanging="360"/>
+      </w:pPr>
+      <w:rPr>
+        <w:rFonts w:ascii="Symbol" w:hAnsi="Symbol" w:hint="default"/>
+        <w:sz w:val="20"/>
+      </w:rPr>
+    </w:lvl>
+    <w:lvl w:ilvl="1" w:tentative="1">
+      <w:start w:val="1"/>
+      <w:numFmt w:val="bullet"/>
+      <w:lvlText w:val="o"/>
+      <w:lvlJc w:val="left"/>
+      <w:pPr>
+        <w:tabs>
+          <w:tab w:val="num" w:pos="1440"/>
+        </w:tabs>
+        <w:ind w:left="1440" w:hanging="360"/>
+      </w:pPr>
+      <w:rPr>
+        <w:rFonts w:ascii="Courier New" w:hAnsi="Courier New" w:hint="default"/>
+        <w:sz w:val="20"/>
+      </w:rPr>
+    </w:lvl>
+    <w:lvl w:ilvl="2" w:tentative="1">
+      <w:start w:val="1"/>
+      <w:numFmt w:val="bullet"/>
+      <w:lvlText w:val=""/>
+      <w:lvlJc w:val="left"/>
+      <w:pPr>
+        <w:tabs>
+          <w:tab w:val="num" w:pos="2160"/>
+        </w:tabs>
+        <w:ind w:left="2160" w:hanging="360"/>
+      </w:pPr>
+      <w:rPr>
+        <w:rFonts w:ascii="Wingdings" w:hAnsi="Wingdings" w:hint="default"/>
+        <w:sz w:val="20"/>
+      </w:rPr>
+    </w:lvl>
+    <w:lvl w:ilvl="3" w:tentative="1">
+      <w:start w:val="1"/>
+      <w:numFmt w:val="bullet"/>
+      <w:lvlText w:val=""/>
+      <w:lvlJc w:val="left"/>
+      <w:pPr>
+        <w:tabs>
+          <w:tab w:val="num" w:pos="2880"/>
+        </w:tabs>
+        <w:ind w:left="2880" w:hanging="360"/>
+      </w:pPr>
+      <w:rPr>
+        <w:rFonts w:ascii="Wingdings" w:hAnsi="Wingdings" w:hint="default"/>
+        <w:sz w:val="20"/>
+      </w:rPr>
+    </w:lvl>
+    <w:lvl w:ilvl="4" w:tentative="1">
+      <w:start w:val="1"/>
+      <w:numFmt w:val="bullet"/>
+      <w:lvlText w:val=""/>
+      <w:lvlJc w:val="left"/>
+      <w:pPr>
+        <w:tabs>
+          <w:tab w:val="num" w:pos="3600"/>
+        </w:tabs>
+        <w:ind w:left="3600" w:hanging="360"/>
+      </w:pPr>
+      <w:rPr>
+        <w:rFonts w:ascii="Wingdings" w:hAnsi="Wingdings" w:hint="default"/>
+        <w:sz w:val="20"/>
+      </w:rPr>
+    </w:lvl>
+    <w:lvl w:ilvl="5" w:tentative="1">
+      <w:start w:val="1"/>
+      <w:numFmt w:val="bullet"/>
+      <w:lvlText w:val=""/>
+      <w:lvlJc w:val="left"/>
+      <w:pPr>
+        <w:tabs>
+          <w:tab w:val="num" w:pos="4320"/>
+        </w:tabs>
+        <w:ind w:left="4320" w:hanging="360"/>
+      </w:pPr>
+      <w:rPr>
+        <w:rFonts w:ascii="Wingdings" w:hAnsi="Wingdings" w:hint="default"/>
+        <w:sz w:val="20"/>
+      </w:rPr>
+    </w:lvl>
+    <w:lvl w:ilvl="6" w:tentative="1">
+      <w:start w:val="1"/>
+      <w:numFmt w:val="bullet"/>
+      <w:lvlText w:val=""/>
+      <w:lvlJc w:val="left"/>
+      <w:pPr>
+        <w:tabs>
+          <w:tab w:val="num" w:pos="5040"/>
+        </w:tabs>
+        <w:ind w:left="5040" w:hanging="360"/>
+      </w:pPr>
+      <w:rPr>
+        <w:rFonts w:ascii="Wingdings" w:hAnsi="Wingdings" w:hint="default"/>
+        <w:sz w:val="20"/>
+      </w:rPr>
+    </w:lvl>
+    <w:lvl w:ilvl="7" w:tentative="1">
+      <w:start w:val="1"/>
+      <w:numFmt w:val="bullet"/>
+      <w:lvlText w:val=""/>
+      <w:lvlJc w:val="left"/>
+      <w:pPr>
+        <w:tabs>
+          <w:tab w:val="num" w:pos="5760"/>
+        </w:tabs>
+        <w:ind w:left="5760" w:hanging="360"/>
+      </w:pPr>
+      <w:rPr>
+        <w:rFonts w:ascii="Wingdings" w:hAnsi="Wingdings" w:hint="default"/>
+        <w:sz w:val="20"/>
+      </w:rPr>
+    </w:lvl>
+    <w:lvl w:ilvl="8" w:tentative="1">
+      <w:start w:val="1"/>
+      <w:numFmt w:val="bullet"/>
+      <w:lvlText w:val=""/>
+      <w:lvlJc w:val="left"/>
+      <w:pPr>
+        <w:tabs>
+          <w:tab w:val="num" w:pos="6480"/>
+        </w:tabs>
+        <w:ind w:left="6480" w:hanging="360"/>
+      </w:pPr>
+      <w:rPr>
+        <w:rFonts w:ascii="Wingdings" w:hAnsi="Wingdings" w:hint="default"/>
+        <w:sz w:val="20"/>
+      </w:rPr>
+    </w:lvl>
+  </w:abstractNum>
+  <w:abstractNum w:abstractNumId="2" w15:restartNumberingAfterBreak="0">
     <w:nsid w:val="0CC648C6"/>
     <w:multiLevelType w:val="multilevel"/>
     <w:tmpl w:val="44083E88"/>
@@ -890,7 +4801,305 @@
       </w:rPr>
     </w:lvl>
   </w:abstractNum>
-  <w:abstractNum w:abstractNumId="1" w15:restartNumberingAfterBreak="0">
+  <w:abstractNum w:abstractNumId="3" w15:restartNumberingAfterBreak="0">
+    <w:nsid w:val="100A1332"/>
+    <w:multiLevelType w:val="multilevel"/>
+    <w:tmpl w:val="2C565E6E"/>
+    <w:lvl w:ilvl="0">
+      <w:start w:val="1"/>
+      <w:numFmt w:val="bullet"/>
+      <w:lvlText w:val=""/>
+      <w:lvlJc w:val="left"/>
+      <w:pPr>
+        <w:tabs>
+          <w:tab w:val="num" w:pos="720"/>
+        </w:tabs>
+        <w:ind w:left="720" w:hanging="360"/>
+      </w:pPr>
+      <w:rPr>
+        <w:rFonts w:ascii="Symbol" w:hAnsi="Symbol" w:hint="default"/>
+        <w:sz w:val="20"/>
+      </w:rPr>
+    </w:lvl>
+    <w:lvl w:ilvl="1" w:tentative="1">
+      <w:start w:val="1"/>
+      <w:numFmt w:val="bullet"/>
+      <w:lvlText w:val="o"/>
+      <w:lvlJc w:val="left"/>
+      <w:pPr>
+        <w:tabs>
+          <w:tab w:val="num" w:pos="1440"/>
+        </w:tabs>
+        <w:ind w:left="1440" w:hanging="360"/>
+      </w:pPr>
+      <w:rPr>
+        <w:rFonts w:ascii="Courier New" w:hAnsi="Courier New" w:hint="default"/>
+        <w:sz w:val="20"/>
+      </w:rPr>
+    </w:lvl>
+    <w:lvl w:ilvl="2" w:tentative="1">
+      <w:start w:val="1"/>
+      <w:numFmt w:val="bullet"/>
+      <w:lvlText w:val=""/>
+      <w:lvlJc w:val="left"/>
+      <w:pPr>
+        <w:tabs>
+          <w:tab w:val="num" w:pos="2160"/>
+        </w:tabs>
+        <w:ind w:left="2160" w:hanging="360"/>
+      </w:pPr>
+      <w:rPr>
+        <w:rFonts w:ascii="Wingdings" w:hAnsi="Wingdings" w:hint="default"/>
+        <w:sz w:val="20"/>
+      </w:rPr>
+    </w:lvl>
+    <w:lvl w:ilvl="3" w:tentative="1">
+      <w:start w:val="1"/>
+      <w:numFmt w:val="bullet"/>
+      <w:lvlText w:val=""/>
+      <w:lvlJc w:val="left"/>
+      <w:pPr>
+        <w:tabs>
+          <w:tab w:val="num" w:pos="2880"/>
+        </w:tabs>
+        <w:ind w:left="2880" w:hanging="360"/>
+      </w:pPr>
+      <w:rPr>
+        <w:rFonts w:ascii="Wingdings" w:hAnsi="Wingdings" w:hint="default"/>
+        <w:sz w:val="20"/>
+      </w:rPr>
+    </w:lvl>
+    <w:lvl w:ilvl="4" w:tentative="1">
+      <w:start w:val="1"/>
+      <w:numFmt w:val="bullet"/>
+      <w:lvlText w:val=""/>
+      <w:lvlJc w:val="left"/>
+      <w:pPr>
+        <w:tabs>
+          <w:tab w:val="num" w:pos="3600"/>
+        </w:tabs>
+        <w:ind w:left="3600" w:hanging="360"/>
+      </w:pPr>
+      <w:rPr>
+        <w:rFonts w:ascii="Wingdings" w:hAnsi="Wingdings" w:hint="default"/>
+        <w:sz w:val="20"/>
+      </w:rPr>
+    </w:lvl>
+    <w:lvl w:ilvl="5" w:tentative="1">
+      <w:start w:val="1"/>
+      <w:numFmt w:val="bullet"/>
+      <w:lvlText w:val=""/>
+      <w:lvlJc w:val="left"/>
+      <w:pPr>
+        <w:tabs>
+          <w:tab w:val="num" w:pos="4320"/>
+        </w:tabs>
+        <w:ind w:left="4320" w:hanging="360"/>
+      </w:pPr>
+      <w:rPr>
+        <w:rFonts w:ascii="Wingdings" w:hAnsi="Wingdings" w:hint="default"/>
+        <w:sz w:val="20"/>
+      </w:rPr>
+    </w:lvl>
+    <w:lvl w:ilvl="6" w:tentative="1">
+      <w:start w:val="1"/>
+      <w:numFmt w:val="bullet"/>
+      <w:lvlText w:val=""/>
+      <w:lvlJc w:val="left"/>
+      <w:pPr>
+        <w:tabs>
+          <w:tab w:val="num" w:pos="5040"/>
+        </w:tabs>
+        <w:ind w:left="5040" w:hanging="360"/>
+      </w:pPr>
+      <w:rPr>
+        <w:rFonts w:ascii="Wingdings" w:hAnsi="Wingdings" w:hint="default"/>
+        <w:sz w:val="20"/>
+      </w:rPr>
+    </w:lvl>
+    <w:lvl w:ilvl="7" w:tentative="1">
+      <w:start w:val="1"/>
+      <w:numFmt w:val="bullet"/>
+      <w:lvlText w:val=""/>
+      <w:lvlJc w:val="left"/>
+      <w:pPr>
+        <w:tabs>
+          <w:tab w:val="num" w:pos="5760"/>
+        </w:tabs>
+        <w:ind w:left="5760" w:hanging="360"/>
+      </w:pPr>
+      <w:rPr>
+        <w:rFonts w:ascii="Wingdings" w:hAnsi="Wingdings" w:hint="default"/>
+        <w:sz w:val="20"/>
+      </w:rPr>
+    </w:lvl>
+    <w:lvl w:ilvl="8" w:tentative="1">
+      <w:start w:val="1"/>
+      <w:numFmt w:val="bullet"/>
+      <w:lvlText w:val=""/>
+      <w:lvlJc w:val="left"/>
+      <w:pPr>
+        <w:tabs>
+          <w:tab w:val="num" w:pos="6480"/>
+        </w:tabs>
+        <w:ind w:left="6480" w:hanging="360"/>
+      </w:pPr>
+      <w:rPr>
+        <w:rFonts w:ascii="Wingdings" w:hAnsi="Wingdings" w:hint="default"/>
+        <w:sz w:val="20"/>
+      </w:rPr>
+    </w:lvl>
+  </w:abstractNum>
+  <w:abstractNum w:abstractNumId="4" w15:restartNumberingAfterBreak="0">
+    <w:nsid w:val="12992247"/>
+    <w:multiLevelType w:val="multilevel"/>
+    <w:tmpl w:val="5B925AA4"/>
+    <w:lvl w:ilvl="0">
+      <w:start w:val="1"/>
+      <w:numFmt w:val="bullet"/>
+      <w:lvlText w:val=""/>
+      <w:lvlJc w:val="left"/>
+      <w:pPr>
+        <w:tabs>
+          <w:tab w:val="num" w:pos="720"/>
+        </w:tabs>
+        <w:ind w:left="720" w:hanging="360"/>
+      </w:pPr>
+      <w:rPr>
+        <w:rFonts w:ascii="Symbol" w:hAnsi="Symbol" w:hint="default"/>
+        <w:sz w:val="20"/>
+      </w:rPr>
+    </w:lvl>
+    <w:lvl w:ilvl="1" w:tentative="1">
+      <w:start w:val="1"/>
+      <w:numFmt w:val="bullet"/>
+      <w:lvlText w:val="o"/>
+      <w:lvlJc w:val="left"/>
+      <w:pPr>
+        <w:tabs>
+          <w:tab w:val="num" w:pos="1440"/>
+        </w:tabs>
+        <w:ind w:left="1440" w:hanging="360"/>
+      </w:pPr>
+      <w:rPr>
+        <w:rFonts w:ascii="Courier New" w:hAnsi="Courier New" w:hint="default"/>
+        <w:sz w:val="20"/>
+      </w:rPr>
+    </w:lvl>
+    <w:lvl w:ilvl="2" w:tentative="1">
+      <w:start w:val="1"/>
+      <w:numFmt w:val="bullet"/>
+      <w:lvlText w:val=""/>
+      <w:lvlJc w:val="left"/>
+      <w:pPr>
+        <w:tabs>
+          <w:tab w:val="num" w:pos="2160"/>
+        </w:tabs>
+        <w:ind w:left="2160" w:hanging="360"/>
+      </w:pPr>
+      <w:rPr>
+        <w:rFonts w:ascii="Wingdings" w:hAnsi="Wingdings" w:hint="default"/>
+        <w:sz w:val="20"/>
+      </w:rPr>
+    </w:lvl>
+    <w:lvl w:ilvl="3" w:tentative="1">
+      <w:start w:val="1"/>
+      <w:numFmt w:val="bullet"/>
+      <w:lvlText w:val=""/>
+      <w:lvlJc w:val="left"/>
+      <w:pPr>
+        <w:tabs>
+          <w:tab w:val="num" w:pos="2880"/>
+        </w:tabs>
+        <w:ind w:left="2880" w:hanging="360"/>
+      </w:pPr>
+      <w:rPr>
+        <w:rFonts w:ascii="Wingdings" w:hAnsi="Wingdings" w:hint="default"/>
+        <w:sz w:val="20"/>
+      </w:rPr>
+    </w:lvl>
+    <w:lvl w:ilvl="4" w:tentative="1">
+      <w:start w:val="1"/>
+      <w:numFmt w:val="bullet"/>
+      <w:lvlText w:val=""/>
+      <w:lvlJc w:val="left"/>
+      <w:pPr>
+        <w:tabs>
+          <w:tab w:val="num" w:pos="3600"/>
+        </w:tabs>
+        <w:ind w:left="3600" w:hanging="360"/>
+      </w:pPr>
+      <w:rPr>
+        <w:rFonts w:ascii="Wingdings" w:hAnsi="Wingdings" w:hint="default"/>
+        <w:sz w:val="20"/>
+      </w:rPr>
+    </w:lvl>
+    <w:lvl w:ilvl="5" w:tentative="1">
+      <w:start w:val="1"/>
+      <w:numFmt w:val="bullet"/>
+      <w:lvlText w:val=""/>
+      <w:lvlJc w:val="left"/>
+      <w:pPr>
+        <w:tabs>
+          <w:tab w:val="num" w:pos="4320"/>
+        </w:tabs>
+        <w:ind w:left="4320" w:hanging="360"/>
+      </w:pPr>
+      <w:rPr>
+        <w:rFonts w:ascii="Wingdings" w:hAnsi="Wingdings" w:hint="default"/>
+        <w:sz w:val="20"/>
+      </w:rPr>
+    </w:lvl>
+    <w:lvl w:ilvl="6" w:tentative="1">
+      <w:start w:val="1"/>
+      <w:numFmt w:val="bullet"/>
+      <w:lvlText w:val=""/>
+      <w:lvlJc w:val="left"/>
+      <w:pPr>
+        <w:tabs>
+          <w:tab w:val="num" w:pos="5040"/>
+        </w:tabs>
+        <w:ind w:left="5040" w:hanging="360"/>
+      </w:pPr>
+      <w:rPr>
+        <w:rFonts w:ascii="Wingdings" w:hAnsi="Wingdings" w:hint="default"/>
+        <w:sz w:val="20"/>
+      </w:rPr>
+    </w:lvl>
+    <w:lvl w:ilvl="7" w:tentative="1">
+      <w:start w:val="1"/>
+      <w:numFmt w:val="bullet"/>
+      <w:lvlText w:val=""/>
+      <w:lvlJc w:val="left"/>
+      <w:pPr>
+        <w:tabs>
+          <w:tab w:val="num" w:pos="5760"/>
+        </w:tabs>
+        <w:ind w:left="5760" w:hanging="360"/>
+      </w:pPr>
+      <w:rPr>
+        <w:rFonts w:ascii="Wingdings" w:hAnsi="Wingdings" w:hint="default"/>
+        <w:sz w:val="20"/>
+      </w:rPr>
+    </w:lvl>
+    <w:lvl w:ilvl="8" w:tentative="1">
+      <w:start w:val="1"/>
+      <w:numFmt w:val="bullet"/>
+      <w:lvlText w:val=""/>
+      <w:lvlJc w:val="left"/>
+      <w:pPr>
+        <w:tabs>
+          <w:tab w:val="num" w:pos="6480"/>
+        </w:tabs>
+        <w:ind w:left="6480" w:hanging="360"/>
+      </w:pPr>
+      <w:rPr>
+        <w:rFonts w:ascii="Wingdings" w:hAnsi="Wingdings" w:hint="default"/>
+        <w:sz w:val="20"/>
+      </w:rPr>
+    </w:lvl>
+  </w:abstractNum>
+  <w:abstractNum w:abstractNumId="5" w15:restartNumberingAfterBreak="0">
     <w:nsid w:val="14606225"/>
     <w:multiLevelType w:val="multilevel"/>
     <w:tmpl w:val="BC8E176E"/>
@@ -1039,7 +5248,7 @@
       </w:rPr>
     </w:lvl>
   </w:abstractNum>
-  <w:abstractNum w:abstractNumId="2" w15:restartNumberingAfterBreak="0">
+  <w:abstractNum w:abstractNumId="6" w15:restartNumberingAfterBreak="0">
     <w:nsid w:val="1A590260"/>
     <w:multiLevelType w:val="multilevel"/>
     <w:tmpl w:val="B69E4C3A"/>
@@ -1152,7 +5361,454 @@
       </w:pPr>
     </w:lvl>
   </w:abstractNum>
-  <w:abstractNum w:abstractNumId="3" w15:restartNumberingAfterBreak="0">
+  <w:abstractNum w:abstractNumId="7" w15:restartNumberingAfterBreak="0">
+    <w:nsid w:val="1B635533"/>
+    <w:multiLevelType w:val="multilevel"/>
+    <w:tmpl w:val="B4383DE0"/>
+    <w:lvl w:ilvl="0">
+      <w:start w:val="1"/>
+      <w:numFmt w:val="bullet"/>
+      <w:lvlText w:val=""/>
+      <w:lvlJc w:val="left"/>
+      <w:pPr>
+        <w:tabs>
+          <w:tab w:val="num" w:pos="720"/>
+        </w:tabs>
+        <w:ind w:left="720" w:hanging="360"/>
+      </w:pPr>
+      <w:rPr>
+        <w:rFonts w:ascii="Symbol" w:hAnsi="Symbol" w:hint="default"/>
+        <w:sz w:val="20"/>
+      </w:rPr>
+    </w:lvl>
+    <w:lvl w:ilvl="1" w:tentative="1">
+      <w:start w:val="1"/>
+      <w:numFmt w:val="bullet"/>
+      <w:lvlText w:val="o"/>
+      <w:lvlJc w:val="left"/>
+      <w:pPr>
+        <w:tabs>
+          <w:tab w:val="num" w:pos="1440"/>
+        </w:tabs>
+        <w:ind w:left="1440" w:hanging="360"/>
+      </w:pPr>
+      <w:rPr>
+        <w:rFonts w:ascii="Courier New" w:hAnsi="Courier New" w:hint="default"/>
+        <w:sz w:val="20"/>
+      </w:rPr>
+    </w:lvl>
+    <w:lvl w:ilvl="2" w:tentative="1">
+      <w:start w:val="1"/>
+      <w:numFmt w:val="bullet"/>
+      <w:lvlText w:val=""/>
+      <w:lvlJc w:val="left"/>
+      <w:pPr>
+        <w:tabs>
+          <w:tab w:val="num" w:pos="2160"/>
+        </w:tabs>
+        <w:ind w:left="2160" w:hanging="360"/>
+      </w:pPr>
+      <w:rPr>
+        <w:rFonts w:ascii="Wingdings" w:hAnsi="Wingdings" w:hint="default"/>
+        <w:sz w:val="20"/>
+      </w:rPr>
+    </w:lvl>
+    <w:lvl w:ilvl="3" w:tentative="1">
+      <w:start w:val="1"/>
+      <w:numFmt w:val="bullet"/>
+      <w:lvlText w:val=""/>
+      <w:lvlJc w:val="left"/>
+      <w:pPr>
+        <w:tabs>
+          <w:tab w:val="num" w:pos="2880"/>
+        </w:tabs>
+        <w:ind w:left="2880" w:hanging="360"/>
+      </w:pPr>
+      <w:rPr>
+        <w:rFonts w:ascii="Wingdings" w:hAnsi="Wingdings" w:hint="default"/>
+        <w:sz w:val="20"/>
+      </w:rPr>
+    </w:lvl>
+    <w:lvl w:ilvl="4" w:tentative="1">
+      <w:start w:val="1"/>
+      <w:numFmt w:val="bullet"/>
+      <w:lvlText w:val=""/>
+      <w:lvlJc w:val="left"/>
+      <w:pPr>
+        <w:tabs>
+          <w:tab w:val="num" w:pos="3600"/>
+        </w:tabs>
+        <w:ind w:left="3600" w:hanging="360"/>
+      </w:pPr>
+      <w:rPr>
+        <w:rFonts w:ascii="Wingdings" w:hAnsi="Wingdings" w:hint="default"/>
+        <w:sz w:val="20"/>
+      </w:rPr>
+    </w:lvl>
+    <w:lvl w:ilvl="5" w:tentative="1">
+      <w:start w:val="1"/>
+      <w:numFmt w:val="bullet"/>
+      <w:lvlText w:val=""/>
+      <w:lvlJc w:val="left"/>
+      <w:pPr>
+        <w:tabs>
+          <w:tab w:val="num" w:pos="4320"/>
+        </w:tabs>
+        <w:ind w:left="4320" w:hanging="360"/>
+      </w:pPr>
+      <w:rPr>
+        <w:rFonts w:ascii="Wingdings" w:hAnsi="Wingdings" w:hint="default"/>
+        <w:sz w:val="20"/>
+      </w:rPr>
+    </w:lvl>
+    <w:lvl w:ilvl="6" w:tentative="1">
+      <w:start w:val="1"/>
+      <w:numFmt w:val="bullet"/>
+      <w:lvlText w:val=""/>
+      <w:lvlJc w:val="left"/>
+      <w:pPr>
+        <w:tabs>
+          <w:tab w:val="num" w:pos="5040"/>
+        </w:tabs>
+        <w:ind w:left="5040" w:hanging="360"/>
+      </w:pPr>
+      <w:rPr>
+        <w:rFonts w:ascii="Wingdings" w:hAnsi="Wingdings" w:hint="default"/>
+        <w:sz w:val="20"/>
+      </w:rPr>
+    </w:lvl>
+    <w:lvl w:ilvl="7" w:tentative="1">
+      <w:start w:val="1"/>
+      <w:numFmt w:val="bullet"/>
+      <w:lvlText w:val=""/>
+      <w:lvlJc w:val="left"/>
+      <w:pPr>
+        <w:tabs>
+          <w:tab w:val="num" w:pos="5760"/>
+        </w:tabs>
+        <w:ind w:left="5760" w:hanging="360"/>
+      </w:pPr>
+      <w:rPr>
+        <w:rFonts w:ascii="Wingdings" w:hAnsi="Wingdings" w:hint="default"/>
+        <w:sz w:val="20"/>
+      </w:rPr>
+    </w:lvl>
+    <w:lvl w:ilvl="8" w:tentative="1">
+      <w:start w:val="1"/>
+      <w:numFmt w:val="bullet"/>
+      <w:lvlText w:val=""/>
+      <w:lvlJc w:val="left"/>
+      <w:pPr>
+        <w:tabs>
+          <w:tab w:val="num" w:pos="6480"/>
+        </w:tabs>
+        <w:ind w:left="6480" w:hanging="360"/>
+      </w:pPr>
+      <w:rPr>
+        <w:rFonts w:ascii="Wingdings" w:hAnsi="Wingdings" w:hint="default"/>
+        <w:sz w:val="20"/>
+      </w:rPr>
+    </w:lvl>
+  </w:abstractNum>
+  <w:abstractNum w:abstractNumId="8" w15:restartNumberingAfterBreak="0">
+    <w:nsid w:val="1E4855E6"/>
+    <w:multiLevelType w:val="multilevel"/>
+    <w:tmpl w:val="1F50BD3E"/>
+    <w:lvl w:ilvl="0">
+      <w:start w:val="1"/>
+      <w:numFmt w:val="bullet"/>
+      <w:lvlText w:val=""/>
+      <w:lvlJc w:val="left"/>
+      <w:pPr>
+        <w:tabs>
+          <w:tab w:val="num" w:pos="720"/>
+        </w:tabs>
+        <w:ind w:left="720" w:hanging="360"/>
+      </w:pPr>
+      <w:rPr>
+        <w:rFonts w:ascii="Symbol" w:hAnsi="Symbol" w:hint="default"/>
+        <w:sz w:val="20"/>
+      </w:rPr>
+    </w:lvl>
+    <w:lvl w:ilvl="1" w:tentative="1">
+      <w:start w:val="1"/>
+      <w:numFmt w:val="bullet"/>
+      <w:lvlText w:val="o"/>
+      <w:lvlJc w:val="left"/>
+      <w:pPr>
+        <w:tabs>
+          <w:tab w:val="num" w:pos="1440"/>
+        </w:tabs>
+        <w:ind w:left="1440" w:hanging="360"/>
+      </w:pPr>
+      <w:rPr>
+        <w:rFonts w:ascii="Courier New" w:hAnsi="Courier New" w:hint="default"/>
+        <w:sz w:val="20"/>
+      </w:rPr>
+    </w:lvl>
+    <w:lvl w:ilvl="2" w:tentative="1">
+      <w:start w:val="1"/>
+      <w:numFmt w:val="bullet"/>
+      <w:lvlText w:val=""/>
+      <w:lvlJc w:val="left"/>
+      <w:pPr>
+        <w:tabs>
+          <w:tab w:val="num" w:pos="2160"/>
+        </w:tabs>
+        <w:ind w:left="2160" w:hanging="360"/>
+      </w:pPr>
+      <w:rPr>
+        <w:rFonts w:ascii="Wingdings" w:hAnsi="Wingdings" w:hint="default"/>
+        <w:sz w:val="20"/>
+      </w:rPr>
+    </w:lvl>
+    <w:lvl w:ilvl="3" w:tentative="1">
+      <w:start w:val="1"/>
+      <w:numFmt w:val="bullet"/>
+      <w:lvlText w:val=""/>
+      <w:lvlJc w:val="left"/>
+      <w:pPr>
+        <w:tabs>
+          <w:tab w:val="num" w:pos="2880"/>
+        </w:tabs>
+        <w:ind w:left="2880" w:hanging="360"/>
+      </w:pPr>
+      <w:rPr>
+        <w:rFonts w:ascii="Wingdings" w:hAnsi="Wingdings" w:hint="default"/>
+        <w:sz w:val="20"/>
+      </w:rPr>
+    </w:lvl>
+    <w:lvl w:ilvl="4" w:tentative="1">
+      <w:start w:val="1"/>
+      <w:numFmt w:val="bullet"/>
+      <w:lvlText w:val=""/>
+      <w:lvlJc w:val="left"/>
+      <w:pPr>
+        <w:tabs>
+          <w:tab w:val="num" w:pos="3600"/>
+        </w:tabs>
+        <w:ind w:left="3600" w:hanging="360"/>
+      </w:pPr>
+      <w:rPr>
+        <w:rFonts w:ascii="Wingdings" w:hAnsi="Wingdings" w:hint="default"/>
+        <w:sz w:val="20"/>
+      </w:rPr>
+    </w:lvl>
+    <w:lvl w:ilvl="5" w:tentative="1">
+      <w:start w:val="1"/>
+      <w:numFmt w:val="bullet"/>
+      <w:lvlText w:val=""/>
+      <w:lvlJc w:val="left"/>
+      <w:pPr>
+        <w:tabs>
+          <w:tab w:val="num" w:pos="4320"/>
+        </w:tabs>
+        <w:ind w:left="4320" w:hanging="360"/>
+      </w:pPr>
+      <w:rPr>
+        <w:rFonts w:ascii="Wingdings" w:hAnsi="Wingdings" w:hint="default"/>
+        <w:sz w:val="20"/>
+      </w:rPr>
+    </w:lvl>
+    <w:lvl w:ilvl="6" w:tentative="1">
+      <w:start w:val="1"/>
+      <w:numFmt w:val="bullet"/>
+      <w:lvlText w:val=""/>
+      <w:lvlJc w:val="left"/>
+      <w:pPr>
+        <w:tabs>
+          <w:tab w:val="num" w:pos="5040"/>
+        </w:tabs>
+        <w:ind w:left="5040" w:hanging="360"/>
+      </w:pPr>
+      <w:rPr>
+        <w:rFonts w:ascii="Wingdings" w:hAnsi="Wingdings" w:hint="default"/>
+        <w:sz w:val="20"/>
+      </w:rPr>
+    </w:lvl>
+    <w:lvl w:ilvl="7" w:tentative="1">
+      <w:start w:val="1"/>
+      <w:numFmt w:val="bullet"/>
+      <w:lvlText w:val=""/>
+      <w:lvlJc w:val="left"/>
+      <w:pPr>
+        <w:tabs>
+          <w:tab w:val="num" w:pos="5760"/>
+        </w:tabs>
+        <w:ind w:left="5760" w:hanging="360"/>
+      </w:pPr>
+      <w:rPr>
+        <w:rFonts w:ascii="Wingdings" w:hAnsi="Wingdings" w:hint="default"/>
+        <w:sz w:val="20"/>
+      </w:rPr>
+    </w:lvl>
+    <w:lvl w:ilvl="8" w:tentative="1">
+      <w:start w:val="1"/>
+      <w:numFmt w:val="bullet"/>
+      <w:lvlText w:val=""/>
+      <w:lvlJc w:val="left"/>
+      <w:pPr>
+        <w:tabs>
+          <w:tab w:val="num" w:pos="6480"/>
+        </w:tabs>
+        <w:ind w:left="6480" w:hanging="360"/>
+      </w:pPr>
+      <w:rPr>
+        <w:rFonts w:ascii="Wingdings" w:hAnsi="Wingdings" w:hint="default"/>
+        <w:sz w:val="20"/>
+      </w:rPr>
+    </w:lvl>
+  </w:abstractNum>
+  <w:abstractNum w:abstractNumId="9" w15:restartNumberingAfterBreak="0">
+    <w:nsid w:val="22D158F1"/>
+    <w:multiLevelType w:val="multilevel"/>
+    <w:tmpl w:val="9F2AC05E"/>
+    <w:lvl w:ilvl="0">
+      <w:start w:val="1"/>
+      <w:numFmt w:val="bullet"/>
+      <w:lvlText w:val=""/>
+      <w:lvlJc w:val="left"/>
+      <w:pPr>
+        <w:tabs>
+          <w:tab w:val="num" w:pos="720"/>
+        </w:tabs>
+        <w:ind w:left="720" w:hanging="360"/>
+      </w:pPr>
+      <w:rPr>
+        <w:rFonts w:ascii="Symbol" w:hAnsi="Symbol" w:hint="default"/>
+        <w:sz w:val="20"/>
+      </w:rPr>
+    </w:lvl>
+    <w:lvl w:ilvl="1" w:tentative="1">
+      <w:start w:val="1"/>
+      <w:numFmt w:val="bullet"/>
+      <w:lvlText w:val="o"/>
+      <w:lvlJc w:val="left"/>
+      <w:pPr>
+        <w:tabs>
+          <w:tab w:val="num" w:pos="1440"/>
+        </w:tabs>
+        <w:ind w:left="1440" w:hanging="360"/>
+      </w:pPr>
+      <w:rPr>
+        <w:rFonts w:ascii="Courier New" w:hAnsi="Courier New" w:hint="default"/>
+        <w:sz w:val="20"/>
+      </w:rPr>
+    </w:lvl>
+    <w:lvl w:ilvl="2" w:tentative="1">
+      <w:start w:val="1"/>
+      <w:numFmt w:val="bullet"/>
+      <w:lvlText w:val=""/>
+      <w:lvlJc w:val="left"/>
+      <w:pPr>
+        <w:tabs>
+          <w:tab w:val="num" w:pos="2160"/>
+        </w:tabs>
+        <w:ind w:left="2160" w:hanging="360"/>
+      </w:pPr>
+      <w:rPr>
+        <w:rFonts w:ascii="Wingdings" w:hAnsi="Wingdings" w:hint="default"/>
+        <w:sz w:val="20"/>
+      </w:rPr>
+    </w:lvl>
+    <w:lvl w:ilvl="3" w:tentative="1">
+      <w:start w:val="1"/>
+      <w:numFmt w:val="bullet"/>
+      <w:lvlText w:val=""/>
+      <w:lvlJc w:val="left"/>
+      <w:pPr>
+        <w:tabs>
+          <w:tab w:val="num" w:pos="2880"/>
+        </w:tabs>
+        <w:ind w:left="2880" w:hanging="360"/>
+      </w:pPr>
+      <w:rPr>
+        <w:rFonts w:ascii="Wingdings" w:hAnsi="Wingdings" w:hint="default"/>
+        <w:sz w:val="20"/>
+      </w:rPr>
+    </w:lvl>
+    <w:lvl w:ilvl="4" w:tentative="1">
+      <w:start w:val="1"/>
+      <w:numFmt w:val="bullet"/>
+      <w:lvlText w:val=""/>
+      <w:lvlJc w:val="left"/>
+      <w:pPr>
+        <w:tabs>
+          <w:tab w:val="num" w:pos="3600"/>
+        </w:tabs>
+        <w:ind w:left="3600" w:hanging="360"/>
+      </w:pPr>
+      <w:rPr>
+        <w:rFonts w:ascii="Wingdings" w:hAnsi="Wingdings" w:hint="default"/>
+        <w:sz w:val="20"/>
+      </w:rPr>
+    </w:lvl>
+    <w:lvl w:ilvl="5" w:tentative="1">
+      <w:start w:val="1"/>
+      <w:numFmt w:val="bullet"/>
+      <w:lvlText w:val=""/>
+      <w:lvlJc w:val="left"/>
+      <w:pPr>
+        <w:tabs>
+          <w:tab w:val="num" w:pos="4320"/>
+        </w:tabs>
+        <w:ind w:left="4320" w:hanging="360"/>
+      </w:pPr>
+      <w:rPr>
+        <w:rFonts w:ascii="Wingdings" w:hAnsi="Wingdings" w:hint="default"/>
+        <w:sz w:val="20"/>
+      </w:rPr>
+    </w:lvl>
+    <w:lvl w:ilvl="6" w:tentative="1">
+      <w:start w:val="1"/>
+      <w:numFmt w:val="bullet"/>
+      <w:lvlText w:val=""/>
+      <w:lvlJc w:val="left"/>
+      <w:pPr>
+        <w:tabs>
+          <w:tab w:val="num" w:pos="5040"/>
+        </w:tabs>
+        <w:ind w:left="5040" w:hanging="360"/>
+      </w:pPr>
+      <w:rPr>
+        <w:rFonts w:ascii="Wingdings" w:hAnsi="Wingdings" w:hint="default"/>
+        <w:sz w:val="20"/>
+      </w:rPr>
+    </w:lvl>
+    <w:lvl w:ilvl="7" w:tentative="1">
+      <w:start w:val="1"/>
+      <w:numFmt w:val="bullet"/>
+      <w:lvlText w:val=""/>
+      <w:lvlJc w:val="left"/>
+      <w:pPr>
+        <w:tabs>
+          <w:tab w:val="num" w:pos="5760"/>
+        </w:tabs>
+        <w:ind w:left="5760" w:hanging="360"/>
+      </w:pPr>
+      <w:rPr>
+        <w:rFonts w:ascii="Wingdings" w:hAnsi="Wingdings" w:hint="default"/>
+        <w:sz w:val="20"/>
+      </w:rPr>
+    </w:lvl>
+    <w:lvl w:ilvl="8" w:tentative="1">
+      <w:start w:val="1"/>
+      <w:numFmt w:val="bullet"/>
+      <w:lvlText w:val=""/>
+      <w:lvlJc w:val="left"/>
+      <w:pPr>
+        <w:tabs>
+          <w:tab w:val="num" w:pos="6480"/>
+        </w:tabs>
+        <w:ind w:left="6480" w:hanging="360"/>
+      </w:pPr>
+      <w:rPr>
+        <w:rFonts w:ascii="Wingdings" w:hAnsi="Wingdings" w:hint="default"/>
+        <w:sz w:val="20"/>
+      </w:rPr>
+    </w:lvl>
+  </w:abstractNum>
+  <w:abstractNum w:abstractNumId="10" w15:restartNumberingAfterBreak="0">
     <w:nsid w:val="236A57CB"/>
     <w:multiLevelType w:val="multilevel"/>
     <w:tmpl w:val="A3F0B81E"/>
@@ -1301,7 +5957,7 @@
       </w:rPr>
     </w:lvl>
   </w:abstractNum>
-  <w:abstractNum w:abstractNumId="4" w15:restartNumberingAfterBreak="0">
+  <w:abstractNum w:abstractNumId="11" w15:restartNumberingAfterBreak="0">
     <w:nsid w:val="29D5134F"/>
     <w:multiLevelType w:val="multilevel"/>
     <w:tmpl w:val="EE246C46"/>
@@ -1450,7 +6106,156 @@
       </w:rPr>
     </w:lvl>
   </w:abstractNum>
-  <w:abstractNum w:abstractNumId="5" w15:restartNumberingAfterBreak="0">
+  <w:abstractNum w:abstractNumId="12" w15:restartNumberingAfterBreak="0">
+    <w:nsid w:val="2BCC6799"/>
+    <w:multiLevelType w:val="multilevel"/>
+    <w:tmpl w:val="606A1C00"/>
+    <w:lvl w:ilvl="0">
+      <w:start w:val="1"/>
+      <w:numFmt w:val="bullet"/>
+      <w:lvlText w:val=""/>
+      <w:lvlJc w:val="left"/>
+      <w:pPr>
+        <w:tabs>
+          <w:tab w:val="num" w:pos="720"/>
+        </w:tabs>
+        <w:ind w:left="720" w:hanging="360"/>
+      </w:pPr>
+      <w:rPr>
+        <w:rFonts w:ascii="Symbol" w:hAnsi="Symbol" w:hint="default"/>
+        <w:sz w:val="20"/>
+      </w:rPr>
+    </w:lvl>
+    <w:lvl w:ilvl="1" w:tentative="1">
+      <w:start w:val="1"/>
+      <w:numFmt w:val="bullet"/>
+      <w:lvlText w:val="o"/>
+      <w:lvlJc w:val="left"/>
+      <w:pPr>
+        <w:tabs>
+          <w:tab w:val="num" w:pos="1440"/>
+        </w:tabs>
+        <w:ind w:left="1440" w:hanging="360"/>
+      </w:pPr>
+      <w:rPr>
+        <w:rFonts w:ascii="Courier New" w:hAnsi="Courier New" w:hint="default"/>
+        <w:sz w:val="20"/>
+      </w:rPr>
+    </w:lvl>
+    <w:lvl w:ilvl="2" w:tentative="1">
+      <w:start w:val="1"/>
+      <w:numFmt w:val="bullet"/>
+      <w:lvlText w:val=""/>
+      <w:lvlJc w:val="left"/>
+      <w:pPr>
+        <w:tabs>
+          <w:tab w:val="num" w:pos="2160"/>
+        </w:tabs>
+        <w:ind w:left="2160" w:hanging="360"/>
+      </w:pPr>
+      <w:rPr>
+        <w:rFonts w:ascii="Wingdings" w:hAnsi="Wingdings" w:hint="default"/>
+        <w:sz w:val="20"/>
+      </w:rPr>
+    </w:lvl>
+    <w:lvl w:ilvl="3" w:tentative="1">
+      <w:start w:val="1"/>
+      <w:numFmt w:val="bullet"/>
+      <w:lvlText w:val=""/>
+      <w:lvlJc w:val="left"/>
+      <w:pPr>
+        <w:tabs>
+          <w:tab w:val="num" w:pos="2880"/>
+        </w:tabs>
+        <w:ind w:left="2880" w:hanging="360"/>
+      </w:pPr>
+      <w:rPr>
+        <w:rFonts w:ascii="Wingdings" w:hAnsi="Wingdings" w:hint="default"/>
+        <w:sz w:val="20"/>
+      </w:rPr>
+    </w:lvl>
+    <w:lvl w:ilvl="4" w:tentative="1">
+      <w:start w:val="1"/>
+      <w:numFmt w:val="bullet"/>
+      <w:lvlText w:val=""/>
+      <w:lvlJc w:val="left"/>
+      <w:pPr>
+        <w:tabs>
+          <w:tab w:val="num" w:pos="3600"/>
+        </w:tabs>
+        <w:ind w:left="3600" w:hanging="360"/>
+      </w:pPr>
+      <w:rPr>
+        <w:rFonts w:ascii="Wingdings" w:hAnsi="Wingdings" w:hint="default"/>
+        <w:sz w:val="20"/>
+      </w:rPr>
+    </w:lvl>
+    <w:lvl w:ilvl="5" w:tentative="1">
+      <w:start w:val="1"/>
+      <w:numFmt w:val="bullet"/>
+      <w:lvlText w:val=""/>
+      <w:lvlJc w:val="left"/>
+      <w:pPr>
+        <w:tabs>
+          <w:tab w:val="num" w:pos="4320"/>
+        </w:tabs>
+        <w:ind w:left="4320" w:hanging="360"/>
+      </w:pPr>
+      <w:rPr>
+        <w:rFonts w:ascii="Wingdings" w:hAnsi="Wingdings" w:hint="default"/>
+        <w:sz w:val="20"/>
+      </w:rPr>
+    </w:lvl>
+    <w:lvl w:ilvl="6" w:tentative="1">
+      <w:start w:val="1"/>
+      <w:numFmt w:val="bullet"/>
+      <w:lvlText w:val=""/>
+      <w:lvlJc w:val="left"/>
+      <w:pPr>
+        <w:tabs>
+          <w:tab w:val="num" w:pos="5040"/>
+        </w:tabs>
+        <w:ind w:left="5040" w:hanging="360"/>
+      </w:pPr>
+      <w:rPr>
+        <w:rFonts w:ascii="Wingdings" w:hAnsi="Wingdings" w:hint="default"/>
+        <w:sz w:val="20"/>
+      </w:rPr>
+    </w:lvl>
+    <w:lvl w:ilvl="7" w:tentative="1">
+      <w:start w:val="1"/>
+      <w:numFmt w:val="bullet"/>
+      <w:lvlText w:val=""/>
+      <w:lvlJc w:val="left"/>
+      <w:pPr>
+        <w:tabs>
+          <w:tab w:val="num" w:pos="5760"/>
+        </w:tabs>
+        <w:ind w:left="5760" w:hanging="360"/>
+      </w:pPr>
+      <w:rPr>
+        <w:rFonts w:ascii="Wingdings" w:hAnsi="Wingdings" w:hint="default"/>
+        <w:sz w:val="20"/>
+      </w:rPr>
+    </w:lvl>
+    <w:lvl w:ilvl="8" w:tentative="1">
+      <w:start w:val="1"/>
+      <w:numFmt w:val="bullet"/>
+      <w:lvlText w:val=""/>
+      <w:lvlJc w:val="left"/>
+      <w:pPr>
+        <w:tabs>
+          <w:tab w:val="num" w:pos="6480"/>
+        </w:tabs>
+        <w:ind w:left="6480" w:hanging="360"/>
+      </w:pPr>
+      <w:rPr>
+        <w:rFonts w:ascii="Wingdings" w:hAnsi="Wingdings" w:hint="default"/>
+        <w:sz w:val="20"/>
+      </w:rPr>
+    </w:lvl>
+  </w:abstractNum>
+  <w:abstractNum w:abstractNumId="13" w15:restartNumberingAfterBreak="0">
     <w:nsid w:val="34571DC9"/>
     <w:multiLevelType w:val="multilevel"/>
     <w:tmpl w:val="DD3A9946"/>
@@ -1599,7 +6404,7 @@
       </w:rPr>
     </w:lvl>
   </w:abstractNum>
-  <w:abstractNum w:abstractNumId="6" w15:restartNumberingAfterBreak="0">
+  <w:abstractNum w:abstractNumId="14" w15:restartNumberingAfterBreak="0">
     <w:nsid w:val="3A982668"/>
     <w:multiLevelType w:val="multilevel"/>
     <w:tmpl w:val="19A05ED8"/>
@@ -1712,7 +6517,716 @@
       </w:pPr>
     </w:lvl>
   </w:abstractNum>
-  <w:abstractNum w:abstractNumId="7" w15:restartNumberingAfterBreak="0">
+  <w:abstractNum w:abstractNumId="15" w15:restartNumberingAfterBreak="0">
+    <w:nsid w:val="4239457F"/>
+    <w:multiLevelType w:val="multilevel"/>
+    <w:tmpl w:val="B3D0D7E6"/>
+    <w:lvl w:ilvl="0">
+      <w:start w:val="1"/>
+      <w:numFmt w:val="bullet"/>
+      <w:lvlText w:val=""/>
+      <w:lvlJc w:val="left"/>
+      <w:pPr>
+        <w:tabs>
+          <w:tab w:val="num" w:pos="720"/>
+        </w:tabs>
+        <w:ind w:left="720" w:hanging="360"/>
+      </w:pPr>
+      <w:rPr>
+        <w:rFonts w:ascii="Symbol" w:hAnsi="Symbol" w:hint="default"/>
+        <w:sz w:val="20"/>
+      </w:rPr>
+    </w:lvl>
+    <w:lvl w:ilvl="1" w:tentative="1">
+      <w:start w:val="1"/>
+      <w:numFmt w:val="bullet"/>
+      <w:lvlText w:val="o"/>
+      <w:lvlJc w:val="left"/>
+      <w:pPr>
+        <w:tabs>
+          <w:tab w:val="num" w:pos="1440"/>
+        </w:tabs>
+        <w:ind w:left="1440" w:hanging="360"/>
+      </w:pPr>
+      <w:rPr>
+        <w:rFonts w:ascii="Courier New" w:hAnsi="Courier New" w:hint="default"/>
+        <w:sz w:val="20"/>
+      </w:rPr>
+    </w:lvl>
+    <w:lvl w:ilvl="2" w:tentative="1">
+      <w:start w:val="1"/>
+      <w:numFmt w:val="bullet"/>
+      <w:lvlText w:val=""/>
+      <w:lvlJc w:val="left"/>
+      <w:pPr>
+        <w:tabs>
+          <w:tab w:val="num" w:pos="2160"/>
+        </w:tabs>
+        <w:ind w:left="2160" w:hanging="360"/>
+      </w:pPr>
+      <w:rPr>
+        <w:rFonts w:ascii="Wingdings" w:hAnsi="Wingdings" w:hint="default"/>
+        <w:sz w:val="20"/>
+      </w:rPr>
+    </w:lvl>
+    <w:lvl w:ilvl="3" w:tentative="1">
+      <w:start w:val="1"/>
+      <w:numFmt w:val="bullet"/>
+      <w:lvlText w:val=""/>
+      <w:lvlJc w:val="left"/>
+      <w:pPr>
+        <w:tabs>
+          <w:tab w:val="num" w:pos="2880"/>
+        </w:tabs>
+        <w:ind w:left="2880" w:hanging="360"/>
+      </w:pPr>
+      <w:rPr>
+        <w:rFonts w:ascii="Wingdings" w:hAnsi="Wingdings" w:hint="default"/>
+        <w:sz w:val="20"/>
+      </w:rPr>
+    </w:lvl>
+    <w:lvl w:ilvl="4" w:tentative="1">
+      <w:start w:val="1"/>
+      <w:numFmt w:val="bullet"/>
+      <w:lvlText w:val=""/>
+      <w:lvlJc w:val="left"/>
+      <w:pPr>
+        <w:tabs>
+          <w:tab w:val="num" w:pos="3600"/>
+        </w:tabs>
+        <w:ind w:left="3600" w:hanging="360"/>
+      </w:pPr>
+      <w:rPr>
+        <w:rFonts w:ascii="Wingdings" w:hAnsi="Wingdings" w:hint="default"/>
+        <w:sz w:val="20"/>
+      </w:rPr>
+    </w:lvl>
+    <w:lvl w:ilvl="5" w:tentative="1">
+      <w:start w:val="1"/>
+      <w:numFmt w:val="bullet"/>
+      <w:lvlText w:val=""/>
+      <w:lvlJc w:val="left"/>
+      <w:pPr>
+        <w:tabs>
+          <w:tab w:val="num" w:pos="4320"/>
+        </w:tabs>
+        <w:ind w:left="4320" w:hanging="360"/>
+      </w:pPr>
+      <w:rPr>
+        <w:rFonts w:ascii="Wingdings" w:hAnsi="Wingdings" w:hint="default"/>
+        <w:sz w:val="20"/>
+      </w:rPr>
+    </w:lvl>
+    <w:lvl w:ilvl="6" w:tentative="1">
+      <w:start w:val="1"/>
+      <w:numFmt w:val="bullet"/>
+      <w:lvlText w:val=""/>
+      <w:lvlJc w:val="left"/>
+      <w:pPr>
+        <w:tabs>
+          <w:tab w:val="num" w:pos="5040"/>
+        </w:tabs>
+        <w:ind w:left="5040" w:hanging="360"/>
+      </w:pPr>
+      <w:rPr>
+        <w:rFonts w:ascii="Wingdings" w:hAnsi="Wingdings" w:hint="default"/>
+        <w:sz w:val="20"/>
+      </w:rPr>
+    </w:lvl>
+    <w:lvl w:ilvl="7" w:tentative="1">
+      <w:start w:val="1"/>
+      <w:numFmt w:val="bullet"/>
+      <w:lvlText w:val=""/>
+      <w:lvlJc w:val="left"/>
+      <w:pPr>
+        <w:tabs>
+          <w:tab w:val="num" w:pos="5760"/>
+        </w:tabs>
+        <w:ind w:left="5760" w:hanging="360"/>
+      </w:pPr>
+      <w:rPr>
+        <w:rFonts w:ascii="Wingdings" w:hAnsi="Wingdings" w:hint="default"/>
+        <w:sz w:val="20"/>
+      </w:rPr>
+    </w:lvl>
+    <w:lvl w:ilvl="8" w:tentative="1">
+      <w:start w:val="1"/>
+      <w:numFmt w:val="bullet"/>
+      <w:lvlText w:val=""/>
+      <w:lvlJc w:val="left"/>
+      <w:pPr>
+        <w:tabs>
+          <w:tab w:val="num" w:pos="6480"/>
+        </w:tabs>
+        <w:ind w:left="6480" w:hanging="360"/>
+      </w:pPr>
+      <w:rPr>
+        <w:rFonts w:ascii="Wingdings" w:hAnsi="Wingdings" w:hint="default"/>
+        <w:sz w:val="20"/>
+      </w:rPr>
+    </w:lvl>
+  </w:abstractNum>
+  <w:abstractNum w:abstractNumId="16" w15:restartNumberingAfterBreak="0">
+    <w:nsid w:val="483D2065"/>
+    <w:multiLevelType w:val="multilevel"/>
+    <w:tmpl w:val="E2545186"/>
+    <w:lvl w:ilvl="0">
+      <w:start w:val="1"/>
+      <w:numFmt w:val="bullet"/>
+      <w:lvlText w:val=""/>
+      <w:lvlJc w:val="left"/>
+      <w:pPr>
+        <w:tabs>
+          <w:tab w:val="num" w:pos="720"/>
+        </w:tabs>
+        <w:ind w:left="720" w:hanging="360"/>
+      </w:pPr>
+      <w:rPr>
+        <w:rFonts w:ascii="Symbol" w:hAnsi="Symbol" w:hint="default"/>
+        <w:sz w:val="20"/>
+      </w:rPr>
+    </w:lvl>
+    <w:lvl w:ilvl="1" w:tentative="1">
+      <w:start w:val="1"/>
+      <w:numFmt w:val="bullet"/>
+      <w:lvlText w:val="o"/>
+      <w:lvlJc w:val="left"/>
+      <w:pPr>
+        <w:tabs>
+          <w:tab w:val="num" w:pos="1440"/>
+        </w:tabs>
+        <w:ind w:left="1440" w:hanging="360"/>
+      </w:pPr>
+      <w:rPr>
+        <w:rFonts w:ascii="Courier New" w:hAnsi="Courier New" w:hint="default"/>
+        <w:sz w:val="20"/>
+      </w:rPr>
+    </w:lvl>
+    <w:lvl w:ilvl="2" w:tentative="1">
+      <w:start w:val="1"/>
+      <w:numFmt w:val="bullet"/>
+      <w:lvlText w:val=""/>
+      <w:lvlJc w:val="left"/>
+      <w:pPr>
+        <w:tabs>
+          <w:tab w:val="num" w:pos="2160"/>
+        </w:tabs>
+        <w:ind w:left="2160" w:hanging="360"/>
+      </w:pPr>
+      <w:rPr>
+        <w:rFonts w:ascii="Wingdings" w:hAnsi="Wingdings" w:hint="default"/>
+        <w:sz w:val="20"/>
+      </w:rPr>
+    </w:lvl>
+    <w:lvl w:ilvl="3" w:tentative="1">
+      <w:start w:val="1"/>
+      <w:numFmt w:val="bullet"/>
+      <w:lvlText w:val=""/>
+      <w:lvlJc w:val="left"/>
+      <w:pPr>
+        <w:tabs>
+          <w:tab w:val="num" w:pos="2880"/>
+        </w:tabs>
+        <w:ind w:left="2880" w:hanging="360"/>
+      </w:pPr>
+      <w:rPr>
+        <w:rFonts w:ascii="Wingdings" w:hAnsi="Wingdings" w:hint="default"/>
+        <w:sz w:val="20"/>
+      </w:rPr>
+    </w:lvl>
+    <w:lvl w:ilvl="4" w:tentative="1">
+      <w:start w:val="1"/>
+      <w:numFmt w:val="bullet"/>
+      <w:lvlText w:val=""/>
+      <w:lvlJc w:val="left"/>
+      <w:pPr>
+        <w:tabs>
+          <w:tab w:val="num" w:pos="3600"/>
+        </w:tabs>
+        <w:ind w:left="3600" w:hanging="360"/>
+      </w:pPr>
+      <w:rPr>
+        <w:rFonts w:ascii="Wingdings" w:hAnsi="Wingdings" w:hint="default"/>
+        <w:sz w:val="20"/>
+      </w:rPr>
+    </w:lvl>
+    <w:lvl w:ilvl="5" w:tentative="1">
+      <w:start w:val="1"/>
+      <w:numFmt w:val="bullet"/>
+      <w:lvlText w:val=""/>
+      <w:lvlJc w:val="left"/>
+      <w:pPr>
+        <w:tabs>
+          <w:tab w:val="num" w:pos="4320"/>
+        </w:tabs>
+        <w:ind w:left="4320" w:hanging="360"/>
+      </w:pPr>
+      <w:rPr>
+        <w:rFonts w:ascii="Wingdings" w:hAnsi="Wingdings" w:hint="default"/>
+        <w:sz w:val="20"/>
+      </w:rPr>
+    </w:lvl>
+    <w:lvl w:ilvl="6" w:tentative="1">
+      <w:start w:val="1"/>
+      <w:numFmt w:val="bullet"/>
+      <w:lvlText w:val=""/>
+      <w:lvlJc w:val="left"/>
+      <w:pPr>
+        <w:tabs>
+          <w:tab w:val="num" w:pos="5040"/>
+        </w:tabs>
+        <w:ind w:left="5040" w:hanging="360"/>
+      </w:pPr>
+      <w:rPr>
+        <w:rFonts w:ascii="Wingdings" w:hAnsi="Wingdings" w:hint="default"/>
+        <w:sz w:val="20"/>
+      </w:rPr>
+    </w:lvl>
+    <w:lvl w:ilvl="7" w:tentative="1">
+      <w:start w:val="1"/>
+      <w:numFmt w:val="bullet"/>
+      <w:lvlText w:val=""/>
+      <w:lvlJc w:val="left"/>
+      <w:pPr>
+        <w:tabs>
+          <w:tab w:val="num" w:pos="5760"/>
+        </w:tabs>
+        <w:ind w:left="5760" w:hanging="360"/>
+      </w:pPr>
+      <w:rPr>
+        <w:rFonts w:ascii="Wingdings" w:hAnsi="Wingdings" w:hint="default"/>
+        <w:sz w:val="20"/>
+      </w:rPr>
+    </w:lvl>
+    <w:lvl w:ilvl="8" w:tentative="1">
+      <w:start w:val="1"/>
+      <w:numFmt w:val="bullet"/>
+      <w:lvlText w:val=""/>
+      <w:lvlJc w:val="left"/>
+      <w:pPr>
+        <w:tabs>
+          <w:tab w:val="num" w:pos="6480"/>
+        </w:tabs>
+        <w:ind w:left="6480" w:hanging="360"/>
+      </w:pPr>
+      <w:rPr>
+        <w:rFonts w:ascii="Wingdings" w:hAnsi="Wingdings" w:hint="default"/>
+        <w:sz w:val="20"/>
+      </w:rPr>
+    </w:lvl>
+  </w:abstractNum>
+  <w:abstractNum w:abstractNumId="17" w15:restartNumberingAfterBreak="0">
+    <w:nsid w:val="4A347717"/>
+    <w:multiLevelType w:val="multilevel"/>
+    <w:tmpl w:val="10BC5696"/>
+    <w:lvl w:ilvl="0">
+      <w:start w:val="1"/>
+      <w:numFmt w:val="bullet"/>
+      <w:lvlText w:val=""/>
+      <w:lvlJc w:val="left"/>
+      <w:pPr>
+        <w:tabs>
+          <w:tab w:val="num" w:pos="720"/>
+        </w:tabs>
+        <w:ind w:left="720" w:hanging="360"/>
+      </w:pPr>
+      <w:rPr>
+        <w:rFonts w:ascii="Symbol" w:hAnsi="Symbol" w:hint="default"/>
+        <w:sz w:val="20"/>
+      </w:rPr>
+    </w:lvl>
+    <w:lvl w:ilvl="1" w:tentative="1">
+      <w:start w:val="1"/>
+      <w:numFmt w:val="bullet"/>
+      <w:lvlText w:val="o"/>
+      <w:lvlJc w:val="left"/>
+      <w:pPr>
+        <w:tabs>
+          <w:tab w:val="num" w:pos="1440"/>
+        </w:tabs>
+        <w:ind w:left="1440" w:hanging="360"/>
+      </w:pPr>
+      <w:rPr>
+        <w:rFonts w:ascii="Courier New" w:hAnsi="Courier New" w:hint="default"/>
+        <w:sz w:val="20"/>
+      </w:rPr>
+    </w:lvl>
+    <w:lvl w:ilvl="2" w:tentative="1">
+      <w:start w:val="1"/>
+      <w:numFmt w:val="bullet"/>
+      <w:lvlText w:val=""/>
+      <w:lvlJc w:val="left"/>
+      <w:pPr>
+        <w:tabs>
+          <w:tab w:val="num" w:pos="2160"/>
+        </w:tabs>
+        <w:ind w:left="2160" w:hanging="360"/>
+      </w:pPr>
+      <w:rPr>
+        <w:rFonts w:ascii="Wingdings" w:hAnsi="Wingdings" w:hint="default"/>
+        <w:sz w:val="20"/>
+      </w:rPr>
+    </w:lvl>
+    <w:lvl w:ilvl="3" w:tentative="1">
+      <w:start w:val="1"/>
+      <w:numFmt w:val="bullet"/>
+      <w:lvlText w:val=""/>
+      <w:lvlJc w:val="left"/>
+      <w:pPr>
+        <w:tabs>
+          <w:tab w:val="num" w:pos="2880"/>
+        </w:tabs>
+        <w:ind w:left="2880" w:hanging="360"/>
+      </w:pPr>
+      <w:rPr>
+        <w:rFonts w:ascii="Wingdings" w:hAnsi="Wingdings" w:hint="default"/>
+        <w:sz w:val="20"/>
+      </w:rPr>
+    </w:lvl>
+    <w:lvl w:ilvl="4" w:tentative="1">
+      <w:start w:val="1"/>
+      <w:numFmt w:val="bullet"/>
+      <w:lvlText w:val=""/>
+      <w:lvlJc w:val="left"/>
+      <w:pPr>
+        <w:tabs>
+          <w:tab w:val="num" w:pos="3600"/>
+        </w:tabs>
+        <w:ind w:left="3600" w:hanging="360"/>
+      </w:pPr>
+      <w:rPr>
+        <w:rFonts w:ascii="Wingdings" w:hAnsi="Wingdings" w:hint="default"/>
+        <w:sz w:val="20"/>
+      </w:rPr>
+    </w:lvl>
+    <w:lvl w:ilvl="5" w:tentative="1">
+      <w:start w:val="1"/>
+      <w:numFmt w:val="bullet"/>
+      <w:lvlText w:val=""/>
+      <w:lvlJc w:val="left"/>
+      <w:pPr>
+        <w:tabs>
+          <w:tab w:val="num" w:pos="4320"/>
+        </w:tabs>
+        <w:ind w:left="4320" w:hanging="360"/>
+      </w:pPr>
+      <w:rPr>
+        <w:rFonts w:ascii="Wingdings" w:hAnsi="Wingdings" w:hint="default"/>
+        <w:sz w:val="20"/>
+      </w:rPr>
+    </w:lvl>
+    <w:lvl w:ilvl="6" w:tentative="1">
+      <w:start w:val="1"/>
+      <w:numFmt w:val="bullet"/>
+      <w:lvlText w:val=""/>
+      <w:lvlJc w:val="left"/>
+      <w:pPr>
+        <w:tabs>
+          <w:tab w:val="num" w:pos="5040"/>
+        </w:tabs>
+        <w:ind w:left="5040" w:hanging="360"/>
+      </w:pPr>
+      <w:rPr>
+        <w:rFonts w:ascii="Wingdings" w:hAnsi="Wingdings" w:hint="default"/>
+        <w:sz w:val="20"/>
+      </w:rPr>
+    </w:lvl>
+    <w:lvl w:ilvl="7" w:tentative="1">
+      <w:start w:val="1"/>
+      <w:numFmt w:val="bullet"/>
+      <w:lvlText w:val=""/>
+      <w:lvlJc w:val="left"/>
+      <w:pPr>
+        <w:tabs>
+          <w:tab w:val="num" w:pos="5760"/>
+        </w:tabs>
+        <w:ind w:left="5760" w:hanging="360"/>
+      </w:pPr>
+      <w:rPr>
+        <w:rFonts w:ascii="Wingdings" w:hAnsi="Wingdings" w:hint="default"/>
+        <w:sz w:val="20"/>
+      </w:rPr>
+    </w:lvl>
+    <w:lvl w:ilvl="8" w:tentative="1">
+      <w:start w:val="1"/>
+      <w:numFmt w:val="bullet"/>
+      <w:lvlText w:val=""/>
+      <w:lvlJc w:val="left"/>
+      <w:pPr>
+        <w:tabs>
+          <w:tab w:val="num" w:pos="6480"/>
+        </w:tabs>
+        <w:ind w:left="6480" w:hanging="360"/>
+      </w:pPr>
+      <w:rPr>
+        <w:rFonts w:ascii="Wingdings" w:hAnsi="Wingdings" w:hint="default"/>
+        <w:sz w:val="20"/>
+      </w:rPr>
+    </w:lvl>
+  </w:abstractNum>
+  <w:abstractNum w:abstractNumId="18" w15:restartNumberingAfterBreak="0">
+    <w:nsid w:val="4DC25EC5"/>
+    <w:multiLevelType w:val="multilevel"/>
+    <w:tmpl w:val="DB2CA830"/>
+    <w:lvl w:ilvl="0">
+      <w:start w:val="1"/>
+      <w:numFmt w:val="bullet"/>
+      <w:lvlText w:val=""/>
+      <w:lvlJc w:val="left"/>
+      <w:pPr>
+        <w:tabs>
+          <w:tab w:val="num" w:pos="720"/>
+        </w:tabs>
+        <w:ind w:left="720" w:hanging="360"/>
+      </w:pPr>
+      <w:rPr>
+        <w:rFonts w:ascii="Symbol" w:hAnsi="Symbol" w:hint="default"/>
+        <w:sz w:val="20"/>
+      </w:rPr>
+    </w:lvl>
+    <w:lvl w:ilvl="1" w:tentative="1">
+      <w:start w:val="1"/>
+      <w:numFmt w:val="bullet"/>
+      <w:lvlText w:val="o"/>
+      <w:lvlJc w:val="left"/>
+      <w:pPr>
+        <w:tabs>
+          <w:tab w:val="num" w:pos="1440"/>
+        </w:tabs>
+        <w:ind w:left="1440" w:hanging="360"/>
+      </w:pPr>
+      <w:rPr>
+        <w:rFonts w:ascii="Courier New" w:hAnsi="Courier New" w:hint="default"/>
+        <w:sz w:val="20"/>
+      </w:rPr>
+    </w:lvl>
+    <w:lvl w:ilvl="2" w:tentative="1">
+      <w:start w:val="1"/>
+      <w:numFmt w:val="bullet"/>
+      <w:lvlText w:val=""/>
+      <w:lvlJc w:val="left"/>
+      <w:pPr>
+        <w:tabs>
+          <w:tab w:val="num" w:pos="2160"/>
+        </w:tabs>
+        <w:ind w:left="2160" w:hanging="360"/>
+      </w:pPr>
+      <w:rPr>
+        <w:rFonts w:ascii="Wingdings" w:hAnsi="Wingdings" w:hint="default"/>
+        <w:sz w:val="20"/>
+      </w:rPr>
+    </w:lvl>
+    <w:lvl w:ilvl="3" w:tentative="1">
+      <w:start w:val="1"/>
+      <w:numFmt w:val="bullet"/>
+      <w:lvlText w:val=""/>
+      <w:lvlJc w:val="left"/>
+      <w:pPr>
+        <w:tabs>
+          <w:tab w:val="num" w:pos="2880"/>
+        </w:tabs>
+        <w:ind w:left="2880" w:hanging="360"/>
+      </w:pPr>
+      <w:rPr>
+        <w:rFonts w:ascii="Wingdings" w:hAnsi="Wingdings" w:hint="default"/>
+        <w:sz w:val="20"/>
+      </w:rPr>
+    </w:lvl>
+    <w:lvl w:ilvl="4" w:tentative="1">
+      <w:start w:val="1"/>
+      <w:numFmt w:val="bullet"/>
+      <w:lvlText w:val=""/>
+      <w:lvlJc w:val="left"/>
+      <w:pPr>
+        <w:tabs>
+          <w:tab w:val="num" w:pos="3600"/>
+        </w:tabs>
+        <w:ind w:left="3600" w:hanging="360"/>
+      </w:pPr>
+      <w:rPr>
+        <w:rFonts w:ascii="Wingdings" w:hAnsi="Wingdings" w:hint="default"/>
+        <w:sz w:val="20"/>
+      </w:rPr>
+    </w:lvl>
+    <w:lvl w:ilvl="5" w:tentative="1">
+      <w:start w:val="1"/>
+      <w:numFmt w:val="bullet"/>
+      <w:lvlText w:val=""/>
+      <w:lvlJc w:val="left"/>
+      <w:pPr>
+        <w:tabs>
+          <w:tab w:val="num" w:pos="4320"/>
+        </w:tabs>
+        <w:ind w:left="4320" w:hanging="360"/>
+      </w:pPr>
+      <w:rPr>
+        <w:rFonts w:ascii="Wingdings" w:hAnsi="Wingdings" w:hint="default"/>
+        <w:sz w:val="20"/>
+      </w:rPr>
+    </w:lvl>
+    <w:lvl w:ilvl="6" w:tentative="1">
+      <w:start w:val="1"/>
+      <w:numFmt w:val="bullet"/>
+      <w:lvlText w:val=""/>
+      <w:lvlJc w:val="left"/>
+      <w:pPr>
+        <w:tabs>
+          <w:tab w:val="num" w:pos="5040"/>
+        </w:tabs>
+        <w:ind w:left="5040" w:hanging="360"/>
+      </w:pPr>
+      <w:rPr>
+        <w:rFonts w:ascii="Wingdings" w:hAnsi="Wingdings" w:hint="default"/>
+        <w:sz w:val="20"/>
+      </w:rPr>
+    </w:lvl>
+    <w:lvl w:ilvl="7" w:tentative="1">
+      <w:start w:val="1"/>
+      <w:numFmt w:val="bullet"/>
+      <w:lvlText w:val=""/>
+      <w:lvlJc w:val="left"/>
+      <w:pPr>
+        <w:tabs>
+          <w:tab w:val="num" w:pos="5760"/>
+        </w:tabs>
+        <w:ind w:left="5760" w:hanging="360"/>
+      </w:pPr>
+      <w:rPr>
+        <w:rFonts w:ascii="Wingdings" w:hAnsi="Wingdings" w:hint="default"/>
+        <w:sz w:val="20"/>
+      </w:rPr>
+    </w:lvl>
+    <w:lvl w:ilvl="8" w:tentative="1">
+      <w:start w:val="1"/>
+      <w:numFmt w:val="bullet"/>
+      <w:lvlText w:val=""/>
+      <w:lvlJc w:val="left"/>
+      <w:pPr>
+        <w:tabs>
+          <w:tab w:val="num" w:pos="6480"/>
+        </w:tabs>
+        <w:ind w:left="6480" w:hanging="360"/>
+      </w:pPr>
+      <w:rPr>
+        <w:rFonts w:ascii="Wingdings" w:hAnsi="Wingdings" w:hint="default"/>
+        <w:sz w:val="20"/>
+      </w:rPr>
+    </w:lvl>
+  </w:abstractNum>
+  <w:abstractNum w:abstractNumId="19" w15:restartNumberingAfterBreak="0">
+    <w:nsid w:val="50BB5BDD"/>
+    <w:multiLevelType w:val="multilevel"/>
+    <w:tmpl w:val="ED160722"/>
+    <w:lvl w:ilvl="0">
+      <w:start w:val="1"/>
+      <w:numFmt w:val="decimal"/>
+      <w:lvlText w:val="%1."/>
+      <w:lvlJc w:val="left"/>
+      <w:pPr>
+        <w:tabs>
+          <w:tab w:val="num" w:pos="720"/>
+        </w:tabs>
+        <w:ind w:left="720" w:hanging="360"/>
+      </w:pPr>
+    </w:lvl>
+    <w:lvl w:ilvl="1" w:tentative="1">
+      <w:start w:val="1"/>
+      <w:numFmt w:val="decimal"/>
+      <w:lvlText w:val="%2."/>
+      <w:lvlJc w:val="left"/>
+      <w:pPr>
+        <w:tabs>
+          <w:tab w:val="num" w:pos="1440"/>
+        </w:tabs>
+        <w:ind w:left="1440" w:hanging="360"/>
+      </w:pPr>
+    </w:lvl>
+    <w:lvl w:ilvl="2" w:tentative="1">
+      <w:start w:val="1"/>
+      <w:numFmt w:val="decimal"/>
+      <w:lvlText w:val="%3."/>
+      <w:lvlJc w:val="left"/>
+      <w:pPr>
+        <w:tabs>
+          <w:tab w:val="num" w:pos="2160"/>
+        </w:tabs>
+        <w:ind w:left="2160" w:hanging="360"/>
+      </w:pPr>
+    </w:lvl>
+    <w:lvl w:ilvl="3" w:tentative="1">
+      <w:start w:val="1"/>
+      <w:numFmt w:val="decimal"/>
+      <w:lvlText w:val="%4."/>
+      <w:lvlJc w:val="left"/>
+      <w:pPr>
+        <w:tabs>
+          <w:tab w:val="num" w:pos="2880"/>
+        </w:tabs>
+        <w:ind w:left="2880" w:hanging="360"/>
+      </w:pPr>
+    </w:lvl>
+    <w:lvl w:ilvl="4" w:tentative="1">
+      <w:start w:val="1"/>
+      <w:numFmt w:val="decimal"/>
+      <w:lvlText w:val="%5."/>
+      <w:lvlJc w:val="left"/>
+      <w:pPr>
+        <w:tabs>
+          <w:tab w:val="num" w:pos="3600"/>
+        </w:tabs>
+        <w:ind w:left="3600" w:hanging="360"/>
+      </w:pPr>
+    </w:lvl>
+    <w:lvl w:ilvl="5" w:tentative="1">
+      <w:start w:val="1"/>
+      <w:numFmt w:val="decimal"/>
+      <w:lvlText w:val="%6."/>
+      <w:lvlJc w:val="left"/>
+      <w:pPr>
+        <w:tabs>
+          <w:tab w:val="num" w:pos="4320"/>
+        </w:tabs>
+        <w:ind w:left="4320" w:hanging="360"/>
+      </w:pPr>
+    </w:lvl>
+    <w:lvl w:ilvl="6" w:tentative="1">
+      <w:start w:val="1"/>
+      <w:numFmt w:val="decimal"/>
+      <w:lvlText w:val="%7."/>
+      <w:lvlJc w:val="left"/>
+      <w:pPr>
+        <w:tabs>
+          <w:tab w:val="num" w:pos="5040"/>
+        </w:tabs>
+        <w:ind w:left="5040" w:hanging="360"/>
+      </w:pPr>
+    </w:lvl>
+    <w:lvl w:ilvl="7" w:tentative="1">
+      <w:start w:val="1"/>
+      <w:numFmt w:val="decimal"/>
+      <w:lvlText w:val="%8."/>
+      <w:lvlJc w:val="left"/>
+      <w:pPr>
+        <w:tabs>
+          <w:tab w:val="num" w:pos="5760"/>
+        </w:tabs>
+        <w:ind w:left="5760" w:hanging="360"/>
+      </w:pPr>
+    </w:lvl>
+    <w:lvl w:ilvl="8" w:tentative="1">
+      <w:start w:val="1"/>
+      <w:numFmt w:val="decimal"/>
+      <w:lvlText w:val="%9."/>
+      <w:lvlJc w:val="left"/>
+      <w:pPr>
+        <w:tabs>
+          <w:tab w:val="num" w:pos="6480"/>
+        </w:tabs>
+        <w:ind w:left="6480" w:hanging="360"/>
+      </w:pPr>
+    </w:lvl>
+  </w:abstractNum>
+  <w:abstractNum w:abstractNumId="20" w15:restartNumberingAfterBreak="0">
     <w:nsid w:val="546D2CA5"/>
     <w:multiLevelType w:val="multilevel"/>
     <w:tmpl w:val="D166BB0A"/>
@@ -1861,7 +7375,156 @@
       </w:rPr>
     </w:lvl>
   </w:abstractNum>
-  <w:abstractNum w:abstractNumId="8" w15:restartNumberingAfterBreak="0">
+  <w:abstractNum w:abstractNumId="21" w15:restartNumberingAfterBreak="0">
+    <w:nsid w:val="551A0490"/>
+    <w:multiLevelType w:val="multilevel"/>
+    <w:tmpl w:val="4F144B54"/>
+    <w:lvl w:ilvl="0">
+      <w:start w:val="1"/>
+      <w:numFmt w:val="bullet"/>
+      <w:lvlText w:val=""/>
+      <w:lvlJc w:val="left"/>
+      <w:pPr>
+        <w:tabs>
+          <w:tab w:val="num" w:pos="720"/>
+        </w:tabs>
+        <w:ind w:left="720" w:hanging="360"/>
+      </w:pPr>
+      <w:rPr>
+        <w:rFonts w:ascii="Symbol" w:hAnsi="Symbol" w:hint="default"/>
+        <w:sz w:val="20"/>
+      </w:rPr>
+    </w:lvl>
+    <w:lvl w:ilvl="1" w:tentative="1">
+      <w:start w:val="1"/>
+      <w:numFmt w:val="bullet"/>
+      <w:lvlText w:val="o"/>
+      <w:lvlJc w:val="left"/>
+      <w:pPr>
+        <w:tabs>
+          <w:tab w:val="num" w:pos="1440"/>
+        </w:tabs>
+        <w:ind w:left="1440" w:hanging="360"/>
+      </w:pPr>
+      <w:rPr>
+        <w:rFonts w:ascii="Courier New" w:hAnsi="Courier New" w:hint="default"/>
+        <w:sz w:val="20"/>
+      </w:rPr>
+    </w:lvl>
+    <w:lvl w:ilvl="2" w:tentative="1">
+      <w:start w:val="1"/>
+      <w:numFmt w:val="bullet"/>
+      <w:lvlText w:val=""/>
+      <w:lvlJc w:val="left"/>
+      <w:pPr>
+        <w:tabs>
+          <w:tab w:val="num" w:pos="2160"/>
+        </w:tabs>
+        <w:ind w:left="2160" w:hanging="360"/>
+      </w:pPr>
+      <w:rPr>
+        <w:rFonts w:ascii="Wingdings" w:hAnsi="Wingdings" w:hint="default"/>
+        <w:sz w:val="20"/>
+      </w:rPr>
+    </w:lvl>
+    <w:lvl w:ilvl="3" w:tentative="1">
+      <w:start w:val="1"/>
+      <w:numFmt w:val="bullet"/>
+      <w:lvlText w:val=""/>
+      <w:lvlJc w:val="left"/>
+      <w:pPr>
+        <w:tabs>
+          <w:tab w:val="num" w:pos="2880"/>
+        </w:tabs>
+        <w:ind w:left="2880" w:hanging="360"/>
+      </w:pPr>
+      <w:rPr>
+        <w:rFonts w:ascii="Wingdings" w:hAnsi="Wingdings" w:hint="default"/>
+        <w:sz w:val="20"/>
+      </w:rPr>
+    </w:lvl>
+    <w:lvl w:ilvl="4" w:tentative="1">
+      <w:start w:val="1"/>
+      <w:numFmt w:val="bullet"/>
+      <w:lvlText w:val=""/>
+      <w:lvlJc w:val="left"/>
+      <w:pPr>
+        <w:tabs>
+          <w:tab w:val="num" w:pos="3600"/>
+        </w:tabs>
+        <w:ind w:left="3600" w:hanging="360"/>
+      </w:pPr>
+      <w:rPr>
+        <w:rFonts w:ascii="Wingdings" w:hAnsi="Wingdings" w:hint="default"/>
+        <w:sz w:val="20"/>
+      </w:rPr>
+    </w:lvl>
+    <w:lvl w:ilvl="5" w:tentative="1">
+      <w:start w:val="1"/>
+      <w:numFmt w:val="bullet"/>
+      <w:lvlText w:val=""/>
+      <w:lvlJc w:val="left"/>
+      <w:pPr>
+        <w:tabs>
+          <w:tab w:val="num" w:pos="4320"/>
+        </w:tabs>
+        <w:ind w:left="4320" w:hanging="360"/>
+      </w:pPr>
+      <w:rPr>
+        <w:rFonts w:ascii="Wingdings" w:hAnsi="Wingdings" w:hint="default"/>
+        <w:sz w:val="20"/>
+      </w:rPr>
+    </w:lvl>
+    <w:lvl w:ilvl="6" w:tentative="1">
+      <w:start w:val="1"/>
+      <w:numFmt w:val="bullet"/>
+      <w:lvlText w:val=""/>
+      <w:lvlJc w:val="left"/>
+      <w:pPr>
+        <w:tabs>
+          <w:tab w:val="num" w:pos="5040"/>
+        </w:tabs>
+        <w:ind w:left="5040" w:hanging="360"/>
+      </w:pPr>
+      <w:rPr>
+        <w:rFonts w:ascii="Wingdings" w:hAnsi="Wingdings" w:hint="default"/>
+        <w:sz w:val="20"/>
+      </w:rPr>
+    </w:lvl>
+    <w:lvl w:ilvl="7" w:tentative="1">
+      <w:start w:val="1"/>
+      <w:numFmt w:val="bullet"/>
+      <w:lvlText w:val=""/>
+      <w:lvlJc w:val="left"/>
+      <w:pPr>
+        <w:tabs>
+          <w:tab w:val="num" w:pos="5760"/>
+        </w:tabs>
+        <w:ind w:left="5760" w:hanging="360"/>
+      </w:pPr>
+      <w:rPr>
+        <w:rFonts w:ascii="Wingdings" w:hAnsi="Wingdings" w:hint="default"/>
+        <w:sz w:val="20"/>
+      </w:rPr>
+    </w:lvl>
+    <w:lvl w:ilvl="8" w:tentative="1">
+      <w:start w:val="1"/>
+      <w:numFmt w:val="bullet"/>
+      <w:lvlText w:val=""/>
+      <w:lvlJc w:val="left"/>
+      <w:pPr>
+        <w:tabs>
+          <w:tab w:val="num" w:pos="6480"/>
+        </w:tabs>
+        <w:ind w:left="6480" w:hanging="360"/>
+      </w:pPr>
+      <w:rPr>
+        <w:rFonts w:ascii="Wingdings" w:hAnsi="Wingdings" w:hint="default"/>
+        <w:sz w:val="20"/>
+      </w:rPr>
+    </w:lvl>
+  </w:abstractNum>
+  <w:abstractNum w:abstractNumId="22" w15:restartNumberingAfterBreak="0">
     <w:nsid w:val="573B2F3C"/>
     <w:multiLevelType w:val="multilevel"/>
     <w:tmpl w:val="809EC0EA"/>
@@ -2010,7 +7673,120 @@
       </w:rPr>
     </w:lvl>
   </w:abstractNum>
-  <w:abstractNum w:abstractNumId="9" w15:restartNumberingAfterBreak="0">
+  <w:abstractNum w:abstractNumId="23" w15:restartNumberingAfterBreak="0">
+    <w:nsid w:val="57D30809"/>
+    <w:multiLevelType w:val="multilevel"/>
+    <w:tmpl w:val="E66EB54E"/>
+    <w:lvl w:ilvl="0">
+      <w:start w:val="1"/>
+      <w:numFmt w:val="decimal"/>
+      <w:lvlText w:val="%1."/>
+      <w:lvlJc w:val="left"/>
+      <w:pPr>
+        <w:tabs>
+          <w:tab w:val="num" w:pos="720"/>
+        </w:tabs>
+        <w:ind w:left="720" w:hanging="360"/>
+      </w:pPr>
+    </w:lvl>
+    <w:lvl w:ilvl="1" w:tentative="1">
+      <w:start w:val="1"/>
+      <w:numFmt w:val="decimal"/>
+      <w:lvlText w:val="%2."/>
+      <w:lvlJc w:val="left"/>
+      <w:pPr>
+        <w:tabs>
+          <w:tab w:val="num" w:pos="1440"/>
+        </w:tabs>
+        <w:ind w:left="1440" w:hanging="360"/>
+      </w:pPr>
+    </w:lvl>
+    <w:lvl w:ilvl="2" w:tentative="1">
+      <w:start w:val="1"/>
+      <w:numFmt w:val="decimal"/>
+      <w:lvlText w:val="%3."/>
+      <w:lvlJc w:val="left"/>
+      <w:pPr>
+        <w:tabs>
+          <w:tab w:val="num" w:pos="2160"/>
+        </w:tabs>
+        <w:ind w:left="2160" w:hanging="360"/>
+      </w:pPr>
+    </w:lvl>
+    <w:lvl w:ilvl="3" w:tentative="1">
+      <w:start w:val="1"/>
+      <w:numFmt w:val="decimal"/>
+      <w:lvlText w:val="%4."/>
+      <w:lvlJc w:val="left"/>
+      <w:pPr>
+        <w:tabs>
+          <w:tab w:val="num" w:pos="2880"/>
+        </w:tabs>
+        <w:ind w:left="2880" w:hanging="360"/>
+      </w:pPr>
+    </w:lvl>
+    <w:lvl w:ilvl="4" w:tentative="1">
+      <w:start w:val="1"/>
+      <w:numFmt w:val="decimal"/>
+      <w:lvlText w:val="%5."/>
+      <w:lvlJc w:val="left"/>
+      <w:pPr>
+        <w:tabs>
+          <w:tab w:val="num" w:pos="3600"/>
+        </w:tabs>
+        <w:ind w:left="3600" w:hanging="360"/>
+      </w:pPr>
+    </w:lvl>
+    <w:lvl w:ilvl="5" w:tentative="1">
+      <w:start w:val="1"/>
+      <w:numFmt w:val="decimal"/>
+      <w:lvlText w:val="%6."/>
+      <w:lvlJc w:val="left"/>
+      <w:pPr>
+        <w:tabs>
+          <w:tab w:val="num" w:pos="4320"/>
+        </w:tabs>
+        <w:ind w:left="4320" w:hanging="360"/>
+      </w:pPr>
+    </w:lvl>
+    <w:lvl w:ilvl="6" w:tentative="1">
+      <w:start w:val="1"/>
+      <w:numFmt w:val="decimal"/>
+      <w:lvlText w:val="%7."/>
+      <w:lvlJc w:val="left"/>
+      <w:pPr>
+        <w:tabs>
+          <w:tab w:val="num" w:pos="5040"/>
+        </w:tabs>
+        <w:ind w:left="5040" w:hanging="360"/>
+      </w:pPr>
+    </w:lvl>
+    <w:lvl w:ilvl="7" w:tentative="1">
+      <w:start w:val="1"/>
+      <w:numFmt w:val="decimal"/>
+      <w:lvlText w:val="%8."/>
+      <w:lvlJc w:val="left"/>
+      <w:pPr>
+        <w:tabs>
+          <w:tab w:val="num" w:pos="5760"/>
+        </w:tabs>
+        <w:ind w:left="5760" w:hanging="360"/>
+      </w:pPr>
+    </w:lvl>
+    <w:lvl w:ilvl="8" w:tentative="1">
+      <w:start w:val="1"/>
+      <w:numFmt w:val="decimal"/>
+      <w:lvlText w:val="%9."/>
+      <w:lvlJc w:val="left"/>
+      <w:pPr>
+        <w:tabs>
+          <w:tab w:val="num" w:pos="6480"/>
+        </w:tabs>
+        <w:ind w:left="6480" w:hanging="360"/>
+      </w:pPr>
+    </w:lvl>
+  </w:abstractNum>
+  <w:abstractNum w:abstractNumId="24" w15:restartNumberingAfterBreak="0">
     <w:nsid w:val="5BFF0C28"/>
     <w:multiLevelType w:val="multilevel"/>
     <w:tmpl w:val="19A05ED8"/>
@@ -2123,7 +7899,305 @@
       </w:pPr>
     </w:lvl>
   </w:abstractNum>
-  <w:abstractNum w:abstractNumId="10" w15:restartNumberingAfterBreak="0">
+  <w:abstractNum w:abstractNumId="25" w15:restartNumberingAfterBreak="0">
+    <w:nsid w:val="63660824"/>
+    <w:multiLevelType w:val="multilevel"/>
+    <w:tmpl w:val="F7CC076A"/>
+    <w:lvl w:ilvl="0">
+      <w:start w:val="1"/>
+      <w:numFmt w:val="bullet"/>
+      <w:lvlText w:val=""/>
+      <w:lvlJc w:val="left"/>
+      <w:pPr>
+        <w:tabs>
+          <w:tab w:val="num" w:pos="720"/>
+        </w:tabs>
+        <w:ind w:left="720" w:hanging="360"/>
+      </w:pPr>
+      <w:rPr>
+        <w:rFonts w:ascii="Symbol" w:hAnsi="Symbol" w:hint="default"/>
+        <w:sz w:val="20"/>
+      </w:rPr>
+    </w:lvl>
+    <w:lvl w:ilvl="1" w:tentative="1">
+      <w:start w:val="1"/>
+      <w:numFmt w:val="bullet"/>
+      <w:lvlText w:val="o"/>
+      <w:lvlJc w:val="left"/>
+      <w:pPr>
+        <w:tabs>
+          <w:tab w:val="num" w:pos="1440"/>
+        </w:tabs>
+        <w:ind w:left="1440" w:hanging="360"/>
+      </w:pPr>
+      <w:rPr>
+        <w:rFonts w:ascii="Courier New" w:hAnsi="Courier New" w:hint="default"/>
+        <w:sz w:val="20"/>
+      </w:rPr>
+    </w:lvl>
+    <w:lvl w:ilvl="2" w:tentative="1">
+      <w:start w:val="1"/>
+      <w:numFmt w:val="bullet"/>
+      <w:lvlText w:val=""/>
+      <w:lvlJc w:val="left"/>
+      <w:pPr>
+        <w:tabs>
+          <w:tab w:val="num" w:pos="2160"/>
+        </w:tabs>
+        <w:ind w:left="2160" w:hanging="360"/>
+      </w:pPr>
+      <w:rPr>
+        <w:rFonts w:ascii="Wingdings" w:hAnsi="Wingdings" w:hint="default"/>
+        <w:sz w:val="20"/>
+      </w:rPr>
+    </w:lvl>
+    <w:lvl w:ilvl="3" w:tentative="1">
+      <w:start w:val="1"/>
+      <w:numFmt w:val="bullet"/>
+      <w:lvlText w:val=""/>
+      <w:lvlJc w:val="left"/>
+      <w:pPr>
+        <w:tabs>
+          <w:tab w:val="num" w:pos="2880"/>
+        </w:tabs>
+        <w:ind w:left="2880" w:hanging="360"/>
+      </w:pPr>
+      <w:rPr>
+        <w:rFonts w:ascii="Wingdings" w:hAnsi="Wingdings" w:hint="default"/>
+        <w:sz w:val="20"/>
+      </w:rPr>
+    </w:lvl>
+    <w:lvl w:ilvl="4" w:tentative="1">
+      <w:start w:val="1"/>
+      <w:numFmt w:val="bullet"/>
+      <w:lvlText w:val=""/>
+      <w:lvlJc w:val="left"/>
+      <w:pPr>
+        <w:tabs>
+          <w:tab w:val="num" w:pos="3600"/>
+        </w:tabs>
+        <w:ind w:left="3600" w:hanging="360"/>
+      </w:pPr>
+      <w:rPr>
+        <w:rFonts w:ascii="Wingdings" w:hAnsi="Wingdings" w:hint="default"/>
+        <w:sz w:val="20"/>
+      </w:rPr>
+    </w:lvl>
+    <w:lvl w:ilvl="5" w:tentative="1">
+      <w:start w:val="1"/>
+      <w:numFmt w:val="bullet"/>
+      <w:lvlText w:val=""/>
+      <w:lvlJc w:val="left"/>
+      <w:pPr>
+        <w:tabs>
+          <w:tab w:val="num" w:pos="4320"/>
+        </w:tabs>
+        <w:ind w:left="4320" w:hanging="360"/>
+      </w:pPr>
+      <w:rPr>
+        <w:rFonts w:ascii="Wingdings" w:hAnsi="Wingdings" w:hint="default"/>
+        <w:sz w:val="20"/>
+      </w:rPr>
+    </w:lvl>
+    <w:lvl w:ilvl="6" w:tentative="1">
+      <w:start w:val="1"/>
+      <w:numFmt w:val="bullet"/>
+      <w:lvlText w:val=""/>
+      <w:lvlJc w:val="left"/>
+      <w:pPr>
+        <w:tabs>
+          <w:tab w:val="num" w:pos="5040"/>
+        </w:tabs>
+        <w:ind w:left="5040" w:hanging="360"/>
+      </w:pPr>
+      <w:rPr>
+        <w:rFonts w:ascii="Wingdings" w:hAnsi="Wingdings" w:hint="default"/>
+        <w:sz w:val="20"/>
+      </w:rPr>
+    </w:lvl>
+    <w:lvl w:ilvl="7" w:tentative="1">
+      <w:start w:val="1"/>
+      <w:numFmt w:val="bullet"/>
+      <w:lvlText w:val=""/>
+      <w:lvlJc w:val="left"/>
+      <w:pPr>
+        <w:tabs>
+          <w:tab w:val="num" w:pos="5760"/>
+        </w:tabs>
+        <w:ind w:left="5760" w:hanging="360"/>
+      </w:pPr>
+      <w:rPr>
+        <w:rFonts w:ascii="Wingdings" w:hAnsi="Wingdings" w:hint="default"/>
+        <w:sz w:val="20"/>
+      </w:rPr>
+    </w:lvl>
+    <w:lvl w:ilvl="8" w:tentative="1">
+      <w:start w:val="1"/>
+      <w:numFmt w:val="bullet"/>
+      <w:lvlText w:val=""/>
+      <w:lvlJc w:val="left"/>
+      <w:pPr>
+        <w:tabs>
+          <w:tab w:val="num" w:pos="6480"/>
+        </w:tabs>
+        <w:ind w:left="6480" w:hanging="360"/>
+      </w:pPr>
+      <w:rPr>
+        <w:rFonts w:ascii="Wingdings" w:hAnsi="Wingdings" w:hint="default"/>
+        <w:sz w:val="20"/>
+      </w:rPr>
+    </w:lvl>
+  </w:abstractNum>
+  <w:abstractNum w:abstractNumId="26" w15:restartNumberingAfterBreak="0">
+    <w:nsid w:val="665809C9"/>
+    <w:multiLevelType w:val="multilevel"/>
+    <w:tmpl w:val="505EB75A"/>
+    <w:lvl w:ilvl="0">
+      <w:start w:val="1"/>
+      <w:numFmt w:val="bullet"/>
+      <w:lvlText w:val=""/>
+      <w:lvlJc w:val="left"/>
+      <w:pPr>
+        <w:tabs>
+          <w:tab w:val="num" w:pos="720"/>
+        </w:tabs>
+        <w:ind w:left="720" w:hanging="360"/>
+      </w:pPr>
+      <w:rPr>
+        <w:rFonts w:ascii="Symbol" w:hAnsi="Symbol" w:hint="default"/>
+        <w:sz w:val="20"/>
+      </w:rPr>
+    </w:lvl>
+    <w:lvl w:ilvl="1">
+      <w:start w:val="1"/>
+      <w:numFmt w:val="bullet"/>
+      <w:lvlText w:val="o"/>
+      <w:lvlJc w:val="left"/>
+      <w:pPr>
+        <w:tabs>
+          <w:tab w:val="num" w:pos="1440"/>
+        </w:tabs>
+        <w:ind w:left="1440" w:hanging="360"/>
+      </w:pPr>
+      <w:rPr>
+        <w:rFonts w:ascii="Courier New" w:hAnsi="Courier New" w:hint="default"/>
+        <w:sz w:val="20"/>
+      </w:rPr>
+    </w:lvl>
+    <w:lvl w:ilvl="2" w:tentative="1">
+      <w:start w:val="1"/>
+      <w:numFmt w:val="bullet"/>
+      <w:lvlText w:val=""/>
+      <w:lvlJc w:val="left"/>
+      <w:pPr>
+        <w:tabs>
+          <w:tab w:val="num" w:pos="2160"/>
+        </w:tabs>
+        <w:ind w:left="2160" w:hanging="360"/>
+      </w:pPr>
+      <w:rPr>
+        <w:rFonts w:ascii="Wingdings" w:hAnsi="Wingdings" w:hint="default"/>
+        <w:sz w:val="20"/>
+      </w:rPr>
+    </w:lvl>
+    <w:lvl w:ilvl="3" w:tentative="1">
+      <w:start w:val="1"/>
+      <w:numFmt w:val="bullet"/>
+      <w:lvlText w:val=""/>
+      <w:lvlJc w:val="left"/>
+      <w:pPr>
+        <w:tabs>
+          <w:tab w:val="num" w:pos="2880"/>
+        </w:tabs>
+        <w:ind w:left="2880" w:hanging="360"/>
+      </w:pPr>
+      <w:rPr>
+        <w:rFonts w:ascii="Wingdings" w:hAnsi="Wingdings" w:hint="default"/>
+        <w:sz w:val="20"/>
+      </w:rPr>
+    </w:lvl>
+    <w:lvl w:ilvl="4" w:tentative="1">
+      <w:start w:val="1"/>
+      <w:numFmt w:val="bullet"/>
+      <w:lvlText w:val=""/>
+      <w:lvlJc w:val="left"/>
+      <w:pPr>
+        <w:tabs>
+          <w:tab w:val="num" w:pos="3600"/>
+        </w:tabs>
+        <w:ind w:left="3600" w:hanging="360"/>
+      </w:pPr>
+      <w:rPr>
+        <w:rFonts w:ascii="Wingdings" w:hAnsi="Wingdings" w:hint="default"/>
+        <w:sz w:val="20"/>
+      </w:rPr>
+    </w:lvl>
+    <w:lvl w:ilvl="5" w:tentative="1">
+      <w:start w:val="1"/>
+      <w:numFmt w:val="bullet"/>
+      <w:lvlText w:val=""/>
+      <w:lvlJc w:val="left"/>
+      <w:pPr>
+        <w:tabs>
+          <w:tab w:val="num" w:pos="4320"/>
+        </w:tabs>
+        <w:ind w:left="4320" w:hanging="360"/>
+      </w:pPr>
+      <w:rPr>
+        <w:rFonts w:ascii="Wingdings" w:hAnsi="Wingdings" w:hint="default"/>
+        <w:sz w:val="20"/>
+      </w:rPr>
+    </w:lvl>
+    <w:lvl w:ilvl="6" w:tentative="1">
+      <w:start w:val="1"/>
+      <w:numFmt w:val="bullet"/>
+      <w:lvlText w:val=""/>
+      <w:lvlJc w:val="left"/>
+      <w:pPr>
+        <w:tabs>
+          <w:tab w:val="num" w:pos="5040"/>
+        </w:tabs>
+        <w:ind w:left="5040" w:hanging="360"/>
+      </w:pPr>
+      <w:rPr>
+        <w:rFonts w:ascii="Wingdings" w:hAnsi="Wingdings" w:hint="default"/>
+        <w:sz w:val="20"/>
+      </w:rPr>
+    </w:lvl>
+    <w:lvl w:ilvl="7" w:tentative="1">
+      <w:start w:val="1"/>
+      <w:numFmt w:val="bullet"/>
+      <w:lvlText w:val=""/>
+      <w:lvlJc w:val="left"/>
+      <w:pPr>
+        <w:tabs>
+          <w:tab w:val="num" w:pos="5760"/>
+        </w:tabs>
+        <w:ind w:left="5760" w:hanging="360"/>
+      </w:pPr>
+      <w:rPr>
+        <w:rFonts w:ascii="Wingdings" w:hAnsi="Wingdings" w:hint="default"/>
+        <w:sz w:val="20"/>
+      </w:rPr>
+    </w:lvl>
+    <w:lvl w:ilvl="8" w:tentative="1">
+      <w:start w:val="1"/>
+      <w:numFmt w:val="bullet"/>
+      <w:lvlText w:val=""/>
+      <w:lvlJc w:val="left"/>
+      <w:pPr>
+        <w:tabs>
+          <w:tab w:val="num" w:pos="6480"/>
+        </w:tabs>
+        <w:ind w:left="6480" w:hanging="360"/>
+      </w:pPr>
+      <w:rPr>
+        <w:rFonts w:ascii="Wingdings" w:hAnsi="Wingdings" w:hint="default"/>
+        <w:sz w:val="20"/>
+      </w:rPr>
+    </w:lvl>
+  </w:abstractNum>
+  <w:abstractNum w:abstractNumId="27" w15:restartNumberingAfterBreak="0">
     <w:nsid w:val="6B1A0314"/>
     <w:multiLevelType w:val="multilevel"/>
     <w:tmpl w:val="AD0089C0"/>
@@ -2272,7 +8346,7 @@
       </w:rPr>
     </w:lvl>
   </w:abstractNum>
-  <w:abstractNum w:abstractNumId="11" w15:restartNumberingAfterBreak="0">
+  <w:abstractNum w:abstractNumId="28" w15:restartNumberingAfterBreak="0">
     <w:nsid w:val="6CF67A85"/>
     <w:multiLevelType w:val="multilevel"/>
     <w:tmpl w:val="1B281826"/>
@@ -2421,41 +8495,548 @@
       </w:rPr>
     </w:lvl>
   </w:abstractNum>
+  <w:abstractNum w:abstractNumId="29" w15:restartNumberingAfterBreak="0">
+    <w:nsid w:val="73E14C14"/>
+    <w:multiLevelType w:val="multilevel"/>
+    <w:tmpl w:val="CBE2206E"/>
+    <w:lvl w:ilvl="0">
+      <w:start w:val="1"/>
+      <w:numFmt w:val="bullet"/>
+      <w:lvlText w:val=""/>
+      <w:lvlJc w:val="left"/>
+      <w:pPr>
+        <w:tabs>
+          <w:tab w:val="num" w:pos="720"/>
+        </w:tabs>
+        <w:ind w:left="720" w:hanging="360"/>
+      </w:pPr>
+      <w:rPr>
+        <w:rFonts w:ascii="Symbol" w:hAnsi="Symbol" w:hint="default"/>
+        <w:sz w:val="20"/>
+      </w:rPr>
+    </w:lvl>
+    <w:lvl w:ilvl="1" w:tentative="1">
+      <w:start w:val="1"/>
+      <w:numFmt w:val="bullet"/>
+      <w:lvlText w:val="o"/>
+      <w:lvlJc w:val="left"/>
+      <w:pPr>
+        <w:tabs>
+          <w:tab w:val="num" w:pos="1440"/>
+        </w:tabs>
+        <w:ind w:left="1440" w:hanging="360"/>
+      </w:pPr>
+      <w:rPr>
+        <w:rFonts w:ascii="Courier New" w:hAnsi="Courier New" w:hint="default"/>
+        <w:sz w:val="20"/>
+      </w:rPr>
+    </w:lvl>
+    <w:lvl w:ilvl="2" w:tentative="1">
+      <w:start w:val="1"/>
+      <w:numFmt w:val="bullet"/>
+      <w:lvlText w:val=""/>
+      <w:lvlJc w:val="left"/>
+      <w:pPr>
+        <w:tabs>
+          <w:tab w:val="num" w:pos="2160"/>
+        </w:tabs>
+        <w:ind w:left="2160" w:hanging="360"/>
+      </w:pPr>
+      <w:rPr>
+        <w:rFonts w:ascii="Wingdings" w:hAnsi="Wingdings" w:hint="default"/>
+        <w:sz w:val="20"/>
+      </w:rPr>
+    </w:lvl>
+    <w:lvl w:ilvl="3" w:tentative="1">
+      <w:start w:val="1"/>
+      <w:numFmt w:val="bullet"/>
+      <w:lvlText w:val=""/>
+      <w:lvlJc w:val="left"/>
+      <w:pPr>
+        <w:tabs>
+          <w:tab w:val="num" w:pos="2880"/>
+        </w:tabs>
+        <w:ind w:left="2880" w:hanging="360"/>
+      </w:pPr>
+      <w:rPr>
+        <w:rFonts w:ascii="Wingdings" w:hAnsi="Wingdings" w:hint="default"/>
+        <w:sz w:val="20"/>
+      </w:rPr>
+    </w:lvl>
+    <w:lvl w:ilvl="4" w:tentative="1">
+      <w:start w:val="1"/>
+      <w:numFmt w:val="bullet"/>
+      <w:lvlText w:val=""/>
+      <w:lvlJc w:val="left"/>
+      <w:pPr>
+        <w:tabs>
+          <w:tab w:val="num" w:pos="3600"/>
+        </w:tabs>
+        <w:ind w:left="3600" w:hanging="360"/>
+      </w:pPr>
+      <w:rPr>
+        <w:rFonts w:ascii="Wingdings" w:hAnsi="Wingdings" w:hint="default"/>
+        <w:sz w:val="20"/>
+      </w:rPr>
+    </w:lvl>
+    <w:lvl w:ilvl="5" w:tentative="1">
+      <w:start w:val="1"/>
+      <w:numFmt w:val="bullet"/>
+      <w:lvlText w:val=""/>
+      <w:lvlJc w:val="left"/>
+      <w:pPr>
+        <w:tabs>
+          <w:tab w:val="num" w:pos="4320"/>
+        </w:tabs>
+        <w:ind w:left="4320" w:hanging="360"/>
+      </w:pPr>
+      <w:rPr>
+        <w:rFonts w:ascii="Wingdings" w:hAnsi="Wingdings" w:hint="default"/>
+        <w:sz w:val="20"/>
+      </w:rPr>
+    </w:lvl>
+    <w:lvl w:ilvl="6" w:tentative="1">
+      <w:start w:val="1"/>
+      <w:numFmt w:val="bullet"/>
+      <w:lvlText w:val=""/>
+      <w:lvlJc w:val="left"/>
+      <w:pPr>
+        <w:tabs>
+          <w:tab w:val="num" w:pos="5040"/>
+        </w:tabs>
+        <w:ind w:left="5040" w:hanging="360"/>
+      </w:pPr>
+      <w:rPr>
+        <w:rFonts w:ascii="Wingdings" w:hAnsi="Wingdings" w:hint="default"/>
+        <w:sz w:val="20"/>
+      </w:rPr>
+    </w:lvl>
+    <w:lvl w:ilvl="7" w:tentative="1">
+      <w:start w:val="1"/>
+      <w:numFmt w:val="bullet"/>
+      <w:lvlText w:val=""/>
+      <w:lvlJc w:val="left"/>
+      <w:pPr>
+        <w:tabs>
+          <w:tab w:val="num" w:pos="5760"/>
+        </w:tabs>
+        <w:ind w:left="5760" w:hanging="360"/>
+      </w:pPr>
+      <w:rPr>
+        <w:rFonts w:ascii="Wingdings" w:hAnsi="Wingdings" w:hint="default"/>
+        <w:sz w:val="20"/>
+      </w:rPr>
+    </w:lvl>
+    <w:lvl w:ilvl="8" w:tentative="1">
+      <w:start w:val="1"/>
+      <w:numFmt w:val="bullet"/>
+      <w:lvlText w:val=""/>
+      <w:lvlJc w:val="left"/>
+      <w:pPr>
+        <w:tabs>
+          <w:tab w:val="num" w:pos="6480"/>
+        </w:tabs>
+        <w:ind w:left="6480" w:hanging="360"/>
+      </w:pPr>
+      <w:rPr>
+        <w:rFonts w:ascii="Wingdings" w:hAnsi="Wingdings" w:hint="default"/>
+        <w:sz w:val="20"/>
+      </w:rPr>
+    </w:lvl>
+  </w:abstractNum>
+  <w:abstractNum w:abstractNumId="30" w15:restartNumberingAfterBreak="0">
+    <w:nsid w:val="7E3F0FF7"/>
+    <w:multiLevelType w:val="multilevel"/>
+    <w:tmpl w:val="4BFEE536"/>
+    <w:lvl w:ilvl="0">
+      <w:start w:val="1"/>
+      <w:numFmt w:val="bullet"/>
+      <w:lvlText w:val=""/>
+      <w:lvlJc w:val="left"/>
+      <w:pPr>
+        <w:tabs>
+          <w:tab w:val="num" w:pos="720"/>
+        </w:tabs>
+        <w:ind w:left="720" w:hanging="360"/>
+      </w:pPr>
+      <w:rPr>
+        <w:rFonts w:ascii="Symbol" w:hAnsi="Symbol" w:hint="default"/>
+        <w:sz w:val="20"/>
+      </w:rPr>
+    </w:lvl>
+    <w:lvl w:ilvl="1" w:tentative="1">
+      <w:start w:val="1"/>
+      <w:numFmt w:val="bullet"/>
+      <w:lvlText w:val="o"/>
+      <w:lvlJc w:val="left"/>
+      <w:pPr>
+        <w:tabs>
+          <w:tab w:val="num" w:pos="1440"/>
+        </w:tabs>
+        <w:ind w:left="1440" w:hanging="360"/>
+      </w:pPr>
+      <w:rPr>
+        <w:rFonts w:ascii="Courier New" w:hAnsi="Courier New" w:hint="default"/>
+        <w:sz w:val="20"/>
+      </w:rPr>
+    </w:lvl>
+    <w:lvl w:ilvl="2" w:tentative="1">
+      <w:start w:val="1"/>
+      <w:numFmt w:val="bullet"/>
+      <w:lvlText w:val=""/>
+      <w:lvlJc w:val="left"/>
+      <w:pPr>
+        <w:tabs>
+          <w:tab w:val="num" w:pos="2160"/>
+        </w:tabs>
+        <w:ind w:left="2160" w:hanging="360"/>
+      </w:pPr>
+      <w:rPr>
+        <w:rFonts w:ascii="Wingdings" w:hAnsi="Wingdings" w:hint="default"/>
+        <w:sz w:val="20"/>
+      </w:rPr>
+    </w:lvl>
+    <w:lvl w:ilvl="3" w:tentative="1">
+      <w:start w:val="1"/>
+      <w:numFmt w:val="bullet"/>
+      <w:lvlText w:val=""/>
+      <w:lvlJc w:val="left"/>
+      <w:pPr>
+        <w:tabs>
+          <w:tab w:val="num" w:pos="2880"/>
+        </w:tabs>
+        <w:ind w:left="2880" w:hanging="360"/>
+      </w:pPr>
+      <w:rPr>
+        <w:rFonts w:ascii="Wingdings" w:hAnsi="Wingdings" w:hint="default"/>
+        <w:sz w:val="20"/>
+      </w:rPr>
+    </w:lvl>
+    <w:lvl w:ilvl="4" w:tentative="1">
+      <w:start w:val="1"/>
+      <w:numFmt w:val="bullet"/>
+      <w:lvlText w:val=""/>
+      <w:lvlJc w:val="left"/>
+      <w:pPr>
+        <w:tabs>
+          <w:tab w:val="num" w:pos="3600"/>
+        </w:tabs>
+        <w:ind w:left="3600" w:hanging="360"/>
+      </w:pPr>
+      <w:rPr>
+        <w:rFonts w:ascii="Wingdings" w:hAnsi="Wingdings" w:hint="default"/>
+        <w:sz w:val="20"/>
+      </w:rPr>
+    </w:lvl>
+    <w:lvl w:ilvl="5" w:tentative="1">
+      <w:start w:val="1"/>
+      <w:numFmt w:val="bullet"/>
+      <w:lvlText w:val=""/>
+      <w:lvlJc w:val="left"/>
+      <w:pPr>
+        <w:tabs>
+          <w:tab w:val="num" w:pos="4320"/>
+        </w:tabs>
+        <w:ind w:left="4320" w:hanging="360"/>
+      </w:pPr>
+      <w:rPr>
+        <w:rFonts w:ascii="Wingdings" w:hAnsi="Wingdings" w:hint="default"/>
+        <w:sz w:val="20"/>
+      </w:rPr>
+    </w:lvl>
+    <w:lvl w:ilvl="6" w:tentative="1">
+      <w:start w:val="1"/>
+      <w:numFmt w:val="bullet"/>
+      <w:lvlText w:val=""/>
+      <w:lvlJc w:val="left"/>
+      <w:pPr>
+        <w:tabs>
+          <w:tab w:val="num" w:pos="5040"/>
+        </w:tabs>
+        <w:ind w:left="5040" w:hanging="360"/>
+      </w:pPr>
+      <w:rPr>
+        <w:rFonts w:ascii="Wingdings" w:hAnsi="Wingdings" w:hint="default"/>
+        <w:sz w:val="20"/>
+      </w:rPr>
+    </w:lvl>
+    <w:lvl w:ilvl="7" w:tentative="1">
+      <w:start w:val="1"/>
+      <w:numFmt w:val="bullet"/>
+      <w:lvlText w:val=""/>
+      <w:lvlJc w:val="left"/>
+      <w:pPr>
+        <w:tabs>
+          <w:tab w:val="num" w:pos="5760"/>
+        </w:tabs>
+        <w:ind w:left="5760" w:hanging="360"/>
+      </w:pPr>
+      <w:rPr>
+        <w:rFonts w:ascii="Wingdings" w:hAnsi="Wingdings" w:hint="default"/>
+        <w:sz w:val="20"/>
+      </w:rPr>
+    </w:lvl>
+    <w:lvl w:ilvl="8" w:tentative="1">
+      <w:start w:val="1"/>
+      <w:numFmt w:val="bullet"/>
+      <w:lvlText w:val=""/>
+      <w:lvlJc w:val="left"/>
+      <w:pPr>
+        <w:tabs>
+          <w:tab w:val="num" w:pos="6480"/>
+        </w:tabs>
+        <w:ind w:left="6480" w:hanging="360"/>
+      </w:pPr>
+      <w:rPr>
+        <w:rFonts w:ascii="Wingdings" w:hAnsi="Wingdings" w:hint="default"/>
+        <w:sz w:val="20"/>
+      </w:rPr>
+    </w:lvl>
+  </w:abstractNum>
+  <w:abstractNum w:abstractNumId="31" w15:restartNumberingAfterBreak="0">
+    <w:nsid w:val="7F497451"/>
+    <w:multiLevelType w:val="multilevel"/>
+    <w:tmpl w:val="365E13BC"/>
+    <w:lvl w:ilvl="0">
+      <w:start w:val="1"/>
+      <w:numFmt w:val="bullet"/>
+      <w:lvlText w:val=""/>
+      <w:lvlJc w:val="left"/>
+      <w:pPr>
+        <w:tabs>
+          <w:tab w:val="num" w:pos="720"/>
+        </w:tabs>
+        <w:ind w:left="720" w:hanging="360"/>
+      </w:pPr>
+      <w:rPr>
+        <w:rFonts w:ascii="Symbol" w:hAnsi="Symbol" w:hint="default"/>
+        <w:sz w:val="20"/>
+      </w:rPr>
+    </w:lvl>
+    <w:lvl w:ilvl="1" w:tentative="1">
+      <w:start w:val="1"/>
+      <w:numFmt w:val="bullet"/>
+      <w:lvlText w:val="o"/>
+      <w:lvlJc w:val="left"/>
+      <w:pPr>
+        <w:tabs>
+          <w:tab w:val="num" w:pos="1440"/>
+        </w:tabs>
+        <w:ind w:left="1440" w:hanging="360"/>
+      </w:pPr>
+      <w:rPr>
+        <w:rFonts w:ascii="Courier New" w:hAnsi="Courier New" w:hint="default"/>
+        <w:sz w:val="20"/>
+      </w:rPr>
+    </w:lvl>
+    <w:lvl w:ilvl="2" w:tentative="1">
+      <w:start w:val="1"/>
+      <w:numFmt w:val="bullet"/>
+      <w:lvlText w:val=""/>
+      <w:lvlJc w:val="left"/>
+      <w:pPr>
+        <w:tabs>
+          <w:tab w:val="num" w:pos="2160"/>
+        </w:tabs>
+        <w:ind w:left="2160" w:hanging="360"/>
+      </w:pPr>
+      <w:rPr>
+        <w:rFonts w:ascii="Wingdings" w:hAnsi="Wingdings" w:hint="default"/>
+        <w:sz w:val="20"/>
+      </w:rPr>
+    </w:lvl>
+    <w:lvl w:ilvl="3" w:tentative="1">
+      <w:start w:val="1"/>
+      <w:numFmt w:val="bullet"/>
+      <w:lvlText w:val=""/>
+      <w:lvlJc w:val="left"/>
+      <w:pPr>
+        <w:tabs>
+          <w:tab w:val="num" w:pos="2880"/>
+        </w:tabs>
+        <w:ind w:left="2880" w:hanging="360"/>
+      </w:pPr>
+      <w:rPr>
+        <w:rFonts w:ascii="Wingdings" w:hAnsi="Wingdings" w:hint="default"/>
+        <w:sz w:val="20"/>
+      </w:rPr>
+    </w:lvl>
+    <w:lvl w:ilvl="4" w:tentative="1">
+      <w:start w:val="1"/>
+      <w:numFmt w:val="bullet"/>
+      <w:lvlText w:val=""/>
+      <w:lvlJc w:val="left"/>
+      <w:pPr>
+        <w:tabs>
+          <w:tab w:val="num" w:pos="3600"/>
+        </w:tabs>
+        <w:ind w:left="3600" w:hanging="360"/>
+      </w:pPr>
+      <w:rPr>
+        <w:rFonts w:ascii="Wingdings" w:hAnsi="Wingdings" w:hint="default"/>
+        <w:sz w:val="20"/>
+      </w:rPr>
+    </w:lvl>
+    <w:lvl w:ilvl="5" w:tentative="1">
+      <w:start w:val="1"/>
+      <w:numFmt w:val="bullet"/>
+      <w:lvlText w:val=""/>
+      <w:lvlJc w:val="left"/>
+      <w:pPr>
+        <w:tabs>
+          <w:tab w:val="num" w:pos="4320"/>
+        </w:tabs>
+        <w:ind w:left="4320" w:hanging="360"/>
+      </w:pPr>
+      <w:rPr>
+        <w:rFonts w:ascii="Wingdings" w:hAnsi="Wingdings" w:hint="default"/>
+        <w:sz w:val="20"/>
+      </w:rPr>
+    </w:lvl>
+    <w:lvl w:ilvl="6" w:tentative="1">
+      <w:start w:val="1"/>
+      <w:numFmt w:val="bullet"/>
+      <w:lvlText w:val=""/>
+      <w:lvlJc w:val="left"/>
+      <w:pPr>
+        <w:tabs>
+          <w:tab w:val="num" w:pos="5040"/>
+        </w:tabs>
+        <w:ind w:left="5040" w:hanging="360"/>
+      </w:pPr>
+      <w:rPr>
+        <w:rFonts w:ascii="Wingdings" w:hAnsi="Wingdings" w:hint="default"/>
+        <w:sz w:val="20"/>
+      </w:rPr>
+    </w:lvl>
+    <w:lvl w:ilvl="7" w:tentative="1">
+      <w:start w:val="1"/>
+      <w:numFmt w:val="bullet"/>
+      <w:lvlText w:val=""/>
+      <w:lvlJc w:val="left"/>
+      <w:pPr>
+        <w:tabs>
+          <w:tab w:val="num" w:pos="5760"/>
+        </w:tabs>
+        <w:ind w:left="5760" w:hanging="360"/>
+      </w:pPr>
+      <w:rPr>
+        <w:rFonts w:ascii="Wingdings" w:hAnsi="Wingdings" w:hint="default"/>
+        <w:sz w:val="20"/>
+      </w:rPr>
+    </w:lvl>
+    <w:lvl w:ilvl="8" w:tentative="1">
+      <w:start w:val="1"/>
+      <w:numFmt w:val="bullet"/>
+      <w:lvlText w:val=""/>
+      <w:lvlJc w:val="left"/>
+      <w:pPr>
+        <w:tabs>
+          <w:tab w:val="num" w:pos="6480"/>
+        </w:tabs>
+        <w:ind w:left="6480" w:hanging="360"/>
+      </w:pPr>
+      <w:rPr>
+        <w:rFonts w:ascii="Wingdings" w:hAnsi="Wingdings" w:hint="default"/>
+        <w:sz w:val="20"/>
+      </w:rPr>
+    </w:lvl>
+  </w:abstractNum>
   <w:num w:numId="1">
+    <w:abstractNumId w:val="6"/>
+  </w:num>
+  <w:num w:numId="2">
+    <w:abstractNumId w:val="20"/>
+  </w:num>
+  <w:num w:numId="3">
     <w:abstractNumId w:val="2"/>
   </w:num>
-  <w:num w:numId="2">
+  <w:num w:numId="4">
+    <w:abstractNumId w:val="13"/>
+  </w:num>
+  <w:num w:numId="5">
+    <w:abstractNumId w:val="22"/>
+  </w:num>
+  <w:num w:numId="6">
+    <w:abstractNumId w:val="11"/>
+  </w:num>
+  <w:num w:numId="7">
+    <w:abstractNumId w:val="10"/>
+  </w:num>
+  <w:num w:numId="8">
+    <w:abstractNumId w:val="28"/>
+  </w:num>
+  <w:num w:numId="9">
+    <w:abstractNumId w:val="27"/>
+  </w:num>
+  <w:num w:numId="10">
+    <w:abstractNumId w:val="5"/>
+  </w:num>
+  <w:num w:numId="11">
+    <w:abstractNumId w:val="14"/>
+  </w:num>
+  <w:num w:numId="12">
+    <w:abstractNumId w:val="24"/>
+  </w:num>
+  <w:num w:numId="13">
+    <w:abstractNumId w:val="15"/>
+  </w:num>
+  <w:num w:numId="14">
+    <w:abstractNumId w:val="17"/>
+  </w:num>
+  <w:num w:numId="15">
+    <w:abstractNumId w:val="16"/>
+  </w:num>
+  <w:num w:numId="16">
+    <w:abstractNumId w:val="31"/>
+  </w:num>
+  <w:num w:numId="17">
+    <w:abstractNumId w:val="29"/>
+  </w:num>
+  <w:num w:numId="18">
+    <w:abstractNumId w:val="3"/>
+  </w:num>
+  <w:num w:numId="19">
     <w:abstractNumId w:val="7"/>
   </w:num>
-  <w:num w:numId="3">
+  <w:num w:numId="20">
+    <w:abstractNumId w:val="21"/>
+  </w:num>
+  <w:num w:numId="21">
+    <w:abstractNumId w:val="1"/>
+  </w:num>
+  <w:num w:numId="22">
+    <w:abstractNumId w:val="18"/>
+  </w:num>
+  <w:num w:numId="23">
+    <w:abstractNumId w:val="8"/>
+  </w:num>
+  <w:num w:numId="24">
+    <w:abstractNumId w:val="30"/>
+  </w:num>
+  <w:num w:numId="25">
     <w:abstractNumId w:val="0"/>
   </w:num>
-  <w:num w:numId="4">
-    <w:abstractNumId w:val="5"/>
+  <w:num w:numId="26">
+    <w:abstractNumId w:val="26"/>
   </w:num>
-  <w:num w:numId="5">
-    <w:abstractNumId w:val="8"/>
+  <w:num w:numId="27">
+    <w:abstractNumId w:val="25"/>
   </w:num>
-  <w:num w:numId="6">
+  <w:num w:numId="28">
     <w:abstractNumId w:val="4"/>
   </w:num>
-  <w:num w:numId="7">
-    <w:abstractNumId w:val="3"/>
+  <w:num w:numId="29">
+    <w:abstractNumId w:val="12"/>
   </w:num>
-  <w:num w:numId="8">
-    <w:abstractNumId w:val="11"/>
+  <w:num w:numId="30">
+    <w:abstractNumId w:val="9"/>
   </w:num>
-  <w:num w:numId="9">
-    <w:abstractNumId w:val="10"/>
+  <w:num w:numId="31">
+    <w:abstractNumId w:val="23"/>
   </w:num>
-  <w:num w:numId="10">
-    <w:abstractNumId w:val="1"/>
-  </w:num>
-  <w:num w:numId="11">
-    <w:abstractNumId w:val="6"/>
-  </w:num>
-  <w:num w:numId="12">
-    <w:abstractNumId w:val="9"/>
+  <w:num w:numId="32">
+    <w:abstractNumId w:val="19"/>
   </w:num>
 </w:numbering>
 </file>
@@ -2862,7 +9443,6 @@
   <w:style w:type="character" w:default="1" w:styleId="a0">
     <w:name w:val="Default Paragraph Font"/>
     <w:uiPriority w:val="1"/>
-    <w:semiHidden/>
     <w:unhideWhenUsed/>
   </w:style>
   <w:style w:type="table" w:default="1" w:styleId="a1">

--- a/Документация/План.docx
+++ b/Документация/План.docx
@@ -7237,7 +7237,7 @@
           <w:szCs w:val="20"/>
         </w:rPr>
         <w:pict w14:anchorId="19FBA47E">
-          <v:rect id="_x0000_i1059" style="width:0;height:1.5pt" o:hralign="center" o:hrstd="t" o:hr="t" fillcolor="#a0a0a0" stroked="f"/>
+          <v:rect id="_x0000_i1025" style="width:0;height:1.5pt" o:hralign="center" o:hrstd="t" o:hr="t" fillcolor="#a0a0a0" stroked="f"/>
         </w:pict>
       </w:r>
     </w:p>
@@ -7846,88 +7846,22 @@
     </w:p>
     <w:p>
       <w:pPr>
-        <w:numPr>
-          <w:ilvl w:val="0"/>
-          <w:numId w:val="15"/>
-        </w:numPr>
-        <w:rPr>
-          <w:rFonts w:ascii="Segoe UI Emoji" w:hAnsi="Segoe UI Emoji" w:cs="Segoe UI Emoji"/>
-          <w:b/>
-          <w:bCs/>
-          <w:sz w:val="20"/>
-          <w:szCs w:val="20"/>
-        </w:rPr>
-      </w:pPr>
-      <w:r>
-        <w:rPr>
-          <w:rFonts w:ascii="Segoe UI Emoji" w:hAnsi="Segoe UI Emoji" w:cs="Segoe UI Emoji"/>
-          <w:b/>
-          <w:bCs/>
-          <w:sz w:val="20"/>
-          <w:szCs w:val="20"/>
-        </w:rPr>
-        <w:t>⏳ Push-</w:t>
-      </w:r>
-      <w:r>
-        <w:rPr>
-          <w:rFonts w:ascii="Calibri" w:hAnsi="Calibri" w:cs="Calibri"/>
-          <w:b/>
-          <w:bCs/>
-          <w:sz w:val="20"/>
-          <w:szCs w:val="20"/>
-        </w:rPr>
-        <w:t>уведомления</w:t>
-      </w:r>
-      <w:r>
-        <w:rPr>
-          <w:rFonts w:ascii="Segoe UI Emoji" w:hAnsi="Segoe UI Emoji" w:cs="Segoe UI Emoji"/>
-          <w:b/>
-          <w:bCs/>
-          <w:sz w:val="20"/>
-          <w:szCs w:val="20"/>
-        </w:rPr>
-        <w:t xml:space="preserve"> (</w:t>
-      </w:r>
-      <w:r>
-        <w:rPr>
-          <w:rFonts w:ascii="Calibri" w:hAnsi="Calibri" w:cs="Calibri"/>
-          <w:b/>
-          <w:bCs/>
-          <w:sz w:val="20"/>
-          <w:szCs w:val="20"/>
-        </w:rPr>
-        <w:t>опционально</w:t>
-      </w:r>
-      <w:r>
-        <w:rPr>
-          <w:rFonts w:ascii="Segoe UI Emoji" w:hAnsi="Segoe UI Emoji" w:cs="Segoe UI Emoji"/>
-          <w:b/>
-          <w:bCs/>
-          <w:sz w:val="20"/>
-          <w:szCs w:val="20"/>
-        </w:rPr>
-        <w:t>)</w:t>
-      </w:r>
-    </w:p>
-    <w:p>
-      <w:pPr>
-        <w:rPr>
-          <w:rFonts w:ascii="Segoe UI Emoji" w:hAnsi="Segoe UI Emoji" w:cs="Segoe UI Emoji"/>
-          <w:b/>
-          <w:bCs/>
-          <w:sz w:val="20"/>
-          <w:szCs w:val="20"/>
-        </w:rPr>
-      </w:pPr>
-      <w:r>
-        <w:rPr>
-          <w:rFonts w:ascii="Segoe UI Emoji" w:hAnsi="Segoe UI Emoji" w:cs="Segoe UI Emoji"/>
-          <w:b/>
-          <w:bCs/>
-          <w:sz w:val="20"/>
-          <w:szCs w:val="20"/>
-        </w:rPr>
-        <w:lastRenderedPageBreak/>
+        <w:rPr>
+          <w:rFonts w:ascii="Segoe UI Emoji" w:hAnsi="Segoe UI Emoji" w:cs="Segoe UI Emoji"/>
+          <w:b/>
+          <w:bCs/>
+          <w:sz w:val="20"/>
+          <w:szCs w:val="20"/>
+        </w:rPr>
+      </w:pPr>
+      <w:r>
+        <w:rPr>
+          <w:rFonts w:ascii="Segoe UI Emoji" w:hAnsi="Segoe UI Emoji" w:cs="Segoe UI Emoji"/>
+          <w:b/>
+          <w:bCs/>
+          <w:sz w:val="20"/>
+          <w:szCs w:val="20"/>
+        </w:rPr>
         <w:t>3. Docker (</w:t>
       </w:r>
       <w:r>
@@ -7993,6 +7927,7 @@
           <w:sz w:val="20"/>
           <w:szCs w:val="20"/>
         </w:rPr>
+        <w:lastRenderedPageBreak/>
         <w:t xml:space="preserve">⏳ Dockerfile </w:t>
       </w:r>
       <w:r>
@@ -8431,7 +8366,7 @@
           <w:szCs w:val="20"/>
         </w:rPr>
         <w:pict w14:anchorId="65E22307">
-          <v:rect id="_x0000_i1060" style="width:0;height:1.5pt" o:hralign="center" o:hrstd="t" o:hr="t" fillcolor="#a0a0a0" stroked="f"/>
+          <v:rect id="_x0000_i1026" style="width:0;height:1.5pt" o:hralign="center" o:hrstd="t" o:hr="t" fillcolor="#a0a0a0" stroked="f"/>
         </w:pict>
       </w:r>
     </w:p>
@@ -9563,7 +9498,7 @@
           <w:szCs w:val="20"/>
         </w:rPr>
         <w:pict w14:anchorId="12C6DB34">
-          <v:rect id="_x0000_i1062" style="width:0;height:1.5pt" o:hralign="center" o:hrstd="t" o:hr="t" fillcolor="#a0a0a0" stroked="f"/>
+          <v:rect id="_x0000_i1027" style="width:0;height:1.5pt" o:hralign="center" o:hrstd="t" o:hr="t" fillcolor="#a0a0a0" stroked="f"/>
         </w:pict>
       </w:r>
     </w:p>
@@ -9926,7 +9861,6 @@
           <w:sz w:val="20"/>
           <w:szCs w:val="20"/>
         </w:rPr>
-        <w:lastRenderedPageBreak/>
         <w:t>Пользовательские</w:t>
       </w:r>
       <w:r>
@@ -10002,6 +9936,7 @@
           <w:sz w:val="20"/>
           <w:szCs w:val="20"/>
         </w:rPr>
+        <w:lastRenderedPageBreak/>
         <w:t>Уведомления</w:t>
       </w:r>
       <w:r>
@@ -13502,6 +13437,7 @@
   <w:style w:type="character" w:default="1" w:styleId="a0">
     <w:name w:val="Default Paragraph Font"/>
     <w:uiPriority w:val="1"/>
+    <w:semiHidden/>
     <w:unhideWhenUsed/>
   </w:style>
   <w:style w:type="table" w:default="1" w:styleId="a1">
